--- a/OrchestratorWorkflows/vCenter/vms/snapshots/Documentation/03_Implementation_Guide.docx
+++ b/OrchestratorWorkflows/vCenter/vms/snapshots/Documentation/03_Implementation_Guide.docx
@@ -4,393 +4,226 @@
   <w:body>
     <w:p>
       <w:pPr>
+        <w:spacing w:after="0"/>
+      </w:pPr>
+      <w:r>
+        <w:t xml:space="preserve"> </w:t>
+      </w:r>
+    </w:p>
+    <w:p>
+      <w:pPr>
+        <w:spacing w:after="0"/>
+      </w:pPr>
+      <w:r>
+        <w:t xml:space="preserve"> </w:t>
+      </w:r>
+    </w:p>
+    <w:p>
+      <w:pPr>
+        <w:spacing w:after="0"/>
+      </w:pPr>
+      <w:r>
+        <w:t xml:space="preserve"> </w:t>
+      </w:r>
+    </w:p>
+    <w:p>
+      <w:pPr>
+        <w:spacing w:after="0"/>
+      </w:pPr>
+      <w:r>
+        <w:t xml:space="preserve"> </w:t>
+      </w:r>
+    </w:p>
+    <w:p>
+      <w:pPr>
+        <w:spacing w:after="200"/>
+        <w:jc w:val="center"/>
+      </w:pPr>
+      <w:r>
+        <w:drawing>
+          <wp:inline distT="0" distB="0" distL="0" distR="0">
+            <wp:extent cx="5715000" cy="3219450"/>
+            <wp:effectExtent t="0" r="0" b="0" l="0"/>
+            <wp:docPr id="1" name="cover" descr="Private Cloud Operations banner" title="Cover"/>
+            <wp:cNvGraphicFramePr>
+              <a:graphicFrameLocks xmlns:a="http://schemas.openxmlformats.org/drawingml/2006/main" noChangeAspect="1"/>
+            </wp:cNvGraphicFramePr>
+            <a:graphic xmlns:a="http://schemas.openxmlformats.org/drawingml/2006/main">
+              <a:graphicData uri="http://schemas.openxmlformats.org/drawingml/2006/picture">
+                <pic:pic xmlns:pic="http://schemas.openxmlformats.org/drawingml/2006/picture">
+                  <pic:nvPicPr>
+                    <pic:cNvPr id="0" name="" descr=""/>
+                    <pic:cNvPicPr>
+                      <a:picLocks noChangeAspect="1" noChangeArrowheads="1"/>
+                    </pic:cNvPicPr>
+                  </pic:nvPicPr>
+                  <pic:blipFill>
+                    <a:blip r:embed="rId9" cstate="none"/>
+                    <a:srcRect/>
+                    <a:stretch>
+                      <a:fillRect/>
+                    </a:stretch>
+                  </pic:blipFill>
+                  <pic:spPr bwMode="auto">
+                    <a:xfrm>
+                      <a:off x="0" y="0"/>
+                      <a:ext cx="5715000" cy="3219450"/>
+                    </a:xfrm>
+                    <a:prstGeom prst="rect">
+                      <a:avLst/>
+                    </a:prstGeom>
+                  </pic:spPr>
+                </pic:pic>
+              </a:graphicData>
+            </a:graphic>
+          </wp:inline>
+        </w:drawing>
+      </w:r>
+    </w:p>
+    <w:p>
+      <w:pPr>
+        <w:spacing w:after="80"/>
+        <w:jc w:val="center"/>
+      </w:pPr>
+      <w:r>
+        <w:rPr>
+          <w:rFonts w:ascii="Arial" w:cs="Arial" w:eastAsia="Arial" w:hAnsi="Arial"/>
+          <w:b/>
+          <w:bCs/>
+          <w:color w:val="5BA3E8"/>
+          <w:sz w:val="20"/>
+          <w:szCs w:val="20"/>
+        </w:rPr>
+        <w:t xml:space="preserve">TECHNICAL ADVISORY  ·  PRIVATE CLOUD OPERATIONS</w:t>
+      </w:r>
+    </w:p>
+    <w:p>
+      <w:pPr>
+        <w:spacing w:after="60"/>
+        <w:jc w:val="center"/>
+      </w:pPr>
+      <w:r>
+        <w:rPr>
+          <w:rFonts w:ascii="Arial" w:cs="Arial" w:eastAsia="Arial" w:hAnsi="Arial"/>
+          <w:b/>
+          <w:bCs/>
+          <w:color w:val="0A1F3D"/>
+          <w:sz w:val="48"/>
+          <w:szCs w:val="48"/>
+        </w:rPr>
+        <w:t xml:space="preserve">Adaptive Snapshot Cleanup</w:t>
+      </w:r>
+    </w:p>
+    <w:p>
+      <w:pPr>
         <w:spacing w:after="120"/>
-      </w:pPr>
-      <w:r>
+        <w:jc w:val="center"/>
+      </w:pPr>
+      <w:r>
+        <w:rPr>
+          <w:rFonts w:ascii="Arial" w:cs="Arial" w:eastAsia="Arial" w:hAnsi="Arial"/>
+          <w:b/>
+          <w:bCs/>
+          <w:color w:val="1565C0"/>
+          <w:sz w:val="30"/>
+          <w:szCs w:val="30"/>
+        </w:rPr>
+        <w:t xml:space="preserve">VCF 9.0.2 / VCF Automation 9.0.2</w:t>
+      </w:r>
+    </w:p>
+    <w:p>
+      <w:pPr>
+        <w:spacing w:after="0"/>
+      </w:pPr>
+      <w:r>
+        <w:rPr>
+          <w:sz w:val="22"/>
+          <w:szCs w:val="22"/>
+        </w:rPr>
         <w:t xml:space="preserve"> </w:t>
       </w:r>
     </w:p>
     <w:p>
       <w:pPr>
-        <w:spacing w:after="120"/>
-      </w:pPr>
-      <w:r>
-        <w:t xml:space="preserve"> </w:t>
-      </w:r>
-    </w:p>
-    <w:p>
-      <w:pPr>
-        <w:spacing w:after="120"/>
-      </w:pPr>
-      <w:r>
-        <w:t xml:space="preserve"> </w:t>
-      </w:r>
-    </w:p>
-    <w:p>
-      <w:pPr>
-        <w:spacing w:after="120"/>
-      </w:pPr>
-      <w:r>
-        <w:t xml:space="preserve"> </w:t>
-      </w:r>
-    </w:p>
-    <w:p>
-      <w:pPr>
-        <w:pStyle w:val="Title"/>
-        <w:spacing w:after="60"/>
-      </w:pPr>
-      <w:r>
-        <w:t xml:space="preserve">Adaptive Snapshot Cleanup</w:t>
-      </w:r>
-    </w:p>
-    <w:p>
-      <w:pPr>
-        <w:pStyle w:val="Subtitle"/>
-      </w:pPr>
-      <w:r>
+        <w:pBdr>
+          <w:bottom w:val="single" w:color="1565C0" w:sz="18" w:space="4"/>
+        </w:pBdr>
+        <w:spacing w:after="200"/>
+        <w:jc w:val="center"/>
+      </w:pPr>
+    </w:p>
+    <w:p>
+      <w:pPr>
+        <w:spacing w:after="200"/>
+        <w:jc w:val="center"/>
+      </w:pPr>
+      <w:r>
+        <w:rPr>
+          <w:rFonts w:ascii="Arial" w:cs="Arial" w:eastAsia="Arial" w:hAnsi="Arial"/>
+          <w:i/>
+          <w:iCs/>
+          <w:color w:val="404040"/>
+          <w:sz w:val="24"/>
+          <w:szCs w:val="24"/>
+        </w:rPr>
         <w:t xml:space="preserve">Implementation Guide</w:t>
       </w:r>
     </w:p>
     <w:p>
       <w:pPr>
-        <w:pBdr>
-          <w:bottom w:val="single" w:color="2E75B6" w:sz="18" w:space="6"/>
-        </w:pBdr>
-        <w:spacing w:after="360"/>
-      </w:pPr>
-    </w:p>
-    <w:tbl>
-      <w:tblPr>
-        <w:tblW w:type="dxa" w:w="9360"/>
-        <w:tblBorders>
-          <w:top w:val="single" w:color="auto" w:sz="4"/>
-          <w:left w:val="single" w:color="auto" w:sz="4"/>
-          <w:bottom w:val="single" w:color="auto" w:sz="4"/>
-          <w:right w:val="single" w:color="auto" w:sz="4"/>
-          <w:insideH w:val="single" w:color="auto" w:sz="4"/>
-          <w:insideV w:val="single" w:color="auto" w:sz="4"/>
-        </w:tblBorders>
-      </w:tblPr>
-      <w:tblGrid>
-        <w:gridCol w:w="2400"/>
-        <w:gridCol w:w="6960"/>
-      </w:tblGrid>
-      <w:tr>
-        <w:tc>
-          <w:tcPr>
-            <w:tcW w:type="dxa" w:w="2400"/>
-            <w:tcBorders>
-              <w:top w:val="none"/>
-              <w:left w:val="none"/>
-              <w:bottom w:val="none"/>
-              <w:right w:val="none"/>
-            </w:tcBorders>
-            <w:tcMar>
-              <w:top w:type="dxa" w:w="60"/>
-              <w:left w:type="dxa" w:w="0"/>
-              <w:bottom w:type="dxa" w:w="60"/>
-              <w:right w:type="dxa" w:w="100"/>
-            </w:tcMar>
-          </w:tcPr>
-          <w:p>
-            <w:pPr>
-              <w:spacing w:after="0"/>
-            </w:pPr>
-            <w:r>
-              <w:rPr>
-                <w:b/>
-                <w:bCs/>
-                <w:color w:val="595959"/>
-                <w:sz w:val="20"/>
-                <w:szCs w:val="20"/>
-              </w:rPr>
-              <w:t xml:space="preserve">Platform</w:t>
-            </w:r>
-          </w:p>
-        </w:tc>
-        <w:tc>
-          <w:tcPr>
-            <w:tcW w:type="dxa" w:w="6960"/>
-            <w:tcBorders>
-              <w:top w:val="none"/>
-              <w:left w:val="none"/>
-              <w:bottom w:val="none"/>
-              <w:right w:val="none"/>
-            </w:tcBorders>
-            <w:tcMar>
-              <w:top w:type="dxa" w:w="60"/>
-              <w:left w:type="dxa" w:w="0"/>
-              <w:bottom w:type="dxa" w:w="60"/>
-              <w:right w:type="dxa" w:w="0"/>
-            </w:tcMar>
-          </w:tcPr>
-          <w:p>
-            <w:pPr>
-              <w:spacing w:after="0"/>
-            </w:pPr>
-            <w:r>
-              <w:rPr>
-                <w:sz w:val="20"/>
-                <w:szCs w:val="20"/>
-              </w:rPr>
-              <w:t xml:space="preserve">VMware Cloud Foundation 9.0.2 / Embedded vRO 8.17.x</w:t>
-            </w:r>
-          </w:p>
-        </w:tc>
-      </w:tr>
-      <w:tr>
-        <w:tc>
-          <w:tcPr>
-            <w:tcW w:type="dxa" w:w="2400"/>
-            <w:tcBorders>
-              <w:top w:val="none"/>
-              <w:left w:val="none"/>
-              <w:bottom w:val="none"/>
-              <w:right w:val="none"/>
-            </w:tcBorders>
-            <w:tcMar>
-              <w:top w:type="dxa" w:w="60"/>
-              <w:left w:type="dxa" w:w="0"/>
-              <w:bottom w:type="dxa" w:w="60"/>
-              <w:right w:type="dxa" w:w="100"/>
-            </w:tcMar>
-          </w:tcPr>
-          <w:p>
-            <w:pPr>
-              <w:spacing w:after="0"/>
-            </w:pPr>
-            <w:r>
-              <w:rPr>
-                <w:b/>
-                <w:bCs/>
-                <w:color w:val="595959"/>
-                <w:sz w:val="20"/>
-                <w:szCs w:val="20"/>
-              </w:rPr>
-              <w:t xml:space="preserve">Document</w:t>
-            </w:r>
-          </w:p>
-        </w:tc>
-        <w:tc>
-          <w:tcPr>
-            <w:tcW w:type="dxa" w:w="6960"/>
-            <w:tcBorders>
-              <w:top w:val="none"/>
-              <w:left w:val="none"/>
-              <w:bottom w:val="none"/>
-              <w:right w:val="none"/>
-            </w:tcBorders>
-            <w:tcMar>
-              <w:top w:type="dxa" w:w="60"/>
-              <w:left w:type="dxa" w:w="0"/>
-              <w:bottom w:type="dxa" w:w="60"/>
-              <w:right w:type="dxa" w:w="0"/>
-            </w:tcMar>
-          </w:tcPr>
-          <w:p>
-            <w:pPr>
-              <w:spacing w:after="0"/>
-            </w:pPr>
-            <w:r>
-              <w:rPr>
-                <w:sz w:val="20"/>
-                <w:szCs w:val="20"/>
-              </w:rPr>
-              <w:t xml:space="preserve">Implementation Guide</w:t>
-            </w:r>
-          </w:p>
-        </w:tc>
-      </w:tr>
-      <w:tr>
-        <w:tc>
-          <w:tcPr>
-            <w:tcW w:type="dxa" w:w="2400"/>
-            <w:tcBorders>
-              <w:top w:val="none"/>
-              <w:left w:val="none"/>
-              <w:bottom w:val="none"/>
-              <w:right w:val="none"/>
-            </w:tcBorders>
-            <w:tcMar>
-              <w:top w:type="dxa" w:w="60"/>
-              <w:left w:type="dxa" w:w="0"/>
-              <w:bottom w:type="dxa" w:w="60"/>
-              <w:right w:type="dxa" w:w="100"/>
-            </w:tcMar>
-          </w:tcPr>
-          <w:p>
-            <w:pPr>
-              <w:spacing w:after="0"/>
-            </w:pPr>
-            <w:r>
-              <w:rPr>
-                <w:b/>
-                <w:bCs/>
-                <w:color w:val="595959"/>
-                <w:sz w:val="20"/>
-                <w:szCs w:val="20"/>
-              </w:rPr>
-              <w:t xml:space="preserve">Audience</w:t>
-            </w:r>
-          </w:p>
-        </w:tc>
-        <w:tc>
-          <w:tcPr>
-            <w:tcW w:type="dxa" w:w="6960"/>
-            <w:tcBorders>
-              <w:top w:val="none"/>
-              <w:left w:val="none"/>
-              <w:bottom w:val="none"/>
-              <w:right w:val="none"/>
-            </w:tcBorders>
-            <w:tcMar>
-              <w:top w:type="dxa" w:w="60"/>
-              <w:left w:type="dxa" w:w="0"/>
-              <w:bottom w:type="dxa" w:w="60"/>
-              <w:right w:type="dxa" w:w="0"/>
-            </w:tcMar>
-          </w:tcPr>
-          <w:p>
-            <w:pPr>
-              <w:spacing w:after="0"/>
-            </w:pPr>
-            <w:r>
-              <w:rPr>
-                <w:sz w:val="20"/>
-                <w:szCs w:val="20"/>
-              </w:rPr>
-              <w:t xml:space="preserve">vRO Engineer (deploying)</w:t>
-            </w:r>
-          </w:p>
-        </w:tc>
-      </w:tr>
-      <w:tr>
-        <w:tc>
-          <w:tcPr>
-            <w:tcW w:type="dxa" w:w="2400"/>
-            <w:tcBorders>
-              <w:top w:val="none"/>
-              <w:left w:val="none"/>
-              <w:bottom w:val="none"/>
-              <w:right w:val="none"/>
-            </w:tcBorders>
-            <w:tcMar>
-              <w:top w:type="dxa" w:w="60"/>
-              <w:left w:type="dxa" w:w="0"/>
-              <w:bottom w:type="dxa" w:w="60"/>
-              <w:right w:type="dxa" w:w="100"/>
-            </w:tcMar>
-          </w:tcPr>
-          <w:p>
-            <w:pPr>
-              <w:spacing w:after="0"/>
-            </w:pPr>
-            <w:r>
-              <w:rPr>
-                <w:b/>
-                <w:bCs/>
-                <w:color w:val="595959"/>
-                <w:sz w:val="20"/>
-                <w:szCs w:val="20"/>
-              </w:rPr>
-              <w:t xml:space="preserve">Status</w:t>
-            </w:r>
-          </w:p>
-        </w:tc>
-        <w:tc>
-          <w:tcPr>
-            <w:tcW w:type="dxa" w:w="6960"/>
-            <w:tcBorders>
-              <w:top w:val="none"/>
-              <w:left w:val="none"/>
-              <w:bottom w:val="none"/>
-              <w:right w:val="none"/>
-            </w:tcBorders>
-            <w:tcMar>
-              <w:top w:type="dxa" w:w="60"/>
-              <w:left w:type="dxa" w:w="0"/>
-              <w:bottom w:type="dxa" w:w="60"/>
-              <w:right w:type="dxa" w:w="0"/>
-            </w:tcMar>
-          </w:tcPr>
-          <w:p>
-            <w:pPr>
-              <w:spacing w:after="0"/>
-            </w:pPr>
-            <w:r>
-              <w:rPr>
-                <w:sz w:val="20"/>
-                <w:szCs w:val="20"/>
-              </w:rPr>
-              <w:t xml:space="preserve">Release Candidate</w:t>
-            </w:r>
-          </w:p>
-        </w:tc>
-      </w:tr>
-      <w:tr>
-        <w:tc>
-          <w:tcPr>
-            <w:tcW w:type="dxa" w:w="2400"/>
-            <w:tcBorders>
-              <w:top w:val="none"/>
-              <w:left w:val="none"/>
-              <w:bottom w:val="none"/>
-              <w:right w:val="none"/>
-            </w:tcBorders>
-            <w:tcMar>
-              <w:top w:type="dxa" w:w="60"/>
-              <w:left w:type="dxa" w:w="0"/>
-              <w:bottom w:type="dxa" w:w="60"/>
-              <w:right w:type="dxa" w:w="100"/>
-            </w:tcMar>
-          </w:tcPr>
-          <w:p>
-            <w:pPr>
-              <w:spacing w:after="0"/>
-            </w:pPr>
-            <w:r>
-              <w:rPr>
-                <w:b/>
-                <w:bCs/>
-                <w:color w:val="595959"/>
-                <w:sz w:val="20"/>
-                <w:szCs w:val="20"/>
-              </w:rPr>
-              <w:t xml:space="preserve">Version</w:t>
-            </w:r>
-          </w:p>
-        </w:tc>
-        <w:tc>
-          <w:tcPr>
-            <w:tcW w:type="dxa" w:w="6960"/>
-            <w:tcBorders>
-              <w:top w:val="none"/>
-              <w:left w:val="none"/>
-              <w:bottom w:val="none"/>
-              <w:right w:val="none"/>
-            </w:tcBorders>
-            <w:tcMar>
-              <w:top w:type="dxa" w:w="60"/>
-              <w:left w:type="dxa" w:w="0"/>
-              <w:bottom w:type="dxa" w:w="60"/>
-              <w:right w:type="dxa" w:w="0"/>
-            </w:tcMar>
-          </w:tcPr>
-          <w:p>
-            <w:pPr>
-              <w:spacing w:after="0"/>
-            </w:pPr>
-            <w:r>
-              <w:rPr>
-                <w:sz w:val="20"/>
-                <w:szCs w:val="20"/>
-              </w:rPr>
-              <w:t xml:space="preserve">1.0</w:t>
-            </w:r>
-          </w:p>
-        </w:tc>
-      </w:tr>
-    </w:tbl>
+        <w:spacing w:after="0"/>
+        <w:jc w:val="center"/>
+      </w:pPr>
+      <w:r>
+        <w:rPr>
+          <w:rFonts w:ascii="Arial" w:cs="Arial" w:eastAsia="Arial" w:hAnsi="Arial"/>
+          <w:b/>
+          <w:bCs/>
+          <w:color w:val="404040"/>
+          <w:sz w:val="18"/>
+          <w:szCs w:val="18"/>
+        </w:rPr>
+        <w:t xml:space="preserve">PREPARED:  </w:t>
+      </w:r>
+      <w:r>
+        <w:rPr>
+          <w:rFonts w:ascii="Arial" w:cs="Arial" w:eastAsia="Arial" w:hAnsi="Arial"/>
+          <w:color w:val="707070"/>
+          <w:sz w:val="18"/>
+          <w:szCs w:val="18"/>
+        </w:rPr>
+        <w:t xml:space="preserve">April 2026</w:t>
+      </w:r>
+      <w:r>
+        <w:rPr>
+          <w:rFonts w:ascii="Arial" w:cs="Arial" w:eastAsia="Arial" w:hAnsi="Arial"/>
+          <w:color w:val="404040"/>
+          <w:sz w:val="18"/>
+          <w:szCs w:val="18"/>
+        </w:rPr>
+        <w:t xml:space="preserve">       ·       </w:t>
+      </w:r>
+      <w:r>
+        <w:rPr>
+          <w:rFonts w:ascii="Arial" w:cs="Arial" w:eastAsia="Arial" w:hAnsi="Arial"/>
+          <w:b/>
+          <w:bCs/>
+          <w:color w:val="404040"/>
+          <w:sz w:val="18"/>
+          <w:szCs w:val="18"/>
+        </w:rPr>
+        <w:t xml:space="preserve">AUDIENCE:  </w:t>
+      </w:r>
+      <w:r>
+        <w:rPr>
+          <w:rFonts w:ascii="Arial" w:cs="Arial" w:eastAsia="Arial" w:hAnsi="Arial"/>
+          <w:color w:val="707070"/>
+          <w:sz w:val="18"/>
+          <w:szCs w:val="18"/>
+        </w:rPr>
+        <w:t xml:space="preserve">Department of State, DT/EI/IM/CVS, IT Leadership, Infrastructure Management</w:t>
+      </w:r>
+    </w:p>
     <w:p>
       <w:r>
         <w:br w:type="page"/>
@@ -472,7 +305,6 @@
               <w:rPr>
                 <w:b/>
                 <w:bCs/>
-                <w:color w:val="1F1F1F"/>
                 <w:sz w:val="22"/>
                 <w:szCs w:val="22"/>
               </w:rPr>
@@ -499,7 +331,7 @@
         <w:spacing w:after="120"/>
       </w:pPr>
       <w:r>
-        <w:t xml:space="preserve">Plan to allocate roughly half a working day for first-time deployment, plus a two-week observation window in dry-run mode before going live. The instructions below assume you have administrator access to the embedded vRO instance inside VCF and are comfortable with the vRO Client (Design view).</w:t>
+        <w:t xml:space="preserve">Plan roughly half a working day for first-time deployment, plus a two-week observation window in dry-run mode before going live.</w:t>
       </w:r>
     </w:p>
     <w:p>
@@ -547,7 +379,7 @@
               <w:bottom w:val="single" w:color="BFBFBF" w:sz="4"/>
               <w:right w:val="single" w:color="BFBFBF" w:sz="4"/>
             </w:tcBorders>
-            <w:shd w:fill="1F3864" w:val="clear"/>
+            <w:shd w:fill="0A1F3D" w:val="clear"/>
             <w:tcMar>
               <w:top w:type="dxa" w:w="100"/>
               <w:left w:type="dxa" w:w="140"/>
@@ -561,11 +393,12 @@
             </w:pPr>
             <w:r>
               <w:rPr>
+                <w:rFonts w:ascii="Arial" w:cs="Arial" w:eastAsia="Arial" w:hAnsi="Arial"/>
                 <w:b/>
                 <w:bCs/>
                 <w:color w:val="FFFFFF"/>
-                <w:sz w:val="22"/>
-                <w:szCs w:val="22"/>
+                <w:sz w:val="20"/>
+                <w:szCs w:val="20"/>
               </w:rPr>
               <w:t xml:space="preserve">Component</w:t>
             </w:r>
@@ -580,7 +413,7 @@
               <w:bottom w:val="single" w:color="BFBFBF" w:sz="4"/>
               <w:right w:val="single" w:color="BFBFBF" w:sz="4"/>
             </w:tcBorders>
-            <w:shd w:fill="1F3864" w:val="clear"/>
+            <w:shd w:fill="0A1F3D" w:val="clear"/>
             <w:tcMar>
               <w:top w:type="dxa" w:w="100"/>
               <w:left w:type="dxa" w:w="140"/>
@@ -594,11 +427,12 @@
             </w:pPr>
             <w:r>
               <w:rPr>
+                <w:rFonts w:ascii="Arial" w:cs="Arial" w:eastAsia="Arial" w:hAnsi="Arial"/>
                 <w:b/>
                 <w:bCs/>
                 <w:color w:val="FFFFFF"/>
-                <w:sz w:val="22"/>
-                <w:szCs w:val="22"/>
+                <w:sz w:val="20"/>
+                <w:szCs w:val="20"/>
               </w:rPr>
               <w:t xml:space="preserve">Required</w:t>
             </w:r>
@@ -848,7 +682,7 @@
                 <w:sz w:val="20"/>
                 <w:szCs w:val="20"/>
               </w:rPr>
-              <w:t xml:space="preserve">Recommended (workflow logs are emitted via System.log/warn/error and ingested automatically)</w:t>
+              <w:t xml:space="preserve">Recommended (workflow logs are ingested automatically)</w:t>
             </w:r>
           </w:p>
         </w:tc>
@@ -856,7 +690,7 @@
     </w:tbl>
     <w:p>
       <w:pPr>
-        <w:spacing w:after="120"/>
+        <w:spacing w:after="60"/>
       </w:pPr>
       <w:r>
         <w:t xml:space="preserve"> </w:t>
@@ -867,28 +701,7 @@
         <w:pStyle w:val="Heading2"/>
       </w:pPr>
       <w:r>
-        <w:t xml:space="preserve">1.2 vCenter inventory</w:t>
-      </w:r>
-    </w:p>
-    <w:p>
-      <w:pPr>
-        <w:spacing w:after="120"/>
-      </w:pPr>
-      <w:r>
-        <w:t xml:space="preserve">Every vCenter that should be in scope must be registered with the embedded vRO appliance under </w:t>
-      </w:r>
-      <w:r>
-        <w:rPr>
-          <w:rFonts w:ascii="Calibri" w:cs="Calibri" w:eastAsia="Calibri" w:hAnsi="Calibri"/>
-          <w:i/>
-          <w:iCs/>
-          <w:sz w:val="22"/>
-          <w:szCs w:val="22"/>
-        </w:rPr>
-        <w:t xml:space="preserve">Administration &gt; vCenter Servers</w:t>
-      </w:r>
-      <w:r>
-        <w:t xml:space="preserve">. Use a service account that has the following minimum privileges in vCenter:</w:t>
+        <w:t xml:space="preserve">1.2 vCenter privileges</w:t>
       </w:r>
     </w:p>
     <w:p>
@@ -914,7 +727,7 @@
         <w:spacing w:after="80"/>
       </w:pPr>
       <w:r>
-        <w:t xml:space="preserve">Virtual machine → Snapshot management → Revert Snapshot (read-only equivalent for inspection)</w:t>
+        <w:t xml:space="preserve">Virtual machine → Inventory → read access to traverse VM tree</w:t>
       </w:r>
     </w:p>
     <w:p>
@@ -927,7 +740,7 @@
         <w:spacing w:after="80"/>
       </w:pPr>
       <w:r>
-        <w:t xml:space="preserve">Virtual machine → Inventory → (read access to traverse VM tree)</w:t>
+        <w:t xml:space="preserve">Datastore → read access for performance counter sampling</w:t>
       </w:r>
     </w:p>
     <w:p>
@@ -940,7 +753,15 @@
         <w:spacing w:after="80"/>
       </w:pPr>
       <w:r>
-        <w:t xml:space="preserve">Datastore → (read access for performance counter sampling)</w:t>
+        <w:t xml:space="preserve">For vSAN: Host → Configuration → read, to access HostVsanInternalSystem.queryVsanStatistics</w:t>
+      </w:r>
+    </w:p>
+    <w:p>
+      <w:pPr>
+        <w:pStyle w:val="Heading2"/>
+      </w:pPr>
+      <w:r>
+        <w:t xml:space="preserve">1.3 Skills and access</w:t>
       </w:r>
     </w:p>
     <w:p>
@@ -953,7 +774,7 @@
         <w:spacing w:after="80"/>
       </w:pPr>
       <w:r>
-        <w:t xml:space="preserve">Performance → Modify intervals (only required if real-time intervals need to be enabled per cluster; usually inherited)</w:t>
+        <w:t xml:space="preserve">vRO administrator role in the embedded vRO instance.</w:t>
       </w:r>
     </w:p>
     <w:p>
@@ -966,70 +787,15 @@
         <w:spacing w:after="80"/>
       </w:pPr>
       <w:r>
-        <w:t xml:space="preserve">For vSAN: Host → Configuration → (read), to access HostVsanInternalSystem.queryVsanStatistics on each host in vSAN-enabled clusters</w:t>
-      </w:r>
-    </w:p>
-    <w:p>
-      <w:pPr>
-        <w:pStyle w:val="Heading2"/>
-      </w:pPr>
-      <w:r>
-        <w:t xml:space="preserve">1.3 Skills and access</w:t>
-      </w:r>
-    </w:p>
-    <w:p>
-      <w:pPr>
-        <w:pStyle w:val="ListParagraph"/>
-        <w:numPr>
-          <w:ilvl w:val="0"/>
-          <w:numId w:val="2"/>
-        </w:numPr>
-        <w:spacing w:after="80"/>
-      </w:pPr>
-      <w:r>
-        <w:t xml:space="preserve">vRO administrator role in the embedded vRO instance.</w:t>
-      </w:r>
-    </w:p>
-    <w:p>
-      <w:pPr>
-        <w:pStyle w:val="ListParagraph"/>
-        <w:numPr>
-          <w:ilvl w:val="0"/>
-          <w:numId w:val="2"/>
-        </w:numPr>
-        <w:spacing w:after="80"/>
-      </w:pPr>
-      <w:r>
         <w:t xml:space="preserve">Familiarity with the vRO Client Design view (Configurations, Actions, Workflows tabs).</w:t>
       </w:r>
     </w:p>
     <w:p>
       <w:pPr>
-        <w:pStyle w:val="ListParagraph"/>
-        <w:numPr>
-          <w:ilvl w:val="0"/>
-          <w:numId w:val="2"/>
-        </w:numPr>
-        <w:spacing w:after="80"/>
-      </w:pPr>
-      <w:r>
-        <w:t xml:space="preserve">Read access to Aria Operations for Logs to verify log ingestion.</w:t>
-      </w:r>
-    </w:p>
-    <w:p>
-      <w:pPr>
         <w:pStyle w:val="Heading1"/>
       </w:pPr>
       <w:r>
         <w:t xml:space="preserve">2. Inventory of Artefacts</w:t>
-      </w:r>
-    </w:p>
-    <w:p>
-      <w:pPr>
-        <w:spacing w:after="120"/>
-      </w:pPr>
-      <w:r>
-        <w:t xml:space="preserve">The codebase contains the following files. The mapping below shows where each one lands inside vRO.</w:t>
       </w:r>
     </w:p>
     <w:tbl>
@@ -1062,7 +828,7 @@
               <w:bottom w:val="single" w:color="BFBFBF" w:sz="4"/>
               <w:right w:val="single" w:color="BFBFBF" w:sz="4"/>
             </w:tcBorders>
-            <w:shd w:fill="1F3864" w:val="clear"/>
+            <w:shd w:fill="0A1F3D" w:val="clear"/>
             <w:tcMar>
               <w:top w:type="dxa" w:w="100"/>
               <w:left w:type="dxa" w:w="140"/>
@@ -1076,11 +842,12 @@
             </w:pPr>
             <w:r>
               <w:rPr>
+                <w:rFonts w:ascii="Arial" w:cs="Arial" w:eastAsia="Arial" w:hAnsi="Arial"/>
                 <w:b/>
                 <w:bCs/>
                 <w:color w:val="FFFFFF"/>
-                <w:sz w:val="22"/>
-                <w:szCs w:val="22"/>
+                <w:sz w:val="20"/>
+                <w:szCs w:val="20"/>
               </w:rPr>
               <w:t xml:space="preserve">File</w:t>
             </w:r>
@@ -1095,7 +862,7 @@
               <w:bottom w:val="single" w:color="BFBFBF" w:sz="4"/>
               <w:right w:val="single" w:color="BFBFBF" w:sz="4"/>
             </w:tcBorders>
-            <w:shd w:fill="1F3864" w:val="clear"/>
+            <w:shd w:fill="0A1F3D" w:val="clear"/>
             <w:tcMar>
               <w:top w:type="dxa" w:w="100"/>
               <w:left w:type="dxa" w:w="140"/>
@@ -1109,11 +876,12 @@
             </w:pPr>
             <w:r>
               <w:rPr>
+                <w:rFonts w:ascii="Arial" w:cs="Arial" w:eastAsia="Arial" w:hAnsi="Arial"/>
                 <w:b/>
                 <w:bCs/>
                 <w:color w:val="FFFFFF"/>
-                <w:sz w:val="22"/>
-                <w:szCs w:val="22"/>
+                <w:sz w:val="20"/>
+                <w:szCs w:val="20"/>
               </w:rPr>
               <w:t xml:space="preserve">vRO Object Type</w:t>
             </w:r>
@@ -1128,7 +896,7 @@
               <w:bottom w:val="single" w:color="BFBFBF" w:sz="4"/>
               <w:right w:val="single" w:color="BFBFBF" w:sz="4"/>
             </w:tcBorders>
-            <w:shd w:fill="1F3864" w:val="clear"/>
+            <w:shd w:fill="0A1F3D" w:val="clear"/>
             <w:tcMar>
               <w:top w:type="dxa" w:w="100"/>
               <w:left w:type="dxa" w:w="140"/>
@@ -1142,11 +910,12 @@
             </w:pPr>
             <w:r>
               <w:rPr>
+                <w:rFonts w:ascii="Arial" w:cs="Arial" w:eastAsia="Arial" w:hAnsi="Arial"/>
                 <w:b/>
                 <w:bCs/>
                 <w:color w:val="FFFFFF"/>
-                <w:sz w:val="22"/>
-                <w:szCs w:val="22"/>
+                <w:sz w:val="20"/>
+                <w:szCs w:val="20"/>
               </w:rPr>
               <w:t xml:space="preserve">Destination</w:t>
             </w:r>
@@ -1240,7 +1009,7 @@
                 <w:sz w:val="20"/>
                 <w:szCs w:val="20"/>
               </w:rPr>
-              <w:t xml:space="preserve">Category SnapshotCleanup, element RuntimeState (build manually per Section 3)</w:t>
+              <w:t xml:space="preserve">Category SnapshotCleanup, element RuntimeState (Section 3)</w:t>
             </w:r>
           </w:p>
         </w:tc>
@@ -1332,7 +1101,7 @@
                 <w:sz w:val="20"/>
                 <w:szCs w:val="20"/>
               </w:rPr>
-              <w:t xml:space="preserve">Workflow scriptable task ST-01</w:t>
+              <w:t xml:space="preserve">ST-01</w:t>
             </w:r>
           </w:p>
         </w:tc>
@@ -1424,7 +1193,7 @@
                 <w:sz w:val="20"/>
                 <w:szCs w:val="20"/>
               </w:rPr>
-              <w:t xml:space="preserve">Workflow scriptable task ST-02</w:t>
+              <w:t xml:space="preserve">ST-02</w:t>
             </w:r>
           </w:p>
         </w:tc>
@@ -1516,7 +1285,7 @@
                 <w:sz w:val="20"/>
                 <w:szCs w:val="20"/>
               </w:rPr>
-              <w:t xml:space="preserve">Workflow scriptable task ST-03</w:t>
+              <w:t xml:space="preserve">ST-03</w:t>
             </w:r>
           </w:p>
         </w:tc>
@@ -1608,7 +1377,7 @@
                 <w:sz w:val="20"/>
                 <w:szCs w:val="20"/>
               </w:rPr>
-              <w:t xml:space="preserve">Workflow scriptable task ST-04 (followed by Decision element)</w:t>
+              <w:t xml:space="preserve">ST-04 (followed by Decision element)</w:t>
             </w:r>
           </w:p>
         </w:tc>
@@ -1700,7 +1469,7 @@
                 <w:sz w:val="20"/>
                 <w:szCs w:val="20"/>
               </w:rPr>
-              <w:t xml:space="preserve">Workflow scriptable task ST-05</w:t>
+              <w:t xml:space="preserve">ST-05</w:t>
             </w:r>
           </w:p>
         </w:tc>
@@ -1792,7 +1561,7 @@
                 <w:sz w:val="20"/>
                 <w:szCs w:val="20"/>
               </w:rPr>
-              <w:t xml:space="preserve">Workflow scriptable task ST-06</w:t>
+              <w:t xml:space="preserve">ST-06</w:t>
             </w:r>
           </w:p>
         </w:tc>
@@ -1884,7 +1653,7 @@
                 <w:sz w:val="20"/>
                 <w:szCs w:val="20"/>
               </w:rPr>
-              <w:t xml:space="preserve">Workflow scriptable task ST-07 — requires module-name fix (Section 4.2)</w:t>
+              <w:t xml:space="preserve">ST-07 — requires module-name fix (§4.2)</w:t>
             </w:r>
           </w:p>
         </w:tc>
@@ -1976,7 +1745,7 @@
                 <w:sz w:val="20"/>
                 <w:szCs w:val="20"/>
               </w:rPr>
-              <w:t xml:space="preserve">Workflow scriptable task ST-09</w:t>
+              <w:t xml:space="preserve">ST-09</w:t>
             </w:r>
           </w:p>
         </w:tc>
@@ -2068,7 +1837,7 @@
                 <w:sz w:val="20"/>
                 <w:szCs w:val="20"/>
               </w:rPr>
-              <w:t xml:space="preserve">Exception Handler element on the canvas</w:t>
+              <w:t xml:space="preserve">Exception Handler element</w:t>
             </w:r>
           </w:p>
         </w:tc>
@@ -2160,7 +1929,7 @@
                 <w:sz w:val="20"/>
                 <w:szCs w:val="20"/>
               </w:rPr>
-              <w:t xml:space="preserve">The LOG object is inlined at the top of each scriptable task. This file is documentation only.</w:t>
+              <w:t xml:space="preserve">Documentation only (LOG object is inlined in each task)</w:t>
             </w:r>
           </w:p>
         </w:tc>
@@ -2252,7 +2021,7 @@
                 <w:sz w:val="20"/>
                 <w:szCs w:val="20"/>
               </w:rPr>
-              <w:t xml:space="preserve">Module com.broadcom.pso.vc.vm.snapshots, action _getSnapshotCandidates</w:t>
+              <w:t xml:space="preserve">com.broadcom.pso.vc.vm.snapshots / _getSnapshotCandidates</w:t>
             </w:r>
           </w:p>
         </w:tc>
@@ -2344,7 +2113,7 @@
                 <w:sz w:val="20"/>
                 <w:szCs w:val="20"/>
               </w:rPr>
-              <w:t xml:space="preserve">Module com.broadcom.pso.vc.vm.snapshots, action _deleteSnapshot</w:t>
+              <w:t xml:space="preserve">com.broadcom.pso.vc.vm.snapshots / _deleteSnapshot</w:t>
             </w:r>
           </w:p>
         </w:tc>
@@ -2436,7 +2205,7 @@
                 <w:sz w:val="20"/>
                 <w:szCs w:val="20"/>
               </w:rPr>
-              <w:t xml:space="preserve">Module com.broadcom.pso.vc.storage, action _getDatastoreMetrics</w:t>
+              <w:t xml:space="preserve">com.broadcom.pso.vc.storage / _getDatastoreMetrics</w:t>
             </w:r>
           </w:p>
         </w:tc>
@@ -2528,7 +2297,7 @@
                 <w:sz w:val="20"/>
                 <w:szCs w:val="20"/>
               </w:rPr>
-              <w:t xml:space="preserve">Module com.broadcom.pso.vc.storage, action adaptiveGovernorCheck — requires module-name fix (Section 4.2)</w:t>
+              <w:t xml:space="preserve">com.broadcom.pso.vc.storage / adaptiveGovernorCheck — requires module-name fix (§4.2)</w:t>
             </w:r>
           </w:p>
         </w:tc>
@@ -2628,7 +2397,7 @@
     </w:tbl>
     <w:p>
       <w:pPr>
-        <w:spacing w:after="120"/>
+        <w:spacing w:after="60"/>
       </w:pPr>
       <w:r>
         <w:t xml:space="preserve"> </w:t>
@@ -2640,14 +2409,6 @@
       </w:pPr>
       <w:r>
         <w:t xml:space="preserve">3. Step 1 — Create the Configuration Element</w:t>
-      </w:r>
-    </w:p>
-    <w:p>
-      <w:pPr>
-        <w:spacing w:after="120"/>
-      </w:pPr>
-      <w:r>
-        <w:t xml:space="preserve">In the vRO Client:</w:t>
       </w:r>
     </w:p>
     <w:p>
@@ -2673,7 +2434,7 @@
         <w:spacing w:after="80"/>
       </w:pPr>
       <w:r>
-        <w:t xml:space="preserve">Right-click the root and select New Category. Name it SnapshotCleanup.</w:t>
+        <w:t xml:space="preserve">Create category SnapshotCleanup.</w:t>
       </w:r>
     </w:p>
     <w:p>
@@ -2686,7 +2447,7 @@
         <w:spacing w:after="80"/>
       </w:pPr>
       <w:r>
-        <w:t xml:space="preserve">Right-click the new SnapshotCleanup category and select New Configuration Element. Name it RuntimeState.</w:t>
+        <w:t xml:space="preserve">Create element RuntimeState inside it.</w:t>
       </w:r>
     </w:p>
     <w:p>
@@ -2699,7 +2460,7 @@
         <w:spacing w:after="80"/>
       </w:pPr>
       <w:r>
-        <w:t xml:space="preserve">Open RuntimeState and add the four attributes shown in the table below. For each attribute, set Type and the initial Value as specified.</w:t>
+        <w:t xml:space="preserve">Add the four attributes below.</w:t>
       </w:r>
     </w:p>
     <w:tbl>
@@ -2733,7 +2494,7 @@
               <w:bottom w:val="single" w:color="BFBFBF" w:sz="4"/>
               <w:right w:val="single" w:color="BFBFBF" w:sz="4"/>
             </w:tcBorders>
-            <w:shd w:fill="1F3864" w:val="clear"/>
+            <w:shd w:fill="0A1F3D" w:val="clear"/>
             <w:tcMar>
               <w:top w:type="dxa" w:w="100"/>
               <w:left w:type="dxa" w:w="140"/>
@@ -2747,11 +2508,12 @@
             </w:pPr>
             <w:r>
               <w:rPr>
+                <w:rFonts w:ascii="Arial" w:cs="Arial" w:eastAsia="Arial" w:hAnsi="Arial"/>
                 <w:b/>
                 <w:bCs/>
                 <w:color w:val="FFFFFF"/>
-                <w:sz w:val="22"/>
-                <w:szCs w:val="22"/>
+                <w:sz w:val="20"/>
+                <w:szCs w:val="20"/>
               </w:rPr>
               <w:t xml:space="preserve">Attribute</w:t>
             </w:r>
@@ -2766,7 +2528,7 @@
               <w:bottom w:val="single" w:color="BFBFBF" w:sz="4"/>
               <w:right w:val="single" w:color="BFBFBF" w:sz="4"/>
             </w:tcBorders>
-            <w:shd w:fill="1F3864" w:val="clear"/>
+            <w:shd w:fill="0A1F3D" w:val="clear"/>
             <w:tcMar>
               <w:top w:type="dxa" w:w="100"/>
               <w:left w:type="dxa" w:w="140"/>
@@ -2780,11 +2542,12 @@
             </w:pPr>
             <w:r>
               <w:rPr>
+                <w:rFonts w:ascii="Arial" w:cs="Arial" w:eastAsia="Arial" w:hAnsi="Arial"/>
                 <w:b/>
                 <w:bCs/>
                 <w:color w:val="FFFFFF"/>
-                <w:sz w:val="22"/>
-                <w:szCs w:val="22"/>
+                <w:sz w:val="20"/>
+                <w:szCs w:val="20"/>
               </w:rPr>
               <w:t xml:space="preserve">Type</w:t>
             </w:r>
@@ -2799,7 +2562,7 @@
               <w:bottom w:val="single" w:color="BFBFBF" w:sz="4"/>
               <w:right w:val="single" w:color="BFBFBF" w:sz="4"/>
             </w:tcBorders>
-            <w:shd w:fill="1F3864" w:val="clear"/>
+            <w:shd w:fill="0A1F3D" w:val="clear"/>
             <w:tcMar>
               <w:top w:type="dxa" w:w="100"/>
               <w:left w:type="dxa" w:w="140"/>
@@ -2813,11 +2576,12 @@
             </w:pPr>
             <w:r>
               <w:rPr>
+                <w:rFonts w:ascii="Arial" w:cs="Arial" w:eastAsia="Arial" w:hAnsi="Arial"/>
                 <w:b/>
                 <w:bCs/>
                 <w:color w:val="FFFFFF"/>
-                <w:sz w:val="22"/>
-                <w:szCs w:val="22"/>
+                <w:sz w:val="20"/>
+                <w:szCs w:val="20"/>
               </w:rPr>
               <w:t xml:space="preserve">Initial Value</w:t>
             </w:r>
@@ -2832,7 +2596,7 @@
               <w:bottom w:val="single" w:color="BFBFBF" w:sz="4"/>
               <w:right w:val="single" w:color="BFBFBF" w:sz="4"/>
             </w:tcBorders>
-            <w:shd w:fill="1F3864" w:val="clear"/>
+            <w:shd w:fill="0A1F3D" w:val="clear"/>
             <w:tcMar>
               <w:top w:type="dxa" w:w="100"/>
               <w:left w:type="dxa" w:w="140"/>
@@ -2846,11 +2610,12 @@
             </w:pPr>
             <w:r>
               <w:rPr>
+                <w:rFonts w:ascii="Arial" w:cs="Arial" w:eastAsia="Arial" w:hAnsi="Arial"/>
                 <w:b/>
                 <w:bCs/>
                 <w:color w:val="FFFFFF"/>
-                <w:sz w:val="22"/>
-                <w:szCs w:val="22"/>
+                <w:sz w:val="20"/>
+                <w:szCs w:val="20"/>
               </w:rPr>
               <w:t xml:space="preserve">Notes</w:t>
             </w:r>
@@ -2974,7 +2739,7 @@
                 <w:sz w:val="20"/>
                 <w:szCs w:val="20"/>
               </w:rPr>
-              <w:t xml:space="preserve">CRITICAL: must be empty string, never null. Holds the active run ID while a run is in progress.</w:t>
+              <w:t xml:space="preserve">CRITICAL: must be empty string, never null.</w:t>
             </w:r>
           </w:p>
         </w:tc>
@@ -3096,7 +2861,7 @@
                 <w:sz w:val="20"/>
                 <w:szCs w:val="20"/>
               </w:rPr>
-              <w:t xml:space="preserve">Informational. Most recent completed run ID.</w:t>
+              <w:t xml:space="preserve">Informational.</w:t>
             </w:r>
           </w:p>
         </w:tc>
@@ -3218,7 +2983,7 @@
                 <w:sz w:val="20"/>
                 <w:szCs w:val="20"/>
               </w:rPr>
-              <w:t xml:space="preserve">Informational. ISO 8601 timestamp.</w:t>
+              <w:t xml:space="preserve">Informational.</w:t>
             </w:r>
           </w:p>
         </w:tc>
@@ -3340,7 +3105,7 @@
                 <w:sz w:val="20"/>
                 <w:szCs w:val="20"/>
               </w:rPr>
-              <w:t xml:space="preserve">Informational. Outcome classifier of last run.</w:t>
+              <w:t xml:space="preserve">Informational.</w:t>
             </w:r>
           </w:p>
         </w:tc>
@@ -3348,10 +3113,26 @@
     </w:tbl>
     <w:p>
       <w:pPr>
-        <w:spacing w:after="120"/>
+        <w:spacing w:after="60"/>
       </w:pPr>
       <w:r>
         <w:t xml:space="preserve"> </w:t>
+      </w:r>
+    </w:p>
+    <w:p>
+      <w:pPr>
+        <w:pStyle w:val="Heading1"/>
+      </w:pPr>
+      <w:r>
+        <w:t xml:space="preserve">4. Step 2 — Import the Action Modules</w:t>
+      </w:r>
+    </w:p>
+    <w:p>
+      <w:pPr>
+        <w:pStyle w:val="Heading2"/>
+      </w:pPr>
+      <w:r>
+        <w:t xml:space="preserve">4.1 Create the modules</w:t>
       </w:r>
     </w:p>
     <w:p>
@@ -3364,7 +3145,28 @@
         <w:spacing w:after="80"/>
       </w:pPr>
       <w:r>
-        <w:t xml:space="preserve">Save the Configuration Element.</w:t>
+        <w:t xml:space="preserve">Design → Actions → New Module: com.broadcom.pso.vc.vm.snapshots</w:t>
+      </w:r>
+    </w:p>
+    <w:p>
+      <w:pPr>
+        <w:pStyle w:val="ListParagraph"/>
+        <w:numPr>
+          <w:ilvl w:val="0"/>
+          <w:numId w:val="3"/>
+        </w:numPr>
+        <w:spacing w:after="80"/>
+      </w:pPr>
+      <w:r>
+        <w:t xml:space="preserve">New Module: com.broadcom.pso.vc.storage</w:t>
+      </w:r>
+    </w:p>
+    <w:p>
+      <w:pPr>
+        <w:pStyle w:val="Heading2"/>
+      </w:pPr>
+      <w:r>
+        <w:t xml:space="preserve">4.2 Apply the module-name fix to ST-07</w:t>
       </w:r>
     </w:p>
     <w:tbl>
@@ -3393,7 +3195,7 @@
               <w:bottom w:val="none"/>
               <w:right w:val="none"/>
             </w:tcBorders>
-            <w:shd w:fill="2E75B6" w:val="clear"/>
+            <w:shd w:fill="C00000" w:val="clear"/>
             <w:tcMar>
               <w:top w:type="dxa" w:w="0"/>
               <w:left w:type="dxa" w:w="0"/>
@@ -3419,7 +3221,7 @@
               <w:bottom w:val="none"/>
               <w:right w:val="none"/>
             </w:tcBorders>
-            <w:shd w:fill="D5E8F0" w:val="clear"/>
+            <w:shd w:fill="FBE5D6" w:val="clear"/>
             <w:tcMar>
               <w:top w:type="dxa" w:w="140"/>
               <w:left w:type="dxa" w:w="200"/>
@@ -3435,11 +3237,10 @@
               <w:rPr>
                 <w:b/>
                 <w:bCs/>
-                <w:color w:val="1F1F1F"/>
                 <w:sz w:val="22"/>
                 <w:szCs w:val="22"/>
               </w:rPr>
-              <w:t xml:space="preserve">Why string and not null</w:t>
+              <w:t xml:space="preserve">This fix is mandatory</w:t>
             </w:r>
           </w:p>
           <w:p>
@@ -3451,7 +3252,7 @@
                 <w:sz w:val="22"/>
                 <w:szCs w:val="22"/>
               </w:rPr>
-              <w:t xml:space="preserve">vRO returns null for an unset attribute, but the workflow checks for an empty string sentinel value. Initialising as empty string prevents a spurious MUTEX_ABORT on the very first scheduled run.</w:t>
+              <w:t xml:space="preserve">Without it, every powered-off VM and every governor decision will fail with “module not found” errors.</w:t>
             </w:r>
           </w:p>
         </w:tc>
@@ -3459,170 +3260,17 @@
     </w:tbl>
     <w:p>
       <w:pPr>
-        <w:pStyle w:val="Heading1"/>
-      </w:pPr>
-      <w:r>
-        <w:t xml:space="preserve">4. Step 2 — Import the Action Modules</w:t>
-      </w:r>
-    </w:p>
-    <w:p>
-      <w:pPr>
-        <w:pStyle w:val="Heading2"/>
-      </w:pPr>
-      <w:r>
-        <w:t xml:space="preserve">4.1 Create the modules</w:t>
-      </w:r>
-    </w:p>
-    <w:p>
-      <w:pPr>
-        <w:pStyle w:val="ListParagraph"/>
-        <w:numPr>
-          <w:ilvl w:val="0"/>
-          <w:numId w:val="3"/>
-        </w:numPr>
-        <w:spacing w:after="80"/>
-      </w:pPr>
-      <w:r>
-        <w:t xml:space="preserve">Navigate to Design → Actions.</w:t>
-      </w:r>
-    </w:p>
-    <w:p>
-      <w:pPr>
-        <w:pStyle w:val="ListParagraph"/>
-        <w:numPr>
-          <w:ilvl w:val="0"/>
-          <w:numId w:val="3"/>
-        </w:numPr>
-        <w:spacing w:after="80"/>
-      </w:pPr>
-      <w:r>
-        <w:t xml:space="preserve">Right-click the root and select New Module. Name it com.broadcom.pso.vc.vm.snapshots.</w:t>
-      </w:r>
-    </w:p>
-    <w:p>
-      <w:pPr>
-        <w:pStyle w:val="ListParagraph"/>
-        <w:numPr>
-          <w:ilvl w:val="0"/>
-          <w:numId w:val="3"/>
-        </w:numPr>
-        <w:spacing w:after="80"/>
-      </w:pPr>
-      <w:r>
-        <w:t xml:space="preserve">Right-click again and create a second module named com.broadcom.pso.vc.storage.</w:t>
-      </w:r>
-    </w:p>
-    <w:p>
-      <w:pPr>
-        <w:pStyle w:val="Heading2"/>
-      </w:pPr>
-      <w:r>
-        <w:t xml:space="preserve">4.2 Apply the module-name fix to ST-07 and adaptiveGovernorCheck</w:t>
-      </w:r>
-    </w:p>
-    <w:tbl>
-      <w:tblPr>
-        <w:tblW w:type="dxa" w:w="9360"/>
-        <w:tblBorders>
-          <w:top w:val="single" w:color="auto" w:sz="4"/>
-          <w:left w:val="single" w:color="auto" w:sz="4"/>
-          <w:bottom w:val="single" w:color="auto" w:sz="4"/>
-          <w:right w:val="single" w:color="auto" w:sz="4"/>
-          <w:insideH w:val="single" w:color="auto" w:sz="4"/>
-          <w:insideV w:val="single" w:color="auto" w:sz="4"/>
-        </w:tblBorders>
-      </w:tblPr>
-      <w:tblGrid>
-        <w:gridCol w:w="120"/>
-        <w:gridCol w:w="9240"/>
-      </w:tblGrid>
-      <w:tr>
-        <w:tc>
-          <w:tcPr>
-            <w:tcW w:type="dxa" w:w="120"/>
-            <w:tcBorders>
-              <w:top w:val="none"/>
-              <w:left w:val="none"/>
-              <w:bottom w:val="none"/>
-              <w:right w:val="none"/>
-            </w:tcBorders>
-            <w:shd w:fill="C00000" w:val="clear"/>
-            <w:tcMar>
-              <w:top w:type="dxa" w:w="0"/>
-              <w:left w:type="dxa" w:w="0"/>
-              <w:bottom w:type="dxa" w:w="0"/>
-              <w:right w:type="dxa" w:w="0"/>
-            </w:tcMar>
-          </w:tcPr>
-          <w:p>
-            <w:pPr>
-              <w:spacing w:after="0"/>
-            </w:pPr>
-            <w:r>
-              <w:t xml:space="preserve"> </w:t>
-            </w:r>
-          </w:p>
-        </w:tc>
-        <w:tc>
-          <w:tcPr>
-            <w:tcW w:type="dxa" w:w="9240"/>
-            <w:tcBorders>
-              <w:top w:val="none"/>
-              <w:left w:val="none"/>
-              <w:bottom w:val="none"/>
-              <w:right w:val="none"/>
-            </w:tcBorders>
-            <w:shd w:fill="FBE5D6" w:val="clear"/>
-            <w:tcMar>
-              <w:top w:type="dxa" w:w="140"/>
-              <w:left w:type="dxa" w:w="200"/>
-              <w:bottom w:type="dxa" w:w="140"/>
-              <w:right w:type="dxa" w:w="200"/>
-            </w:tcMar>
-          </w:tcPr>
-          <w:p>
-            <w:pPr>
-              <w:spacing w:after="60"/>
-            </w:pPr>
-            <w:r>
-              <w:rPr>
-                <w:b/>
-                <w:bCs/>
-                <w:color w:val="1F1F1F"/>
-                <w:sz w:val="22"/>
-                <w:szCs w:val="22"/>
-              </w:rPr>
-              <w:t xml:space="preserve">This fix is mandatory</w:t>
-            </w:r>
-          </w:p>
-          <w:p>
-            <w:pPr>
-              <w:spacing w:after="0"/>
-            </w:pPr>
-            <w:r>
-              <w:rPr>
-                <w:sz w:val="22"/>
-                <w:szCs w:val="22"/>
-              </w:rPr>
-              <w:t xml:space="preserve">Without it, every powered-off VM and every governor decision will fail with “module not found” errors. ST-06 already has the correct names; ST-07 and adaptiveGovernorCheck.js do not. Apply the fix before importing.</w:t>
-            </w:r>
-          </w:p>
-        </w:tc>
-      </w:tr>
-    </w:tbl>
-    <w:p>
-      <w:pPr>
         <w:spacing w:after="120"/>
       </w:pPr>
       <w:r>
-        <w:t xml:space="preserve">Open ST-07_ProcessPoweredOffVMs.js in a text editor and make the following replacement:</w:t>
-      </w:r>
-    </w:p>
-    <w:p>
-      <w:pPr>
-        <w:pStyle w:val="Code"/>
+        <w:t xml:space="preserve">Open ST-07_ProcessPoweredOffVMs.js and replace:</w:t>
+      </w:r>
+    </w:p>
+    <w:p>
+      <w:pPr>
         <w:shd w:fill="F2F2F2" w:val="clear"/>
         <w:spacing w:after="0" w:before="0"/>
+        <w:ind w:left="360"/>
       </w:pPr>
       <w:r>
         <w:rPr>
@@ -3635,9 +3283,9 @@
     </w:p>
     <w:p>
       <w:pPr>
-        <w:pStyle w:val="Code"/>
         <w:shd w:fill="F2F2F2" w:val="clear"/>
         <w:spacing w:after="0" w:before="0"/>
+        <w:ind w:left="360"/>
       </w:pPr>
       <w:r>
         <w:rPr>
@@ -3650,9 +3298,9 @@
     </w:p>
     <w:p>
       <w:pPr>
-        <w:pStyle w:val="Code"/>
         <w:shd w:fill="F2F2F2" w:val="clear"/>
         <w:spacing w:after="0" w:before="0"/>
+        <w:ind w:left="360"/>
       </w:pPr>
       <w:r>
         <w:rPr>
@@ -3665,9 +3313,9 @@
     </w:p>
     <w:p>
       <w:pPr>
-        <w:pStyle w:val="Code"/>
         <w:shd w:fill="F2F2F2" w:val="clear"/>
         <w:spacing w:after="0" w:before="0"/>
+        <w:ind w:left="360"/>
       </w:pPr>
       <w:r>
         <w:rPr>
@@ -3675,14 +3323,14 @@
           <w:sz w:val="18"/>
           <w:szCs w:val="18"/>
         </w:rPr>
-        <w:t xml:space="preserve">// AFTER (replace the single MODULE constant with two)</w:t>
-      </w:r>
-    </w:p>
-    <w:p>
-      <w:pPr>
-        <w:pStyle w:val="Code"/>
+        <w:t xml:space="preserve">// AFTER</w:t>
+      </w:r>
+    </w:p>
+    <w:p>
+      <w:pPr>
         <w:shd w:fill="F2F2F2" w:val="clear"/>
         <w:spacing w:after="0" w:before="0"/>
+        <w:ind w:left="360"/>
       </w:pPr>
       <w:r>
         <w:rPr>
@@ -3695,9 +3343,9 @@
     </w:p>
     <w:p>
       <w:pPr>
-        <w:pStyle w:val="Code"/>
         <w:shd w:fill="F2F2F2" w:val="clear"/>
         <w:spacing w:after="0" w:before="0"/>
+        <w:ind w:left="360"/>
       </w:pPr>
       <w:r>
         <w:rPr>
@@ -3713,105 +3361,7 @@
         <w:spacing w:after="120"/>
       </w:pPr>
       <w:r>
-        <w:t xml:space="preserve">Then update the four System.getModule call sites in ST-07 so that the right module is used for each action:</w:t>
-      </w:r>
-    </w:p>
-    <w:p>
-      <w:pPr>
-        <w:pStyle w:val="Code"/>
-        <w:shd w:fill="F2F2F2" w:val="clear"/>
-        <w:spacing w:after="0" w:before="0"/>
-      </w:pPr>
-      <w:r>
-        <w:rPr>
-          <w:rFonts w:ascii="Consolas" w:cs="Consolas" w:eastAsia="Consolas" w:hAnsi="Consolas"/>
-          <w:sz w:val="18"/>
-          <w:szCs w:val="18"/>
-        </w:rPr>
-        <w:t xml:space="preserve">// _deleteSnapshot lives in the snapshots module</w:t>
-      </w:r>
-    </w:p>
-    <w:p>
-      <w:pPr>
-        <w:pStyle w:val="Code"/>
-        <w:shd w:fill="F2F2F2" w:val="clear"/>
-        <w:spacing w:after="0" w:before="0"/>
-      </w:pPr>
-      <w:r>
-        <w:rPr>
-          <w:rFonts w:ascii="Consolas" w:cs="Consolas" w:eastAsia="Consolas" w:hAnsi="Consolas"/>
-          <w:sz w:val="18"/>
-          <w:szCs w:val="18"/>
-        </w:rPr>
-        <w:t xml:space="preserve">System.getModule(SNAPMODULE)._deleteSnapshot(...)</w:t>
-      </w:r>
-    </w:p>
-    <w:p>
-      <w:pPr>
-        <w:pStyle w:val="Code"/>
-        <w:shd w:fill="F2F2F2" w:val="clear"/>
-        <w:spacing w:after="0" w:before="0"/>
-      </w:pPr>
-      <w:r>
-        <w:rPr>
-          <w:rFonts w:ascii="Consolas" w:cs="Consolas" w:eastAsia="Consolas" w:hAnsi="Consolas"/>
-          <w:sz w:val="18"/>
-          <w:szCs w:val="18"/>
-        </w:rPr>
-        <w:t xml:space="preserve"> </w:t>
-      </w:r>
-    </w:p>
-    <w:p>
-      <w:pPr>
-        <w:pStyle w:val="Code"/>
-        <w:shd w:fill="F2F2F2" w:val="clear"/>
-        <w:spacing w:after="0" w:before="0"/>
-      </w:pPr>
-      <w:r>
-        <w:rPr>
-          <w:rFonts w:ascii="Consolas" w:cs="Consolas" w:eastAsia="Consolas" w:hAnsi="Consolas"/>
-          <w:sz w:val="18"/>
-          <w:szCs w:val="18"/>
-        </w:rPr>
-        <w:t xml:space="preserve">// getDatastoreMetrics and adaptiveGovernorCheck live in the storage module</w:t>
-      </w:r>
-    </w:p>
-    <w:p>
-      <w:pPr>
-        <w:pStyle w:val="Code"/>
-        <w:shd w:fill="F2F2F2" w:val="clear"/>
-        <w:spacing w:after="0" w:before="0"/>
-      </w:pPr>
-      <w:r>
-        <w:rPr>
-          <w:rFonts w:ascii="Consolas" w:cs="Consolas" w:eastAsia="Consolas" w:hAnsi="Consolas"/>
-          <w:sz w:val="18"/>
-          <w:szCs w:val="18"/>
-        </w:rPr>
-        <w:t xml:space="preserve">System.getModule(STORAGEMODULE).getDatastoreMetrics(...)</w:t>
-      </w:r>
-    </w:p>
-    <w:p>
-      <w:pPr>
-        <w:pStyle w:val="Code"/>
-        <w:shd w:fill="F2F2F2" w:val="clear"/>
-        <w:spacing w:after="0" w:before="0"/>
-      </w:pPr>
-      <w:r>
-        <w:rPr>
-          <w:rFonts w:ascii="Consolas" w:cs="Consolas" w:eastAsia="Consolas" w:hAnsi="Consolas"/>
-          <w:sz w:val="18"/>
-          <w:szCs w:val="18"/>
-        </w:rPr>
-        <w:t xml:space="preserve">System.getModule(STORAGEMODULE).adaptiveGovernorCheck(...)</w:t>
-      </w:r>
-    </w:p>
-    <w:p>
-      <w:pPr>
-        <w:spacing w:after="120"/>
-      </w:pPr>
-      <w:r>
-        <w:t xml:space="preserve">Open adaptiveGovernorCheck.js. The file references "com.company.snapshotcleanup" only in its header comment; no code change is required, but update the comment block so future readers are not misled. The action itself takes no module reference.</w:t>
+        <w:t xml:space="preserve">Then update the System.getModule call sites accordingly.</w:t>
       </w:r>
     </w:p>
     <w:p>
@@ -3820,14 +3370,6 @@
       </w:pPr>
       <w:r>
         <w:t xml:space="preserve">4.3 Import the actions</w:t>
-      </w:r>
-    </w:p>
-    <w:p>
-      <w:pPr>
-        <w:spacing w:after="120"/>
-      </w:pPr>
-      <w:r>
-        <w:t xml:space="preserve">For each action below, right-click the appropriate module → New Action, paste the script body from the named file, and configure the inputs and return type as listed.</w:t>
       </w:r>
     </w:p>
     <w:tbl>
@@ -3860,7 +3402,7 @@
               <w:bottom w:val="single" w:color="BFBFBF" w:sz="4"/>
               <w:right w:val="single" w:color="BFBFBF" w:sz="4"/>
             </w:tcBorders>
-            <w:shd w:fill="1F3864" w:val="clear"/>
+            <w:shd w:fill="0A1F3D" w:val="clear"/>
             <w:tcMar>
               <w:top w:type="dxa" w:w="100"/>
               <w:left w:type="dxa" w:w="140"/>
@@ -3874,11 +3416,12 @@
             </w:pPr>
             <w:r>
               <w:rPr>
+                <w:rFonts w:ascii="Arial" w:cs="Arial" w:eastAsia="Arial" w:hAnsi="Arial"/>
                 <w:b/>
                 <w:bCs/>
                 <w:color w:val="FFFFFF"/>
-                <w:sz w:val="22"/>
-                <w:szCs w:val="22"/>
+                <w:sz w:val="20"/>
+                <w:szCs w:val="20"/>
               </w:rPr>
               <w:t xml:space="preserve">Action</w:t>
             </w:r>
@@ -3893,7 +3436,7 @@
               <w:bottom w:val="single" w:color="BFBFBF" w:sz="4"/>
               <w:right w:val="single" w:color="BFBFBF" w:sz="4"/>
             </w:tcBorders>
-            <w:shd w:fill="1F3864" w:val="clear"/>
+            <w:shd w:fill="0A1F3D" w:val="clear"/>
             <w:tcMar>
               <w:top w:type="dxa" w:w="100"/>
               <w:left w:type="dxa" w:w="140"/>
@@ -3907,11 +3450,12 @@
             </w:pPr>
             <w:r>
               <w:rPr>
+                <w:rFonts w:ascii="Arial" w:cs="Arial" w:eastAsia="Arial" w:hAnsi="Arial"/>
                 <w:b/>
                 <w:bCs/>
                 <w:color w:val="FFFFFF"/>
-                <w:sz w:val="22"/>
-                <w:szCs w:val="22"/>
+                <w:sz w:val="20"/>
+                <w:szCs w:val="20"/>
               </w:rPr>
               <w:t xml:space="preserve">Module</w:t>
             </w:r>
@@ -3926,7 +3470,7 @@
               <w:bottom w:val="single" w:color="BFBFBF" w:sz="4"/>
               <w:right w:val="single" w:color="BFBFBF" w:sz="4"/>
             </w:tcBorders>
-            <w:shd w:fill="1F3864" w:val="clear"/>
+            <w:shd w:fill="0A1F3D" w:val="clear"/>
             <w:tcMar>
               <w:top w:type="dxa" w:w="100"/>
               <w:left w:type="dxa" w:w="140"/>
@@ -3940,11 +3484,12 @@
             </w:pPr>
             <w:r>
               <w:rPr>
+                <w:rFonts w:ascii="Arial" w:cs="Arial" w:eastAsia="Arial" w:hAnsi="Arial"/>
                 <w:b/>
                 <w:bCs/>
                 <w:color w:val="FFFFFF"/>
-                <w:sz w:val="22"/>
-                <w:szCs w:val="22"/>
+                <w:sz w:val="20"/>
+                <w:szCs w:val="20"/>
               </w:rPr>
               <w:t xml:space="preserve">Signature</w:t>
             </w:r>
@@ -4008,7 +3553,7 @@
                 <w:sz w:val="20"/>
                 <w:szCs w:val="20"/>
               </w:rPr>
-              <w:t xml:space="preserve">com.broadcom.pso.vc.vm.snapshots</w:t>
+              <w:t xml:space="preserve">...vc.vm.snapshots</w:t>
             </w:r>
           </w:p>
         </w:tc>
@@ -4038,7 +3583,7 @@
                 <w:sz w:val="20"/>
                 <w:szCs w:val="20"/>
               </w:rPr>
-              <w:t xml:space="preserve">Inputs: vcenterSdkConnection (VC:SdkConnection), maxAgeMinutes (number), nameMatchString (string), descIgnoreString (string). Returns: string.</w:t>
+              <w:t xml:space="preserve">Inputs: vcenterSdkConnection (VC:SdkConnection), maxAgeMinutes (number), nameMatchString (string), descIgnoreStrings (Array/string). Returns: string.</w:t>
             </w:r>
           </w:p>
         </w:tc>
@@ -4100,7 +3645,7 @@
                 <w:sz w:val="20"/>
                 <w:szCs w:val="20"/>
               </w:rPr>
-              <w:t xml:space="preserve">com.broadcom.pso.vc.vm.snapshots</w:t>
+              <w:t xml:space="preserve">...vc.vm.snapshots</w:t>
             </w:r>
           </w:p>
         </w:tc>
@@ -4192,7 +3737,7 @@
                 <w:sz w:val="20"/>
                 <w:szCs w:val="20"/>
               </w:rPr>
-              <w:t xml:space="preserve">com.broadcom.pso.vc.storage</w:t>
+              <w:t xml:space="preserve">...vc.storage</w:t>
             </w:r>
           </w:p>
         </w:tc>
@@ -4284,7 +3829,7 @@
                 <w:sz w:val="20"/>
                 <w:szCs w:val="20"/>
               </w:rPr>
-              <w:t xml:space="preserve">com.broadcom.pso.vc.storage</w:t>
+              <w:t xml:space="preserve">...vc.storage</w:t>
             </w:r>
           </w:p>
         </w:tc>
@@ -4322,7 +3867,7 @@
     </w:tbl>
     <w:p>
       <w:pPr>
-        <w:spacing w:after="120"/>
+        <w:spacing w:after="60"/>
       </w:pPr>
       <w:r>
         <w:t xml:space="preserve"> </w:t>
@@ -4354,7 +3899,7 @@
               <w:bottom w:val="none"/>
               <w:right w:val="none"/>
             </w:tcBorders>
-            <w:shd w:fill="2E75B6" w:val="clear"/>
+            <w:shd w:fill="1565C0" w:val="clear"/>
             <w:tcMar>
               <w:top w:type="dxa" w:w="0"/>
               <w:left w:type="dxa" w:w="0"/>
@@ -4396,11 +3941,10 @@
               <w:rPr>
                 <w:b/>
                 <w:bCs/>
-                <w:color w:val="1F1F1F"/>
                 <w:sz w:val="22"/>
                 <w:szCs w:val="22"/>
               </w:rPr>
-              <w:t xml:space="preserve">Why the leading underscore on some action names</w:t>
+              <w:t xml:space="preserve">descIgnoreStrings is Array/string, not string</w:t>
             </w:r>
           </w:p>
           <w:p>
@@ -4412,7 +3956,7 @@
                 <w:sz w:val="22"/>
                 <w:szCs w:val="22"/>
               </w:rPr>
-              <w:t xml:space="preserve">Actions whose name begins with an underscore are conventionally treated as “private” in vRO action libraries — they are not surfaced as workflow tasks in the picker but are still callable via System.getModule. The underscore here is intentional and matches the call sites in the scriptable tasks.</w:t>
+              <w:t xml:space="preserve">When creating the _getSnapshotCandidates action input for descIgnoreStrings, select type Array/string in the vRO action editor. This is a native vRO array type, not a comma-delimited string. The action iterates the array and checks each element against every snapshot description.</w:t>
             </w:r>
           </w:p>
         </w:tc>
@@ -4431,62 +3975,7 @@
         <w:pStyle w:val="Heading2"/>
       </w:pPr>
       <w:r>
-        <w:t xml:space="preserve">5.1 Create the workflow</w:t>
-      </w:r>
-    </w:p>
-    <w:p>
-      <w:pPr>
-        <w:pStyle w:val="ListParagraph"/>
-        <w:numPr>
-          <w:ilvl w:val="0"/>
-          <w:numId w:val="3"/>
-        </w:numPr>
-        <w:spacing w:after="80"/>
-      </w:pPr>
-      <w:r>
-        <w:t xml:space="preserve">Navigate to Design → Workflows.</w:t>
-      </w:r>
-    </w:p>
-    <w:p>
-      <w:pPr>
-        <w:pStyle w:val="ListParagraph"/>
-        <w:numPr>
-          <w:ilvl w:val="0"/>
-          <w:numId w:val="3"/>
-        </w:numPr>
-        <w:spacing w:after="80"/>
-      </w:pPr>
-      <w:r>
-        <w:t xml:space="preserve">Create a folder under Library → SnapshotCleanup.</w:t>
-      </w:r>
-    </w:p>
-    <w:p>
-      <w:pPr>
-        <w:pStyle w:val="ListParagraph"/>
-        <w:numPr>
-          <w:ilvl w:val="0"/>
-          <w:numId w:val="3"/>
-        </w:numPr>
-        <w:spacing w:after="80"/>
-      </w:pPr>
-      <w:r>
-        <w:t xml:space="preserve">Right-click the folder → New Workflow. Name it Adaptive Snapshot Cleanup.</w:t>
-      </w:r>
-    </w:p>
-    <w:p>
-      <w:pPr>
-        <w:pStyle w:val="Heading2"/>
-      </w:pPr>
-      <w:r>
-        <w:t xml:space="preserve">5.2 Workflow inputs</w:t>
-      </w:r>
-    </w:p>
-    <w:p>
-      <w:pPr>
-        <w:spacing w:after="120"/>
-      </w:pPr>
-      <w:r>
-        <w:t xml:space="preserve">On the Inputs tab, add the following parameters with the defaults shown. These are the operator-facing controls for every run.</w:t>
+        <w:t xml:space="preserve">5.1 Workflow inputs</w:t>
       </w:r>
     </w:p>
     <w:tbl>
@@ -4503,9 +3992,9 @@
       </w:tblPr>
       <w:tblGrid>
         <w:gridCol w:w="2400"/>
+        <w:gridCol w:w="1400"/>
         <w:gridCol w:w="1100"/>
-        <w:gridCol w:w="1100"/>
-        <w:gridCol w:w="4760"/>
+        <w:gridCol w:w="4460"/>
       </w:tblGrid>
       <w:tr>
         <w:trPr>
@@ -4520,7 +4009,7 @@
               <w:bottom w:val="single" w:color="BFBFBF" w:sz="4"/>
               <w:right w:val="single" w:color="BFBFBF" w:sz="4"/>
             </w:tcBorders>
-            <w:shd w:fill="1F3864" w:val="clear"/>
+            <w:shd w:fill="0A1F3D" w:val="clear"/>
             <w:tcMar>
               <w:top w:type="dxa" w:w="100"/>
               <w:left w:type="dxa" w:w="140"/>
@@ -4534,11 +4023,12 @@
             </w:pPr>
             <w:r>
               <w:rPr>
+                <w:rFonts w:ascii="Arial" w:cs="Arial" w:eastAsia="Arial" w:hAnsi="Arial"/>
                 <w:b/>
                 <w:bCs/>
                 <w:color w:val="FFFFFF"/>
-                <w:sz w:val="22"/>
-                <w:szCs w:val="22"/>
+                <w:sz w:val="20"/>
+                <w:szCs w:val="20"/>
               </w:rPr>
               <w:t xml:space="preserve">Input</w:t>
             </w:r>
@@ -4546,14 +4036,14 @@
         </w:tc>
         <w:tc>
           <w:tcPr>
-            <w:tcW w:type="dxa" w:w="1100"/>
-            <w:tcBorders>
-              <w:top w:val="single" w:color="BFBFBF" w:sz="4"/>
-              <w:left w:val="single" w:color="BFBFBF" w:sz="4"/>
-              <w:bottom w:val="single" w:color="BFBFBF" w:sz="4"/>
-              <w:right w:val="single" w:color="BFBFBF" w:sz="4"/>
-            </w:tcBorders>
-            <w:shd w:fill="1F3864" w:val="clear"/>
+            <w:tcW w:type="dxa" w:w="1400"/>
+            <w:tcBorders>
+              <w:top w:val="single" w:color="BFBFBF" w:sz="4"/>
+              <w:left w:val="single" w:color="BFBFBF" w:sz="4"/>
+              <w:bottom w:val="single" w:color="BFBFBF" w:sz="4"/>
+              <w:right w:val="single" w:color="BFBFBF" w:sz="4"/>
+            </w:tcBorders>
+            <w:shd w:fill="0A1F3D" w:val="clear"/>
             <w:tcMar>
               <w:top w:type="dxa" w:w="100"/>
               <w:left w:type="dxa" w:w="140"/>
@@ -4567,11 +4057,12 @@
             </w:pPr>
             <w:r>
               <w:rPr>
+                <w:rFonts w:ascii="Arial" w:cs="Arial" w:eastAsia="Arial" w:hAnsi="Arial"/>
                 <w:b/>
                 <w:bCs/>
                 <w:color w:val="FFFFFF"/>
-                <w:sz w:val="22"/>
-                <w:szCs w:val="22"/>
+                <w:sz w:val="20"/>
+                <w:szCs w:val="20"/>
               </w:rPr>
               <w:t xml:space="preserve">Type</w:t>
             </w:r>
@@ -4586,7 +4077,7 @@
               <w:bottom w:val="single" w:color="BFBFBF" w:sz="4"/>
               <w:right w:val="single" w:color="BFBFBF" w:sz="4"/>
             </w:tcBorders>
-            <w:shd w:fill="1F3864" w:val="clear"/>
+            <w:shd w:fill="0A1F3D" w:val="clear"/>
             <w:tcMar>
               <w:top w:type="dxa" w:w="100"/>
               <w:left w:type="dxa" w:w="140"/>
@@ -4600,11 +4091,12 @@
             </w:pPr>
             <w:r>
               <w:rPr>
+                <w:rFonts w:ascii="Arial" w:cs="Arial" w:eastAsia="Arial" w:hAnsi="Arial"/>
                 <w:b/>
                 <w:bCs/>
                 <w:color w:val="FFFFFF"/>
-                <w:sz w:val="22"/>
-                <w:szCs w:val="22"/>
+                <w:sz w:val="20"/>
+                <w:szCs w:val="20"/>
               </w:rPr>
               <w:t xml:space="preserve">Default</w:t>
             </w:r>
@@ -4612,14 +4104,14 @@
         </w:tc>
         <w:tc>
           <w:tcPr>
-            <w:tcW w:type="dxa" w:w="4760"/>
-            <w:tcBorders>
-              <w:top w:val="single" w:color="BFBFBF" w:sz="4"/>
-              <w:left w:val="single" w:color="BFBFBF" w:sz="4"/>
-              <w:bottom w:val="single" w:color="BFBFBF" w:sz="4"/>
-              <w:right w:val="single" w:color="BFBFBF" w:sz="4"/>
-            </w:tcBorders>
-            <w:shd w:fill="1F3864" w:val="clear"/>
+            <w:tcW w:type="dxa" w:w="4460"/>
+            <w:tcBorders>
+              <w:top w:val="single" w:color="BFBFBF" w:sz="4"/>
+              <w:left w:val="single" w:color="BFBFBF" w:sz="4"/>
+              <w:bottom w:val="single" w:color="BFBFBF" w:sz="4"/>
+              <w:right w:val="single" w:color="BFBFBF" w:sz="4"/>
+            </w:tcBorders>
+            <w:shd w:fill="0A1F3D" w:val="clear"/>
             <w:tcMar>
               <w:top w:type="dxa" w:w="100"/>
               <w:left w:type="dxa" w:w="140"/>
@@ -4633,11 +4125,12 @@
             </w:pPr>
             <w:r>
               <w:rPr>
+                <w:rFonts w:ascii="Arial" w:cs="Arial" w:eastAsia="Arial" w:hAnsi="Arial"/>
                 <w:b/>
                 <w:bCs/>
                 <w:color w:val="FFFFFF"/>
-                <w:sz w:val="22"/>
-                <w:szCs w:val="22"/>
+                <w:sz w:val="20"/>
+                <w:szCs w:val="20"/>
               </w:rPr>
               <w:t xml:space="preserve">Notes</w:t>
             </w:r>
@@ -4677,6 +4170,36 @@
         </w:tc>
         <w:tc>
           <w:tcPr>
+            <w:tcW w:type="dxa" w:w="1400"/>
+            <w:tcBorders>
+              <w:top w:val="single" w:color="BFBFBF" w:sz="4"/>
+              <w:left w:val="single" w:color="BFBFBF" w:sz="4"/>
+              <w:bottom w:val="single" w:color="BFBFBF" w:sz="4"/>
+              <w:right w:val="single" w:color="BFBFBF" w:sz="4"/>
+            </w:tcBorders>
+            <w:shd w:fill="FFFFFF" w:val="clear"/>
+            <w:tcMar>
+              <w:top w:type="dxa" w:w="80"/>
+              <w:left w:type="dxa" w:w="140"/>
+              <w:bottom w:type="dxa" w:w="80"/>
+              <w:right w:type="dxa" w:w="140"/>
+            </w:tcMar>
+          </w:tcPr>
+          <w:p>
+            <w:pPr>
+              <w:spacing w:after="40"/>
+            </w:pPr>
+            <w:r>
+              <w:rPr>
+                <w:sz w:val="20"/>
+                <w:szCs w:val="20"/>
+              </w:rPr>
+              <w:t xml:space="preserve">number</w:t>
+            </w:r>
+          </w:p>
+        </w:tc>
+        <w:tc>
+          <w:tcPr>
             <w:tcW w:type="dxa" w:w="1100"/>
             <w:tcBorders>
               <w:top w:val="single" w:color="BFBFBF" w:sz="4"/>
@@ -4701,67 +4224,37 @@
                 <w:sz w:val="20"/>
                 <w:szCs w:val="20"/>
               </w:rPr>
-              <w:t xml:space="preserve">number</w:t>
-            </w:r>
-          </w:p>
-        </w:tc>
-        <w:tc>
-          <w:tcPr>
-            <w:tcW w:type="dxa" w:w="1100"/>
-            <w:tcBorders>
-              <w:top w:val="single" w:color="BFBFBF" w:sz="4"/>
-              <w:left w:val="single" w:color="BFBFBF" w:sz="4"/>
-              <w:bottom w:val="single" w:color="BFBFBF" w:sz="4"/>
-              <w:right w:val="single" w:color="BFBFBF" w:sz="4"/>
-            </w:tcBorders>
-            <w:shd w:fill="FFFFFF" w:val="clear"/>
-            <w:tcMar>
-              <w:top w:type="dxa" w:w="80"/>
-              <w:left w:type="dxa" w:w="140"/>
-              <w:bottom w:type="dxa" w:w="80"/>
-              <w:right w:type="dxa" w:w="140"/>
-            </w:tcMar>
-          </w:tcPr>
-          <w:p>
-            <w:pPr>
-              <w:spacing w:after="40"/>
-            </w:pPr>
-            <w:r>
-              <w:rPr>
-                <w:sz w:val="20"/>
-                <w:szCs w:val="20"/>
-              </w:rPr>
               <w:t xml:space="preserve">10080</w:t>
             </w:r>
           </w:p>
         </w:tc>
         <w:tc>
           <w:tcPr>
-            <w:tcW w:type="dxa" w:w="4760"/>
-            <w:tcBorders>
-              <w:top w:val="single" w:color="BFBFBF" w:sz="4"/>
-              <w:left w:val="single" w:color="BFBFBF" w:sz="4"/>
-              <w:bottom w:val="single" w:color="BFBFBF" w:sz="4"/>
-              <w:right w:val="single" w:color="BFBFBF" w:sz="4"/>
-            </w:tcBorders>
-            <w:shd w:fill="FFFFFF" w:val="clear"/>
-            <w:tcMar>
-              <w:top w:type="dxa" w:w="80"/>
-              <w:left w:type="dxa" w:w="140"/>
-              <w:bottom w:type="dxa" w:w="80"/>
-              <w:right w:type="dxa" w:w="140"/>
-            </w:tcMar>
-          </w:tcPr>
-          <w:p>
-            <w:pPr>
-              <w:spacing w:after="40"/>
-            </w:pPr>
-            <w:r>
-              <w:rPr>
-                <w:sz w:val="20"/>
-                <w:szCs w:val="20"/>
-              </w:rPr>
-              <w:t xml:space="preserve">Snapshots older than this are candidates. 7 days for production.</w:t>
+            <w:tcW w:type="dxa" w:w="4460"/>
+            <w:tcBorders>
+              <w:top w:val="single" w:color="BFBFBF" w:sz="4"/>
+              <w:left w:val="single" w:color="BFBFBF" w:sz="4"/>
+              <w:bottom w:val="single" w:color="BFBFBF" w:sz="4"/>
+              <w:right w:val="single" w:color="BFBFBF" w:sz="4"/>
+            </w:tcBorders>
+            <w:shd w:fill="FFFFFF" w:val="clear"/>
+            <w:tcMar>
+              <w:top w:type="dxa" w:w="80"/>
+              <w:left w:type="dxa" w:w="140"/>
+              <w:bottom w:type="dxa" w:w="80"/>
+              <w:right w:type="dxa" w:w="140"/>
+            </w:tcMar>
+          </w:tcPr>
+          <w:p>
+            <w:pPr>
+              <w:spacing w:after="40"/>
+            </w:pPr>
+            <w:r>
+              <w:rPr>
+                <w:sz w:val="20"/>
+                <w:szCs w:val="20"/>
+              </w:rPr>
+              <w:t xml:space="preserve">7 days for production.</w:t>
             </w:r>
           </w:p>
         </w:tc>
@@ -4799,6 +4292,36 @@
         </w:tc>
         <w:tc>
           <w:tcPr>
+            <w:tcW w:type="dxa" w:w="1400"/>
+            <w:tcBorders>
+              <w:top w:val="single" w:color="BFBFBF" w:sz="4"/>
+              <w:left w:val="single" w:color="BFBFBF" w:sz="4"/>
+              <w:bottom w:val="single" w:color="BFBFBF" w:sz="4"/>
+              <w:right w:val="single" w:color="BFBFBF" w:sz="4"/>
+            </w:tcBorders>
+            <w:shd w:fill="F2F2F2" w:val="clear"/>
+            <w:tcMar>
+              <w:top w:type="dxa" w:w="80"/>
+              <w:left w:type="dxa" w:w="140"/>
+              <w:bottom w:type="dxa" w:w="80"/>
+              <w:right w:type="dxa" w:w="140"/>
+            </w:tcMar>
+          </w:tcPr>
+          <w:p>
+            <w:pPr>
+              <w:spacing w:after="40"/>
+            </w:pPr>
+            <w:r>
+              <w:rPr>
+                <w:sz w:val="20"/>
+                <w:szCs w:val="20"/>
+              </w:rPr>
+              <w:t xml:space="preserve">string</w:t>
+            </w:r>
+          </w:p>
+        </w:tc>
+        <w:tc>
+          <w:tcPr>
             <w:tcW w:type="dxa" w:w="1100"/>
             <w:tcBorders>
               <w:top w:val="single" w:color="BFBFBF" w:sz="4"/>
@@ -4823,67 +4346,37 @@
                 <w:sz w:val="20"/>
                 <w:szCs w:val="20"/>
               </w:rPr>
-              <w:t xml:space="preserve">string</w:t>
-            </w:r>
-          </w:p>
-        </w:tc>
-        <w:tc>
-          <w:tcPr>
-            <w:tcW w:type="dxa" w:w="1100"/>
-            <w:tcBorders>
-              <w:top w:val="single" w:color="BFBFBF" w:sz="4"/>
-              <w:left w:val="single" w:color="BFBFBF" w:sz="4"/>
-              <w:bottom w:val="single" w:color="BFBFBF" w:sz="4"/>
-              <w:right w:val="single" w:color="BFBFBF" w:sz="4"/>
-            </w:tcBorders>
-            <w:shd w:fill="F2F2F2" w:val="clear"/>
-            <w:tcMar>
-              <w:top w:type="dxa" w:w="80"/>
-              <w:left w:type="dxa" w:w="140"/>
-              <w:bottom w:type="dxa" w:w="80"/>
-              <w:right w:type="dxa" w:w="140"/>
-            </w:tcMar>
-          </w:tcPr>
-          <w:p>
-            <w:pPr>
-              <w:spacing w:after="40"/>
-            </w:pPr>
-            <w:r>
-              <w:rPr>
-                <w:sz w:val="20"/>
-                <w:szCs w:val="20"/>
-              </w:rPr>
               <w:t xml:space="preserve">(empty)</w:t>
             </w:r>
           </w:p>
         </w:tc>
         <w:tc>
           <w:tcPr>
-            <w:tcW w:type="dxa" w:w="4760"/>
-            <w:tcBorders>
-              <w:top w:val="single" w:color="BFBFBF" w:sz="4"/>
-              <w:left w:val="single" w:color="BFBFBF" w:sz="4"/>
-              <w:bottom w:val="single" w:color="BFBFBF" w:sz="4"/>
-              <w:right w:val="single" w:color="BFBFBF" w:sz="4"/>
-            </w:tcBorders>
-            <w:shd w:fill="F2F2F2" w:val="clear"/>
-            <w:tcMar>
-              <w:top w:type="dxa" w:w="80"/>
-              <w:left w:type="dxa" w:w="140"/>
-              <w:bottom w:type="dxa" w:w="80"/>
-              <w:right w:type="dxa" w:w="140"/>
-            </w:tcMar>
-          </w:tcPr>
-          <w:p>
-            <w:pPr>
-              <w:spacing w:after="40"/>
-            </w:pPr>
-            <w:r>
-              <w:rPr>
-                <w:sz w:val="20"/>
-                <w:szCs w:val="20"/>
-              </w:rPr>
-              <w:t xml:space="preserve">Whitelist filter (case-insensitive substring).</w:t>
+            <w:tcW w:type="dxa" w:w="4460"/>
+            <w:tcBorders>
+              <w:top w:val="single" w:color="BFBFBF" w:sz="4"/>
+              <w:left w:val="single" w:color="BFBFBF" w:sz="4"/>
+              <w:bottom w:val="single" w:color="BFBFBF" w:sz="4"/>
+              <w:right w:val="single" w:color="BFBFBF" w:sz="4"/>
+            </w:tcBorders>
+            <w:shd w:fill="F2F2F2" w:val="clear"/>
+            <w:tcMar>
+              <w:top w:type="dxa" w:w="80"/>
+              <w:left w:type="dxa" w:w="140"/>
+              <w:bottom w:type="dxa" w:w="80"/>
+              <w:right w:type="dxa" w:w="140"/>
+            </w:tcMar>
+          </w:tcPr>
+          <w:p>
+            <w:pPr>
+              <w:spacing w:after="40"/>
+            </w:pPr>
+            <w:r>
+              <w:rPr>
+                <w:sz w:val="20"/>
+                <w:szCs w:val="20"/>
+              </w:rPr>
+              <w:t xml:space="preserve">Whitelist filter.</w:t>
             </w:r>
           </w:p>
         </w:tc>
@@ -4915,7 +4408,37 @@
                 <w:sz w:val="20"/>
                 <w:szCs w:val="20"/>
               </w:rPr>
-              <w:t xml:space="preserve">descIgnoreString</w:t>
+              <w:t xml:space="preserve">descIgnoreStrings</w:t>
+            </w:r>
+          </w:p>
+        </w:tc>
+        <w:tc>
+          <w:tcPr>
+            <w:tcW w:type="dxa" w:w="1400"/>
+            <w:tcBorders>
+              <w:top w:val="single" w:color="BFBFBF" w:sz="4"/>
+              <w:left w:val="single" w:color="BFBFBF" w:sz="4"/>
+              <w:bottom w:val="single" w:color="BFBFBF" w:sz="4"/>
+              <w:right w:val="single" w:color="BFBFBF" w:sz="4"/>
+            </w:tcBorders>
+            <w:shd w:fill="FFFFFF" w:val="clear"/>
+            <w:tcMar>
+              <w:top w:type="dxa" w:w="80"/>
+              <w:left w:type="dxa" w:w="140"/>
+              <w:bottom w:type="dxa" w:w="80"/>
+              <w:right w:type="dxa" w:w="140"/>
+            </w:tcMar>
+          </w:tcPr>
+          <w:p>
+            <w:pPr>
+              <w:spacing w:after="40"/>
+            </w:pPr>
+            <w:r>
+              <w:rPr>
+                <w:sz w:val="20"/>
+                <w:szCs w:val="20"/>
+              </w:rPr>
+              <w:t xml:space="preserve">Array/string</w:t>
             </w:r>
           </w:p>
         </w:tc>
@@ -4945,67 +4468,37 @@
                 <w:sz w:val="20"/>
                 <w:szCs w:val="20"/>
               </w:rPr>
-              <w:t xml:space="preserve">string</w:t>
-            </w:r>
-          </w:p>
-        </w:tc>
-        <w:tc>
-          <w:tcPr>
-            <w:tcW w:type="dxa" w:w="1100"/>
-            <w:tcBorders>
-              <w:top w:val="single" w:color="BFBFBF" w:sz="4"/>
-              <w:left w:val="single" w:color="BFBFBF" w:sz="4"/>
-              <w:bottom w:val="single" w:color="BFBFBF" w:sz="4"/>
-              <w:right w:val="single" w:color="BFBFBF" w:sz="4"/>
-            </w:tcBorders>
-            <w:shd w:fill="FFFFFF" w:val="clear"/>
-            <w:tcMar>
-              <w:top w:type="dxa" w:w="80"/>
-              <w:left w:type="dxa" w:w="140"/>
-              <w:bottom w:type="dxa" w:w="80"/>
-              <w:right w:type="dxa" w:w="140"/>
-            </w:tcMar>
-          </w:tcPr>
-          <w:p>
-            <w:pPr>
-              <w:spacing w:after="40"/>
-            </w:pPr>
-            <w:r>
-              <w:rPr>
-                <w:sz w:val="20"/>
-                <w:szCs w:val="20"/>
-              </w:rPr>
-              <w:t xml:space="preserve">(empty)</w:t>
-            </w:r>
-          </w:p>
-        </w:tc>
-        <w:tc>
-          <w:tcPr>
-            <w:tcW w:type="dxa" w:w="4760"/>
-            <w:tcBorders>
-              <w:top w:val="single" w:color="BFBFBF" w:sz="4"/>
-              <w:left w:val="single" w:color="BFBFBF" w:sz="4"/>
-              <w:bottom w:val="single" w:color="BFBFBF" w:sz="4"/>
-              <w:right w:val="single" w:color="BFBFBF" w:sz="4"/>
-            </w:tcBorders>
-            <w:shd w:fill="FFFFFF" w:val="clear"/>
-            <w:tcMar>
-              <w:top w:type="dxa" w:w="80"/>
-              <w:left w:type="dxa" w:w="140"/>
-              <w:bottom w:type="dxa" w:w="80"/>
-              <w:right w:type="dxa" w:w="140"/>
-            </w:tcMar>
-          </w:tcPr>
-          <w:p>
-            <w:pPr>
-              <w:spacing w:after="40"/>
-            </w:pPr>
-            <w:r>
-              <w:rPr>
-                <w:sz w:val="20"/>
-                <w:szCs w:val="20"/>
-              </w:rPr>
-              <w:t xml:space="preserve">Skip filter for backup-owned snapshots, etc.</w:t>
+              <w:t xml:space="preserve">[]</w:t>
+            </w:r>
+          </w:p>
+        </w:tc>
+        <w:tc>
+          <w:tcPr>
+            <w:tcW w:type="dxa" w:w="4460"/>
+            <w:tcBorders>
+              <w:top w:val="single" w:color="BFBFBF" w:sz="4"/>
+              <w:left w:val="single" w:color="BFBFBF" w:sz="4"/>
+              <w:bottom w:val="single" w:color="BFBFBF" w:sz="4"/>
+              <w:right w:val="single" w:color="BFBFBF" w:sz="4"/>
+            </w:tcBorders>
+            <w:shd w:fill="FFFFFF" w:val="clear"/>
+            <w:tcMar>
+              <w:top w:type="dxa" w:w="80"/>
+              <w:left w:type="dxa" w:w="140"/>
+              <w:bottom w:type="dxa" w:w="80"/>
+              <w:right w:type="dxa" w:w="140"/>
+            </w:tcMar>
+          </w:tcPr>
+          <w:p>
+            <w:pPr>
+              <w:spacing w:after="40"/>
+            </w:pPr>
+            <w:r>
+              <w:rPr>
+                <w:sz w:val="20"/>
+                <w:szCs w:val="20"/>
+              </w:rPr>
+              <w:t xml:space="preserve">Array of ignore keywords. Snapshot skipped if description contains ANY element (case-insensitive substring).</w:t>
             </w:r>
           </w:p>
         </w:tc>
@@ -5043,6 +4536,36 @@
         </w:tc>
         <w:tc>
           <w:tcPr>
+            <w:tcW w:type="dxa" w:w="1400"/>
+            <w:tcBorders>
+              <w:top w:val="single" w:color="BFBFBF" w:sz="4"/>
+              <w:left w:val="single" w:color="BFBFBF" w:sz="4"/>
+              <w:bottom w:val="single" w:color="BFBFBF" w:sz="4"/>
+              <w:right w:val="single" w:color="BFBFBF" w:sz="4"/>
+            </w:tcBorders>
+            <w:shd w:fill="F2F2F2" w:val="clear"/>
+            <w:tcMar>
+              <w:top w:type="dxa" w:w="80"/>
+              <w:left w:type="dxa" w:w="140"/>
+              <w:bottom w:type="dxa" w:w="80"/>
+              <w:right w:type="dxa" w:w="140"/>
+            </w:tcMar>
+          </w:tcPr>
+          <w:p>
+            <w:pPr>
+              <w:spacing w:after="40"/>
+            </w:pPr>
+            <w:r>
+              <w:rPr>
+                <w:sz w:val="20"/>
+                <w:szCs w:val="20"/>
+              </w:rPr>
+              <w:t xml:space="preserve">boolean</w:t>
+            </w:r>
+          </w:p>
+        </w:tc>
+        <w:tc>
+          <w:tcPr>
             <w:tcW w:type="dxa" w:w="1100"/>
             <w:tcBorders>
               <w:top w:val="single" w:color="BFBFBF" w:sz="4"/>
@@ -5067,67 +4590,37 @@
                 <w:sz w:val="20"/>
                 <w:szCs w:val="20"/>
               </w:rPr>
-              <w:t xml:space="preserve">boolean</w:t>
-            </w:r>
-          </w:p>
-        </w:tc>
-        <w:tc>
-          <w:tcPr>
-            <w:tcW w:type="dxa" w:w="1100"/>
-            <w:tcBorders>
-              <w:top w:val="single" w:color="BFBFBF" w:sz="4"/>
-              <w:left w:val="single" w:color="BFBFBF" w:sz="4"/>
-              <w:bottom w:val="single" w:color="BFBFBF" w:sz="4"/>
-              <w:right w:val="single" w:color="BFBFBF" w:sz="4"/>
-            </w:tcBorders>
-            <w:shd w:fill="F2F2F2" w:val="clear"/>
-            <w:tcMar>
-              <w:top w:type="dxa" w:w="80"/>
-              <w:left w:type="dxa" w:w="140"/>
-              <w:bottom w:type="dxa" w:w="80"/>
-              <w:right w:type="dxa" w:w="140"/>
-            </w:tcMar>
-          </w:tcPr>
-          <w:p>
-            <w:pPr>
-              <w:spacing w:after="40"/>
-            </w:pPr>
-            <w:r>
-              <w:rPr>
-                <w:sz w:val="20"/>
-                <w:szCs w:val="20"/>
-              </w:rPr>
               <w:t xml:space="preserve">true</w:t>
             </w:r>
           </w:p>
         </w:tc>
         <w:tc>
           <w:tcPr>
-            <w:tcW w:type="dxa" w:w="4760"/>
-            <w:tcBorders>
-              <w:top w:val="single" w:color="BFBFBF" w:sz="4"/>
-              <w:left w:val="single" w:color="BFBFBF" w:sz="4"/>
-              <w:bottom w:val="single" w:color="BFBFBF" w:sz="4"/>
-              <w:right w:val="single" w:color="BFBFBF" w:sz="4"/>
-            </w:tcBorders>
-            <w:shd w:fill="F2F2F2" w:val="clear"/>
-            <w:tcMar>
-              <w:top w:type="dxa" w:w="80"/>
-              <w:left w:type="dxa" w:w="140"/>
-              <w:bottom w:type="dxa" w:w="80"/>
-              <w:right w:type="dxa" w:w="140"/>
-            </w:tcMar>
-          </w:tcPr>
-          <w:p>
-            <w:pPr>
-              <w:spacing w:after="40"/>
-            </w:pPr>
-            <w:r>
-              <w:rPr>
-                <w:sz w:val="20"/>
-                <w:szCs w:val="20"/>
-              </w:rPr>
-              <w:t xml:space="preserve">MUST default true. Operators set false explicitly for live runs.</w:t>
+            <w:tcW w:type="dxa" w:w="4460"/>
+            <w:tcBorders>
+              <w:top w:val="single" w:color="BFBFBF" w:sz="4"/>
+              <w:left w:val="single" w:color="BFBFBF" w:sz="4"/>
+              <w:bottom w:val="single" w:color="BFBFBF" w:sz="4"/>
+              <w:right w:val="single" w:color="BFBFBF" w:sz="4"/>
+            </w:tcBorders>
+            <w:shd w:fill="F2F2F2" w:val="clear"/>
+            <w:tcMar>
+              <w:top w:type="dxa" w:w="80"/>
+              <w:left w:type="dxa" w:w="140"/>
+              <w:bottom w:type="dxa" w:w="80"/>
+              <w:right w:type="dxa" w:w="140"/>
+            </w:tcMar>
+          </w:tcPr>
+          <w:p>
+            <w:pPr>
+              <w:spacing w:after="40"/>
+            </w:pPr>
+            <w:r>
+              <w:rPr>
+                <w:sz w:val="20"/>
+                <w:szCs w:val="20"/>
+              </w:rPr>
+              <w:t xml:space="preserve">MUST default true.</w:t>
             </w:r>
           </w:p>
         </w:tc>
@@ -5165,6 +4658,36 @@
         </w:tc>
         <w:tc>
           <w:tcPr>
+            <w:tcW w:type="dxa" w:w="1400"/>
+            <w:tcBorders>
+              <w:top w:val="single" w:color="BFBFBF" w:sz="4"/>
+              <w:left w:val="single" w:color="BFBFBF" w:sz="4"/>
+              <w:bottom w:val="single" w:color="BFBFBF" w:sz="4"/>
+              <w:right w:val="single" w:color="BFBFBF" w:sz="4"/>
+            </w:tcBorders>
+            <w:shd w:fill="FFFFFF" w:val="clear"/>
+            <w:tcMar>
+              <w:top w:type="dxa" w:w="80"/>
+              <w:left w:type="dxa" w:w="140"/>
+              <w:bottom w:type="dxa" w:w="80"/>
+              <w:right w:type="dxa" w:w="140"/>
+            </w:tcMar>
+          </w:tcPr>
+          <w:p>
+            <w:pPr>
+              <w:spacing w:after="40"/>
+            </w:pPr>
+            <w:r>
+              <w:rPr>
+                <w:sz w:val="20"/>
+                <w:szCs w:val="20"/>
+              </w:rPr>
+              <w:t xml:space="preserve">number</w:t>
+            </w:r>
+          </w:p>
+        </w:tc>
+        <w:tc>
+          <w:tcPr>
             <w:tcW w:type="dxa" w:w="1100"/>
             <w:tcBorders>
               <w:top w:val="single" w:color="BFBFBF" w:sz="4"/>
@@ -5189,67 +4712,37 @@
                 <w:sz w:val="20"/>
                 <w:szCs w:val="20"/>
               </w:rPr>
-              <w:t xml:space="preserve">number</w:t>
-            </w:r>
-          </w:p>
-        </w:tc>
-        <w:tc>
-          <w:tcPr>
-            <w:tcW w:type="dxa" w:w="1100"/>
-            <w:tcBorders>
-              <w:top w:val="single" w:color="BFBFBF" w:sz="4"/>
-              <w:left w:val="single" w:color="BFBFBF" w:sz="4"/>
-              <w:bottom w:val="single" w:color="BFBFBF" w:sz="4"/>
-              <w:right w:val="single" w:color="BFBFBF" w:sz="4"/>
-            </w:tcBorders>
-            <w:shd w:fill="FFFFFF" w:val="clear"/>
-            <w:tcMar>
-              <w:top w:type="dxa" w:w="80"/>
-              <w:left w:type="dxa" w:w="140"/>
-              <w:bottom w:type="dxa" w:w="80"/>
-              <w:right w:type="dxa" w:w="140"/>
-            </w:tcMar>
-          </w:tcPr>
-          <w:p>
-            <w:pPr>
-              <w:spacing w:after="40"/>
-            </w:pPr>
-            <w:r>
-              <w:rPr>
-                <w:sz w:val="20"/>
-                <w:szCs w:val="20"/>
-              </w:rPr>
               <w:t xml:space="preserve">30</w:t>
             </w:r>
           </w:p>
         </w:tc>
         <w:tc>
           <w:tcPr>
-            <w:tcW w:type="dxa" w:w="4760"/>
-            <w:tcBorders>
-              <w:top w:val="single" w:color="BFBFBF" w:sz="4"/>
-              <w:left w:val="single" w:color="BFBFBF" w:sz="4"/>
-              <w:bottom w:val="single" w:color="BFBFBF" w:sz="4"/>
-              <w:right w:val="single" w:color="BFBFBF" w:sz="4"/>
-            </w:tcBorders>
-            <w:shd w:fill="FFFFFF" w:val="clear"/>
-            <w:tcMar>
-              <w:top w:type="dxa" w:w="80"/>
-              <w:left w:type="dxa" w:w="140"/>
-              <w:bottom w:type="dxa" w:w="80"/>
-              <w:right w:type="dxa" w:w="140"/>
-            </w:tcMar>
-          </w:tcPr>
-          <w:p>
-            <w:pPr>
-              <w:spacing w:after="40"/>
-            </w:pPr>
-            <w:r>
-              <w:rPr>
-                <w:sz w:val="20"/>
-                <w:szCs w:val="20"/>
-              </w:rPr>
-              <w:t xml:space="preserve">VMFS/NFS governor ceiling in ms.</w:t>
+            <w:tcW w:type="dxa" w:w="4460"/>
+            <w:tcBorders>
+              <w:top w:val="single" w:color="BFBFBF" w:sz="4"/>
+              <w:left w:val="single" w:color="BFBFBF" w:sz="4"/>
+              <w:bottom w:val="single" w:color="BFBFBF" w:sz="4"/>
+              <w:right w:val="single" w:color="BFBFBF" w:sz="4"/>
+            </w:tcBorders>
+            <w:shd w:fill="FFFFFF" w:val="clear"/>
+            <w:tcMar>
+              <w:top w:type="dxa" w:w="80"/>
+              <w:left w:type="dxa" w:w="140"/>
+              <w:bottom w:type="dxa" w:w="80"/>
+              <w:right w:type="dxa" w:w="140"/>
+            </w:tcMar>
+          </w:tcPr>
+          <w:p>
+            <w:pPr>
+              <w:spacing w:after="40"/>
+            </w:pPr>
+            <w:r>
+              <w:rPr>
+                <w:sz w:val="20"/>
+                <w:szCs w:val="20"/>
+              </w:rPr>
+              <w:t xml:space="preserve">VMFS/NFS governor ceiling (ms).</w:t>
             </w:r>
           </w:p>
         </w:tc>
@@ -5287,6 +4780,36 @@
         </w:tc>
         <w:tc>
           <w:tcPr>
+            <w:tcW w:type="dxa" w:w="1400"/>
+            <w:tcBorders>
+              <w:top w:val="single" w:color="BFBFBF" w:sz="4"/>
+              <w:left w:val="single" w:color="BFBFBF" w:sz="4"/>
+              <w:bottom w:val="single" w:color="BFBFBF" w:sz="4"/>
+              <w:right w:val="single" w:color="BFBFBF" w:sz="4"/>
+            </w:tcBorders>
+            <w:shd w:fill="F2F2F2" w:val="clear"/>
+            <w:tcMar>
+              <w:top w:type="dxa" w:w="80"/>
+              <w:left w:type="dxa" w:w="140"/>
+              <w:bottom w:type="dxa" w:w="80"/>
+              <w:right w:type="dxa" w:w="140"/>
+            </w:tcMar>
+          </w:tcPr>
+          <w:p>
+            <w:pPr>
+              <w:spacing w:after="40"/>
+            </w:pPr>
+            <w:r>
+              <w:rPr>
+                <w:sz w:val="20"/>
+                <w:szCs w:val="20"/>
+              </w:rPr>
+              <w:t xml:space="preserve">number</w:t>
+            </w:r>
+          </w:p>
+        </w:tc>
+        <w:tc>
+          <w:tcPr>
             <w:tcW w:type="dxa" w:w="1100"/>
             <w:tcBorders>
               <w:top w:val="single" w:color="BFBFBF" w:sz="4"/>
@@ -5311,43 +4834,13 @@
                 <w:sz w:val="20"/>
                 <w:szCs w:val="20"/>
               </w:rPr>
-              <w:t xml:space="preserve">number</w:t>
-            </w:r>
-          </w:p>
-        </w:tc>
-        <w:tc>
-          <w:tcPr>
-            <w:tcW w:type="dxa" w:w="1100"/>
-            <w:tcBorders>
-              <w:top w:val="single" w:color="BFBFBF" w:sz="4"/>
-              <w:left w:val="single" w:color="BFBFBF" w:sz="4"/>
-              <w:bottom w:val="single" w:color="BFBFBF" w:sz="4"/>
-              <w:right w:val="single" w:color="BFBFBF" w:sz="4"/>
-            </w:tcBorders>
-            <w:shd w:fill="F2F2F2" w:val="clear"/>
-            <w:tcMar>
-              <w:top w:type="dxa" w:w="80"/>
-              <w:left w:type="dxa" w:w="140"/>
-              <w:bottom w:type="dxa" w:w="80"/>
-              <w:right w:type="dxa" w:w="140"/>
-            </w:tcMar>
-          </w:tcPr>
-          <w:p>
-            <w:pPr>
-              <w:spacing w:after="40"/>
-            </w:pPr>
-            <w:r>
-              <w:rPr>
-                <w:sz w:val="20"/>
-                <w:szCs w:val="20"/>
-              </w:rPr>
               <w:t xml:space="preserve">50</w:t>
             </w:r>
           </w:p>
         </w:tc>
         <w:tc>
           <w:tcPr>
-            <w:tcW w:type="dxa" w:w="4760"/>
+            <w:tcW w:type="dxa" w:w="4460"/>
             <w:tcBorders>
               <w:top w:val="single" w:color="BFBFBF" w:sz="4"/>
               <w:left w:val="single" w:color="BFBFBF" w:sz="4"/>
@@ -5409,6 +4902,36 @@
         </w:tc>
         <w:tc>
           <w:tcPr>
+            <w:tcW w:type="dxa" w:w="1400"/>
+            <w:tcBorders>
+              <w:top w:val="single" w:color="BFBFBF" w:sz="4"/>
+              <w:left w:val="single" w:color="BFBFBF" w:sz="4"/>
+              <w:bottom w:val="single" w:color="BFBFBF" w:sz="4"/>
+              <w:right w:val="single" w:color="BFBFBF" w:sz="4"/>
+            </w:tcBorders>
+            <w:shd w:fill="FFFFFF" w:val="clear"/>
+            <w:tcMar>
+              <w:top w:type="dxa" w:w="80"/>
+              <w:left w:type="dxa" w:w="140"/>
+              <w:bottom w:type="dxa" w:w="80"/>
+              <w:right w:type="dxa" w:w="140"/>
+            </w:tcMar>
+          </w:tcPr>
+          <w:p>
+            <w:pPr>
+              <w:spacing w:after="40"/>
+            </w:pPr>
+            <w:r>
+              <w:rPr>
+                <w:sz w:val="20"/>
+                <w:szCs w:val="20"/>
+              </w:rPr>
+              <w:t xml:space="preserve">number</w:t>
+            </w:r>
+          </w:p>
+        </w:tc>
+        <w:tc>
+          <w:tcPr>
             <w:tcW w:type="dxa" w:w="1100"/>
             <w:tcBorders>
               <w:top w:val="single" w:color="BFBFBF" w:sz="4"/>
@@ -5433,67 +4956,37 @@
                 <w:sz w:val="20"/>
                 <w:szCs w:val="20"/>
               </w:rPr>
-              <w:t xml:space="preserve">number</w:t>
-            </w:r>
-          </w:p>
-        </w:tc>
-        <w:tc>
-          <w:tcPr>
-            <w:tcW w:type="dxa" w:w="1100"/>
-            <w:tcBorders>
-              <w:top w:val="single" w:color="BFBFBF" w:sz="4"/>
-              <w:left w:val="single" w:color="BFBFBF" w:sz="4"/>
-              <w:bottom w:val="single" w:color="BFBFBF" w:sz="4"/>
-              <w:right w:val="single" w:color="BFBFBF" w:sz="4"/>
-            </w:tcBorders>
-            <w:shd w:fill="FFFFFF" w:val="clear"/>
-            <w:tcMar>
-              <w:top w:type="dxa" w:w="80"/>
-              <w:left w:type="dxa" w:w="140"/>
-              <w:bottom w:type="dxa" w:w="80"/>
-              <w:right w:type="dxa" w:w="140"/>
-            </w:tcMar>
-          </w:tcPr>
-          <w:p>
-            <w:pPr>
-              <w:spacing w:after="40"/>
-            </w:pPr>
-            <w:r>
-              <w:rPr>
-                <w:sz w:val="20"/>
-                <w:szCs w:val="20"/>
-              </w:rPr>
               <w:t xml:space="preserve">10</w:t>
             </w:r>
           </w:p>
         </w:tc>
         <w:tc>
           <w:tcPr>
-            <w:tcW w:type="dxa" w:w="4760"/>
-            <w:tcBorders>
-              <w:top w:val="single" w:color="BFBFBF" w:sz="4"/>
-              <w:left w:val="single" w:color="BFBFBF" w:sz="4"/>
-              <w:bottom w:val="single" w:color="BFBFBF" w:sz="4"/>
-              <w:right w:val="single" w:color="BFBFBF" w:sz="4"/>
-            </w:tcBorders>
-            <w:shd w:fill="FFFFFF" w:val="clear"/>
-            <w:tcMar>
-              <w:top w:type="dxa" w:w="80"/>
-              <w:left w:type="dxa" w:w="140"/>
-              <w:bottom w:type="dxa" w:w="80"/>
-              <w:right w:type="dxa" w:w="140"/>
-            </w:tcMar>
-          </w:tcPr>
-          <w:p>
-            <w:pPr>
-              <w:spacing w:after="40"/>
-            </w:pPr>
-            <w:r>
-              <w:rPr>
-                <w:sz w:val="20"/>
-                <w:szCs w:val="20"/>
-              </w:rPr>
-              <w:t xml:space="preserve">vSAN resync queue ceiling in GB.</w:t>
+            <w:tcW w:type="dxa" w:w="4460"/>
+            <w:tcBorders>
+              <w:top w:val="single" w:color="BFBFBF" w:sz="4"/>
+              <w:left w:val="single" w:color="BFBFBF" w:sz="4"/>
+              <w:bottom w:val="single" w:color="BFBFBF" w:sz="4"/>
+              <w:right w:val="single" w:color="BFBFBF" w:sz="4"/>
+            </w:tcBorders>
+            <w:shd w:fill="FFFFFF" w:val="clear"/>
+            <w:tcMar>
+              <w:top w:type="dxa" w:w="80"/>
+              <w:left w:type="dxa" w:w="140"/>
+              <w:bottom w:type="dxa" w:w="80"/>
+              <w:right w:type="dxa" w:w="140"/>
+            </w:tcMar>
+          </w:tcPr>
+          <w:p>
+            <w:pPr>
+              <w:spacing w:after="40"/>
+            </w:pPr>
+            <w:r>
+              <w:rPr>
+                <w:sz w:val="20"/>
+                <w:szCs w:val="20"/>
+              </w:rPr>
+              <w:t xml:space="preserve">vSAN resync queue ceiling (GB).</w:t>
             </w:r>
           </w:p>
         </w:tc>
@@ -5531,6 +5024,36 @@
         </w:tc>
         <w:tc>
           <w:tcPr>
+            <w:tcW w:type="dxa" w:w="1400"/>
+            <w:tcBorders>
+              <w:top w:val="single" w:color="BFBFBF" w:sz="4"/>
+              <w:left w:val="single" w:color="BFBFBF" w:sz="4"/>
+              <w:bottom w:val="single" w:color="BFBFBF" w:sz="4"/>
+              <w:right w:val="single" w:color="BFBFBF" w:sz="4"/>
+            </w:tcBorders>
+            <w:shd w:fill="F2F2F2" w:val="clear"/>
+            <w:tcMar>
+              <w:top w:type="dxa" w:w="80"/>
+              <w:left w:type="dxa" w:w="140"/>
+              <w:bottom w:type="dxa" w:w="80"/>
+              <w:right w:type="dxa" w:w="140"/>
+            </w:tcMar>
+          </w:tcPr>
+          <w:p>
+            <w:pPr>
+              <w:spacing w:after="40"/>
+            </w:pPr>
+            <w:r>
+              <w:rPr>
+                <w:sz w:val="20"/>
+                <w:szCs w:val="20"/>
+              </w:rPr>
+              <w:t xml:space="preserve">number</w:t>
+            </w:r>
+          </w:p>
+        </w:tc>
+        <w:tc>
+          <w:tcPr>
             <w:tcW w:type="dxa" w:w="1100"/>
             <w:tcBorders>
               <w:top w:val="single" w:color="BFBFBF" w:sz="4"/>
@@ -5555,67 +5078,37 @@
                 <w:sz w:val="20"/>
                 <w:szCs w:val="20"/>
               </w:rPr>
-              <w:t xml:space="preserve">number</w:t>
-            </w:r>
-          </w:p>
-        </w:tc>
-        <w:tc>
-          <w:tcPr>
-            <w:tcW w:type="dxa" w:w="1100"/>
-            <w:tcBorders>
-              <w:top w:val="single" w:color="BFBFBF" w:sz="4"/>
-              <w:left w:val="single" w:color="BFBFBF" w:sz="4"/>
-              <w:bottom w:val="single" w:color="BFBFBF" w:sz="4"/>
-              <w:right w:val="single" w:color="BFBFBF" w:sz="4"/>
-            </w:tcBorders>
-            <w:shd w:fill="F2F2F2" w:val="clear"/>
-            <w:tcMar>
-              <w:top w:type="dxa" w:w="80"/>
-              <w:left w:type="dxa" w:w="140"/>
-              <w:bottom w:type="dxa" w:w="80"/>
-              <w:right w:type="dxa" w:w="140"/>
-            </w:tcMar>
-          </w:tcPr>
-          <w:p>
-            <w:pPr>
-              <w:spacing w:after="40"/>
-            </w:pPr>
-            <w:r>
-              <w:rPr>
-                <w:sz w:val="20"/>
-                <w:szCs w:val="20"/>
-              </w:rPr>
               <w:t xml:space="preserve">3</w:t>
             </w:r>
           </w:p>
         </w:tc>
         <w:tc>
           <w:tcPr>
-            <w:tcW w:type="dxa" w:w="4760"/>
-            <w:tcBorders>
-              <w:top w:val="single" w:color="BFBFBF" w:sz="4"/>
-              <w:left w:val="single" w:color="BFBFBF" w:sz="4"/>
-              <w:bottom w:val="single" w:color="BFBFBF" w:sz="4"/>
-              <w:right w:val="single" w:color="BFBFBF" w:sz="4"/>
-            </w:tcBorders>
-            <w:shd w:fill="F2F2F2" w:val="clear"/>
-            <w:tcMar>
-              <w:top w:type="dxa" w:w="80"/>
-              <w:left w:type="dxa" w:w="140"/>
-              <w:bottom w:type="dxa" w:w="80"/>
-              <w:right w:type="dxa" w:w="140"/>
-            </w:tcMar>
-          </w:tcPr>
-          <w:p>
-            <w:pPr>
-              <w:spacing w:after="40"/>
-            </w:pPr>
-            <w:r>
-              <w:rPr>
-                <w:sz w:val="20"/>
-                <w:szCs w:val="20"/>
-              </w:rPr>
-              <w:t xml:space="preserve">Max simultaneous tasks per vCenter for powered-on VMs.</w:t>
+            <w:tcW w:type="dxa" w:w="4460"/>
+            <w:tcBorders>
+              <w:top w:val="single" w:color="BFBFBF" w:sz="4"/>
+              <w:left w:val="single" w:color="BFBFBF" w:sz="4"/>
+              <w:bottom w:val="single" w:color="BFBFBF" w:sz="4"/>
+              <w:right w:val="single" w:color="BFBFBF" w:sz="4"/>
+            </w:tcBorders>
+            <w:shd w:fill="F2F2F2" w:val="clear"/>
+            <w:tcMar>
+              <w:top w:type="dxa" w:w="80"/>
+              <w:left w:type="dxa" w:w="140"/>
+              <w:bottom w:type="dxa" w:w="80"/>
+              <w:right w:type="dxa" w:w="140"/>
+            </w:tcMar>
+          </w:tcPr>
+          <w:p>
+            <w:pPr>
+              <w:spacing w:after="40"/>
+            </w:pPr>
+            <w:r>
+              <w:rPr>
+                <w:sz w:val="20"/>
+                <w:szCs w:val="20"/>
+              </w:rPr>
+              <w:t xml:space="preserve">Max parallel tasks per vCenter for powered-on VMs.</w:t>
             </w:r>
           </w:p>
         </w:tc>
@@ -5653,6 +5146,36 @@
         </w:tc>
         <w:tc>
           <w:tcPr>
+            <w:tcW w:type="dxa" w:w="1400"/>
+            <w:tcBorders>
+              <w:top w:val="single" w:color="BFBFBF" w:sz="4"/>
+              <w:left w:val="single" w:color="BFBFBF" w:sz="4"/>
+              <w:bottom w:val="single" w:color="BFBFBF" w:sz="4"/>
+              <w:right w:val="single" w:color="BFBFBF" w:sz="4"/>
+            </w:tcBorders>
+            <w:shd w:fill="FFFFFF" w:val="clear"/>
+            <w:tcMar>
+              <w:top w:type="dxa" w:w="80"/>
+              <w:left w:type="dxa" w:w="140"/>
+              <w:bottom w:type="dxa" w:w="80"/>
+              <w:right w:type="dxa" w:w="140"/>
+            </w:tcMar>
+          </w:tcPr>
+          <w:p>
+            <w:pPr>
+              <w:spacing w:after="40"/>
+            </w:pPr>
+            <w:r>
+              <w:rPr>
+                <w:sz w:val="20"/>
+                <w:szCs w:val="20"/>
+              </w:rPr>
+              <w:t xml:space="preserve">number</w:t>
+            </w:r>
+          </w:p>
+        </w:tc>
+        <w:tc>
+          <w:tcPr>
             <w:tcW w:type="dxa" w:w="1100"/>
             <w:tcBorders>
               <w:top w:val="single" w:color="BFBFBF" w:sz="4"/>
@@ -5677,67 +5200,37 @@
                 <w:sz w:val="20"/>
                 <w:szCs w:val="20"/>
               </w:rPr>
-              <w:t xml:space="preserve">number</w:t>
-            </w:r>
-          </w:p>
-        </w:tc>
-        <w:tc>
-          <w:tcPr>
-            <w:tcW w:type="dxa" w:w="1100"/>
-            <w:tcBorders>
-              <w:top w:val="single" w:color="BFBFBF" w:sz="4"/>
-              <w:left w:val="single" w:color="BFBFBF" w:sz="4"/>
-              <w:bottom w:val="single" w:color="BFBFBF" w:sz="4"/>
-              <w:right w:val="single" w:color="BFBFBF" w:sz="4"/>
-            </w:tcBorders>
-            <w:shd w:fill="FFFFFF" w:val="clear"/>
-            <w:tcMar>
-              <w:top w:type="dxa" w:w="80"/>
-              <w:left w:type="dxa" w:w="140"/>
-              <w:bottom w:type="dxa" w:w="80"/>
-              <w:right w:type="dxa" w:w="140"/>
-            </w:tcMar>
-          </w:tcPr>
-          <w:p>
-            <w:pPr>
-              <w:spacing w:after="40"/>
-            </w:pPr>
-            <w:r>
-              <w:rPr>
-                <w:sz w:val="20"/>
-                <w:szCs w:val="20"/>
-              </w:rPr>
               <w:t xml:space="preserve">30</w:t>
             </w:r>
           </w:p>
         </w:tc>
         <w:tc>
           <w:tcPr>
-            <w:tcW w:type="dxa" w:w="4760"/>
-            <w:tcBorders>
-              <w:top w:val="single" w:color="BFBFBF" w:sz="4"/>
-              <w:left w:val="single" w:color="BFBFBF" w:sz="4"/>
-              <w:bottom w:val="single" w:color="BFBFBF" w:sz="4"/>
-              <w:right w:val="single" w:color="BFBFBF" w:sz="4"/>
-            </w:tcBorders>
-            <w:shd w:fill="FFFFFF" w:val="clear"/>
-            <w:tcMar>
-              <w:top w:type="dxa" w:w="80"/>
-              <w:left w:type="dxa" w:w="140"/>
-              <w:bottom w:type="dxa" w:w="80"/>
-              <w:right w:type="dxa" w:w="140"/>
-            </w:tcMar>
-          </w:tcPr>
-          <w:p>
-            <w:pPr>
-              <w:spacing w:after="40"/>
-            </w:pPr>
-            <w:r>
-              <w:rPr>
-                <w:sz w:val="20"/>
-                <w:szCs w:val="20"/>
-              </w:rPr>
-              <w:t xml:space="preserve">Re-check interval when governor is on hold.</w:t>
+            <w:tcW w:type="dxa" w:w="4460"/>
+            <w:tcBorders>
+              <w:top w:val="single" w:color="BFBFBF" w:sz="4"/>
+              <w:left w:val="single" w:color="BFBFBF" w:sz="4"/>
+              <w:bottom w:val="single" w:color="BFBFBF" w:sz="4"/>
+              <w:right w:val="single" w:color="BFBFBF" w:sz="4"/>
+            </w:tcBorders>
+            <w:shd w:fill="FFFFFF" w:val="clear"/>
+            <w:tcMar>
+              <w:top w:type="dxa" w:w="80"/>
+              <w:left w:type="dxa" w:w="140"/>
+              <w:bottom w:type="dxa" w:w="80"/>
+              <w:right w:type="dxa" w:w="140"/>
+            </w:tcMar>
+          </w:tcPr>
+          <w:p>
+            <w:pPr>
+              <w:spacing w:after="40"/>
+            </w:pPr>
+            <w:r>
+              <w:rPr>
+                <w:sz w:val="20"/>
+                <w:szCs w:val="20"/>
+              </w:rPr>
+              <w:t xml:space="preserve">Governor re-check interval (seconds).</w:t>
             </w:r>
           </w:p>
         </w:tc>
@@ -5775,6 +5268,36 @@
         </w:tc>
         <w:tc>
           <w:tcPr>
+            <w:tcW w:type="dxa" w:w="1400"/>
+            <w:tcBorders>
+              <w:top w:val="single" w:color="BFBFBF" w:sz="4"/>
+              <w:left w:val="single" w:color="BFBFBF" w:sz="4"/>
+              <w:bottom w:val="single" w:color="BFBFBF" w:sz="4"/>
+              <w:right w:val="single" w:color="BFBFBF" w:sz="4"/>
+            </w:tcBorders>
+            <w:shd w:fill="F2F2F2" w:val="clear"/>
+            <w:tcMar>
+              <w:top w:type="dxa" w:w="80"/>
+              <w:left w:type="dxa" w:w="140"/>
+              <w:bottom w:type="dxa" w:w="80"/>
+              <w:right w:type="dxa" w:w="140"/>
+            </w:tcMar>
+          </w:tcPr>
+          <w:p>
+            <w:pPr>
+              <w:spacing w:after="40"/>
+            </w:pPr>
+            <w:r>
+              <w:rPr>
+                <w:sz w:val="20"/>
+                <w:szCs w:val="20"/>
+              </w:rPr>
+              <w:t xml:space="preserve">number</w:t>
+            </w:r>
+          </w:p>
+        </w:tc>
+        <w:tc>
+          <w:tcPr>
             <w:tcW w:type="dxa" w:w="1100"/>
             <w:tcBorders>
               <w:top w:val="single" w:color="BFBFBF" w:sz="4"/>
@@ -5799,67 +5322,37 @@
                 <w:sz w:val="20"/>
                 <w:szCs w:val="20"/>
               </w:rPr>
-              <w:t xml:space="preserve">number</w:t>
-            </w:r>
-          </w:p>
-        </w:tc>
-        <w:tc>
-          <w:tcPr>
-            <w:tcW w:type="dxa" w:w="1100"/>
-            <w:tcBorders>
-              <w:top w:val="single" w:color="BFBFBF" w:sz="4"/>
-              <w:left w:val="single" w:color="BFBFBF" w:sz="4"/>
-              <w:bottom w:val="single" w:color="BFBFBF" w:sz="4"/>
-              <w:right w:val="single" w:color="BFBFBF" w:sz="4"/>
-            </w:tcBorders>
-            <w:shd w:fill="F2F2F2" w:val="clear"/>
-            <w:tcMar>
-              <w:top w:type="dxa" w:w="80"/>
-              <w:left w:type="dxa" w:w="140"/>
-              <w:bottom w:type="dxa" w:w="80"/>
-              <w:right w:type="dxa" w:w="140"/>
-            </w:tcMar>
-          </w:tcPr>
-          <w:p>
-            <w:pPr>
-              <w:spacing w:after="40"/>
-            </w:pPr>
-            <w:r>
-              <w:rPr>
-                <w:sz w:val="20"/>
-                <w:szCs w:val="20"/>
-              </w:rPr>
               <w:t xml:space="preserve">1800</w:t>
             </w:r>
           </w:p>
         </w:tc>
         <w:tc>
           <w:tcPr>
-            <w:tcW w:type="dxa" w:w="4760"/>
-            <w:tcBorders>
-              <w:top w:val="single" w:color="BFBFBF" w:sz="4"/>
-              <w:left w:val="single" w:color="BFBFBF" w:sz="4"/>
-              <w:bottom w:val="single" w:color="BFBFBF" w:sz="4"/>
-              <w:right w:val="single" w:color="BFBFBF" w:sz="4"/>
-            </w:tcBorders>
-            <w:shd w:fill="F2F2F2" w:val="clear"/>
-            <w:tcMar>
-              <w:top w:type="dxa" w:w="80"/>
-              <w:left w:type="dxa" w:w="140"/>
-              <w:bottom w:type="dxa" w:w="80"/>
-              <w:right w:type="dxa" w:w="140"/>
-            </w:tcMar>
-          </w:tcPr>
-          <w:p>
-            <w:pPr>
-              <w:spacing w:after="40"/>
-            </w:pPr>
-            <w:r>
-              <w:rPr>
-                <w:sz w:val="20"/>
-                <w:szCs w:val="20"/>
-              </w:rPr>
-              <w:t xml:space="preserve">Per-task vCenter task timeout (30 minutes).</w:t>
+            <w:tcW w:type="dxa" w:w="4460"/>
+            <w:tcBorders>
+              <w:top w:val="single" w:color="BFBFBF" w:sz="4"/>
+              <w:left w:val="single" w:color="BFBFBF" w:sz="4"/>
+              <w:bottom w:val="single" w:color="BFBFBF" w:sz="4"/>
+              <w:right w:val="single" w:color="BFBFBF" w:sz="4"/>
+            </w:tcBorders>
+            <w:shd w:fill="F2F2F2" w:val="clear"/>
+            <w:tcMar>
+              <w:top w:type="dxa" w:w="80"/>
+              <w:left w:type="dxa" w:w="140"/>
+              <w:bottom w:type="dxa" w:w="80"/>
+              <w:right w:type="dxa" w:w="140"/>
+            </w:tcMar>
+          </w:tcPr>
+          <w:p>
+            <w:pPr>
+              <w:spacing w:after="40"/>
+            </w:pPr>
+            <w:r>
+              <w:rPr>
+                <w:sz w:val="20"/>
+                <w:szCs w:val="20"/>
+              </w:rPr>
+              <w:t xml:space="preserve">Per-task timeout (30 minutes).</w:t>
             </w:r>
           </w:p>
         </w:tc>
@@ -5867,7 +5360,7 @@
     </w:tbl>
     <w:p>
       <w:pPr>
-        <w:spacing w:after="120"/>
+        <w:spacing w:after="60"/>
       </w:pPr>
       <w:r>
         <w:t xml:space="preserve"> </w:t>
@@ -5878,15 +5371,7 @@
         <w:pStyle w:val="Heading2"/>
       </w:pPr>
       <w:r>
-        <w:t xml:space="preserve">5.3 Workflow attributes</w:t>
-      </w:r>
-    </w:p>
-    <w:p>
-      <w:pPr>
-        <w:spacing w:after="120"/>
-      </w:pPr>
-      <w:r>
-        <w:t xml:space="preserve">On the Variables tab (or Attributes, depending on vRO Client version), add the following workflow attributes. These are passed between scriptable tasks.</w:t>
+        <w:t xml:space="preserve">5.2 Workflow attributes</w:t>
       </w:r>
     </w:p>
     <w:tbl>
@@ -5919,7 +5404,7 @@
               <w:bottom w:val="single" w:color="BFBFBF" w:sz="4"/>
               <w:right w:val="single" w:color="BFBFBF" w:sz="4"/>
             </w:tcBorders>
-            <w:shd w:fill="1F3864" w:val="clear"/>
+            <w:shd w:fill="0A1F3D" w:val="clear"/>
             <w:tcMar>
               <w:top w:type="dxa" w:w="100"/>
               <w:left w:type="dxa" w:w="140"/>
@@ -5933,11 +5418,12 @@
             </w:pPr>
             <w:r>
               <w:rPr>
+                <w:rFonts w:ascii="Arial" w:cs="Arial" w:eastAsia="Arial" w:hAnsi="Arial"/>
                 <w:b/>
                 <w:bCs/>
                 <w:color w:val="FFFFFF"/>
-                <w:sz w:val="22"/>
-                <w:szCs w:val="22"/>
+                <w:sz w:val="20"/>
+                <w:szCs w:val="20"/>
               </w:rPr>
               <w:t xml:space="preserve">Attribute</w:t>
             </w:r>
@@ -5952,7 +5438,7 @@
               <w:bottom w:val="single" w:color="BFBFBF" w:sz="4"/>
               <w:right w:val="single" w:color="BFBFBF" w:sz="4"/>
             </w:tcBorders>
-            <w:shd w:fill="1F3864" w:val="clear"/>
+            <w:shd w:fill="0A1F3D" w:val="clear"/>
             <w:tcMar>
               <w:top w:type="dxa" w:w="100"/>
               <w:left w:type="dxa" w:w="140"/>
@@ -5966,11 +5452,12 @@
             </w:pPr>
             <w:r>
               <w:rPr>
+                <w:rFonts w:ascii="Arial" w:cs="Arial" w:eastAsia="Arial" w:hAnsi="Arial"/>
                 <w:b/>
                 <w:bCs/>
                 <w:color w:val="FFFFFF"/>
-                <w:sz w:val="22"/>
-                <w:szCs w:val="22"/>
+                <w:sz w:val="20"/>
+                <w:szCs w:val="20"/>
               </w:rPr>
               <w:t xml:space="preserve">Type</w:t>
             </w:r>
@@ -5985,7 +5472,7 @@
               <w:bottom w:val="single" w:color="BFBFBF" w:sz="4"/>
               <w:right w:val="single" w:color="BFBFBF" w:sz="4"/>
             </w:tcBorders>
-            <w:shd w:fill="1F3864" w:val="clear"/>
+            <w:shd w:fill="0A1F3D" w:val="clear"/>
             <w:tcMar>
               <w:top w:type="dxa" w:w="100"/>
               <w:left w:type="dxa" w:w="140"/>
@@ -5999,11 +5486,12 @@
             </w:pPr>
             <w:r>
               <w:rPr>
+                <w:rFonts w:ascii="Arial" w:cs="Arial" w:eastAsia="Arial" w:hAnsi="Arial"/>
                 <w:b/>
                 <w:bCs/>
                 <w:color w:val="FFFFFF"/>
-                <w:sz w:val="22"/>
-                <w:szCs w:val="22"/>
+                <w:sz w:val="20"/>
+                <w:szCs w:val="20"/>
               </w:rPr>
               <w:t xml:space="preserve">Notes / Default</w:t>
             </w:r>
@@ -6557,7 +6045,7 @@
                 <w:sz w:val="20"/>
                 <w:szCs w:val="20"/>
               </w:rPr>
-              <w:t xml:space="preserve">Default false. Drives the Decision element after ST-04.</w:t>
+              <w:t xml:space="preserve">Default false.</w:t>
             </w:r>
           </w:p>
         </w:tc>
@@ -6925,7 +6413,7 @@
                 <w:sz w:val="20"/>
                 <w:szCs w:val="20"/>
               </w:rPr>
-              <w:t xml:space="preserve">Set by ST-01 from vsanResyncThresholdGB.</w:t>
+              <w:t xml:space="preserve">Set by ST-01.</w:t>
             </w:r>
           </w:p>
         </w:tc>
@@ -7017,7 +6505,7 @@
                 <w:sz w:val="20"/>
                 <w:szCs w:val="20"/>
               </w:rPr>
-              <w:t xml:space="preserve">Set by ST-01 from governorPollIntervalSec.</w:t>
+              <w:t xml:space="preserve">Set by ST-01.</w:t>
             </w:r>
           </w:p>
         </w:tc>
@@ -7109,7 +6597,7 @@
                 <w:sz w:val="20"/>
                 <w:szCs w:val="20"/>
               </w:rPr>
-              <w:t xml:space="preserve">Set by ST-01 from maxParallelPerVcenter.</w:t>
+              <w:t xml:space="preserve">Set by ST-01.</w:t>
             </w:r>
           </w:p>
         </w:tc>
@@ -7201,7 +6689,7 @@
                 <w:sz w:val="20"/>
                 <w:szCs w:val="20"/>
               </w:rPr>
-              <w:t xml:space="preserve">Bind to a small async wrapper workflow that calls _deleteSnapshot. ST-06 dispatches via wrapperWf.execute(props).</w:t>
+              <w:t xml:space="preserve">Bind to async wrapper workflow for ST-06 dispatch.</w:t>
             </w:r>
           </w:p>
         </w:tc>
@@ -7393,10 +6881,148 @@
     </w:tbl>
     <w:p>
       <w:pPr>
-        <w:spacing w:after="120"/>
+        <w:spacing w:after="60"/>
       </w:pPr>
       <w:r>
         <w:t xml:space="preserve"> </w:t>
+      </w:r>
+    </w:p>
+    <w:p>
+      <w:pPr>
+        <w:pStyle w:val="Heading2"/>
+      </w:pPr>
+      <w:r>
+        <w:t xml:space="preserve">5.3 Canvas layout</w:t>
+      </w:r>
+    </w:p>
+    <w:p>
+      <w:pPr>
+        <w:pStyle w:val="ListParagraph"/>
+        <w:numPr>
+          <w:ilvl w:val="0"/>
+          <w:numId w:val="3"/>
+        </w:numPr>
+        <w:spacing w:after="80"/>
+      </w:pPr>
+      <w:r>
+        <w:t xml:space="preserve">ST-01 Initialise Run</w:t>
+      </w:r>
+    </w:p>
+    <w:p>
+      <w:pPr>
+        <w:pStyle w:val="ListParagraph"/>
+        <w:numPr>
+          <w:ilvl w:val="0"/>
+          <w:numId w:val="3"/>
+        </w:numPr>
+        <w:spacing w:after="80"/>
+      </w:pPr>
+      <w:r>
+        <w:t xml:space="preserve">ST-02 Mutex Check &amp; Acquire</w:t>
+      </w:r>
+    </w:p>
+    <w:p>
+      <w:pPr>
+        <w:pStyle w:val="ListParagraph"/>
+        <w:numPr>
+          <w:ilvl w:val="0"/>
+          <w:numId w:val="3"/>
+        </w:numPr>
+        <w:spacing w:after="80"/>
+      </w:pPr>
+      <w:r>
+        <w:t xml:space="preserve">ST-03 Enumerate vCenters</w:t>
+      </w:r>
+    </w:p>
+    <w:p>
+      <w:pPr>
+        <w:pStyle w:val="ListParagraph"/>
+        <w:numPr>
+          <w:ilvl w:val="0"/>
+          <w:numId w:val="3"/>
+        </w:numPr>
+        <w:spacing w:after="80"/>
+      </w:pPr>
+      <w:r>
+        <w:t xml:space="preserve">ST-04 Candidates Check</w:t>
+      </w:r>
+    </w:p>
+    <w:p>
+      <w:pPr>
+        <w:pStyle w:val="ListParagraph"/>
+        <w:numPr>
+          <w:ilvl w:val="0"/>
+          <w:numId w:val="3"/>
+        </w:numPr>
+        <w:spacing w:after="80"/>
+      </w:pPr>
+      <w:r>
+        <w:t xml:space="preserve">Decision: candidatesFound → true = ST-05, false = ST-09</w:t>
+      </w:r>
+    </w:p>
+    <w:p>
+      <w:pPr>
+        <w:pStyle w:val="ListParagraph"/>
+        <w:numPr>
+          <w:ilvl w:val="0"/>
+          <w:numId w:val="3"/>
+        </w:numPr>
+        <w:spacing w:after="80"/>
+      </w:pPr>
+      <w:r>
+        <w:t xml:space="preserve">ST-05 Sort &amp; Split Lanes</w:t>
+      </w:r>
+    </w:p>
+    <w:p>
+      <w:pPr>
+        <w:pStyle w:val="ListParagraph"/>
+        <w:numPr>
+          <w:ilvl w:val="0"/>
+          <w:numId w:val="3"/>
+        </w:numPr>
+        <w:spacing w:after="80"/>
+      </w:pPr>
+      <w:r>
+        <w:t xml:space="preserve">ST-06 Process Powered-On VMs</w:t>
+      </w:r>
+    </w:p>
+    <w:p>
+      <w:pPr>
+        <w:pStyle w:val="ListParagraph"/>
+        <w:numPr>
+          <w:ilvl w:val="0"/>
+          <w:numId w:val="3"/>
+        </w:numPr>
+        <w:spacing w:after="80"/>
+      </w:pPr>
+      <w:r>
+        <w:t xml:space="preserve">ST-07 Process Powered-Off VMs</w:t>
+      </w:r>
+    </w:p>
+    <w:p>
+      <w:pPr>
+        <w:pStyle w:val="ListParagraph"/>
+        <w:numPr>
+          <w:ilvl w:val="0"/>
+          <w:numId w:val="3"/>
+        </w:numPr>
+        <w:spacing w:after="80"/>
+      </w:pPr>
+      <w:r>
+        <w:t xml:space="preserve">ST-09 Release Mutex &amp; Finalise</w:t>
+      </w:r>
+    </w:p>
+    <w:p>
+      <w:pPr>
+        <w:pStyle w:val="ListParagraph"/>
+        <w:numPr>
+          <w:ilvl w:val="0"/>
+          <w:numId w:val="3"/>
+        </w:numPr>
+        <w:spacing w:after="80"/>
+      </w:pPr>
+      <w:r>
+        <w:t xml:space="preserve">Exception Handler (connected from every task’s error output)</w:t>
       </w:r>
     </w:p>
     <w:tbl>
@@ -7425,7 +7051,7 @@
               <w:bottom w:val="none"/>
               <w:right w:val="none"/>
             </w:tcBorders>
-            <w:shd w:fill="2E75B6" w:val="clear"/>
+            <w:shd w:fill="BF8F00" w:val="clear"/>
             <w:tcMar>
               <w:top w:type="dxa" w:w="0"/>
               <w:left w:type="dxa" w:w="0"/>
@@ -7451,7 +7077,7 @@
               <w:bottom w:val="none"/>
               <w:right w:val="none"/>
             </w:tcBorders>
-            <w:shd w:fill="D5E8F0" w:val="clear"/>
+            <w:shd w:fill="FFF2CC" w:val="clear"/>
             <w:tcMar>
               <w:top w:type="dxa" w:w="140"/>
               <w:left w:type="dxa" w:w="200"/>
@@ -7467,11 +7093,10 @@
               <w:rPr>
                 <w:b/>
                 <w:bCs/>
-                <w:color w:val="1F1F1F"/>
                 <w:sz w:val="22"/>
                 <w:szCs w:val="22"/>
               </w:rPr>
-              <w:t xml:space="preserve">Wrapper workflow for ST-06 dispatch</w:t>
+              <w:t xml:space="preserve">Bind errorCode on the Exception Handler</w:t>
             </w:r>
           </w:p>
           <w:p>
@@ -7483,7 +7108,7 @@
                 <w:sz w:val="22"/>
                 <w:szCs w:val="22"/>
               </w:rPr>
-              <w:t xml:space="preserve">ST-06 dispatches deletion tasks asynchronously via wrapperWf.execute(props). Create a tiny helper workflow (one scriptable task) that takes the same inputs as _deleteSnapshot, calls the action, and returns resultJson as an output parameter. This indirection lets ST-06 manage multiple in-flight tasks via the WorkflowToken state machine.</w:t>
+              <w:t xml:space="preserve">The errorCode variable must be bound on the Exception element’s own Input Bindings tab. Without this binding the EH cannot classify MUTEX_ABORT vs CLEAN_EXIT vs ERROR.</w:t>
             </w:r>
           </w:p>
         </w:tc>
@@ -7491,10 +7116,236 @@
     </w:tbl>
     <w:p>
       <w:pPr>
+        <w:pStyle w:val="Heading1"/>
+      </w:pPr>
+      <w:r>
+        <w:t xml:space="preserve">6. Step 4 — Configure the Schedule</w:t>
+      </w:r>
+    </w:p>
+    <w:p>
+      <w:pPr>
+        <w:pStyle w:val="ListParagraph"/>
+        <w:numPr>
+          <w:ilvl w:val="0"/>
+          <w:numId w:val="3"/>
+        </w:numPr>
+        <w:spacing w:after="80"/>
+      </w:pPr>
+      <w:r>
+        <w:t xml:space="preserve">Workflow → Schedule tab → Schedule Workflow.</w:t>
+      </w:r>
+    </w:p>
+    <w:p>
+      <w:pPr>
+        <w:pStyle w:val="ListParagraph"/>
+        <w:numPr>
+          <w:ilvl w:val="0"/>
+          <w:numId w:val="3"/>
+        </w:numPr>
+        <w:spacing w:after="80"/>
+      </w:pPr>
+      <w:r>
+        <w:t xml:space="preserve">Set recurrence (daily at a low-traffic hour, e.g. 03:00).</w:t>
+      </w:r>
+    </w:p>
+    <w:p>
+      <w:pPr>
+        <w:pStyle w:val="ListParagraph"/>
+        <w:numPr>
+          <w:ilvl w:val="0"/>
+          <w:numId w:val="3"/>
+        </w:numPr>
+        <w:spacing w:after="80"/>
+      </w:pPr>
+      <w:r>
+        <w:t xml:space="preserve">On the schedule’s Inputs tab, set descIgnoreStrings to the array of keywords agreed with backup and DR operations. Example: ["BACKUP-DO-NOT-DELETE", "DR-HOLD", "KEEP"].</w:t>
+      </w:r>
+    </w:p>
+    <w:p>
+      <w:pPr>
+        <w:pStyle w:val="ListParagraph"/>
+        <w:numPr>
+          <w:ilvl w:val="0"/>
+          <w:numId w:val="3"/>
+        </w:numPr>
+        <w:spacing w:after="80"/>
+      </w:pPr>
+      <w:r>
+        <w:t xml:space="preserve">Override dryRun = false once past the observation period.</w:t>
+      </w:r>
+    </w:p>
+    <w:p>
+      <w:pPr>
+        <w:pStyle w:val="ListParagraph"/>
+        <w:numPr>
+          <w:ilvl w:val="0"/>
+          <w:numId w:val="3"/>
+        </w:numPr>
+        <w:spacing w:after="80"/>
+      </w:pPr>
+      <w:r>
+        <w:t xml:space="preserve">Save.</w:t>
+      </w:r>
+    </w:p>
+    <w:p>
+      <w:pPr>
+        <w:pStyle w:val="Heading1"/>
+      </w:pPr>
+      <w:r>
+        <w:t xml:space="preserve">7. Step 5 — Smoke Test</w:t>
+      </w:r>
+    </w:p>
+    <w:p>
+      <w:pPr>
         <w:pStyle w:val="Heading2"/>
       </w:pPr>
       <w:r>
-        <w:t xml:space="preserve">5.4 Workflow outputs</w:t>
+        <w:t xml:space="preserve">7.1 Manual dry run</w:t>
+      </w:r>
+    </w:p>
+    <w:p>
+      <w:pPr>
+        <w:pStyle w:val="ListParagraph"/>
+        <w:numPr>
+          <w:ilvl w:val="0"/>
+          <w:numId w:val="3"/>
+        </w:numPr>
+        <w:spacing w:after="80"/>
+      </w:pPr>
+      <w:r>
+        <w:t xml:space="preserve">Right-click the workflow → Run.</w:t>
+      </w:r>
+    </w:p>
+    <w:p>
+      <w:pPr>
+        <w:pStyle w:val="ListParagraph"/>
+        <w:numPr>
+          <w:ilvl w:val="0"/>
+          <w:numId w:val="3"/>
+        </w:numPr>
+        <w:spacing w:after="80"/>
+      </w:pPr>
+      <w:r>
+        <w:t xml:space="preserve">Confirm dryRun = true, maxAgeMinutes set low (5–60), descIgnoreStrings set to your agreed array.</w:t>
+      </w:r>
+    </w:p>
+    <w:p>
+      <w:pPr>
+        <w:pStyle w:val="ListParagraph"/>
+        <w:numPr>
+          <w:ilvl w:val="0"/>
+          <w:numId w:val="3"/>
+        </w:numPr>
+        <w:spacing w:after="80"/>
+      </w:pPr>
+      <w:r>
+        <w:t xml:space="preserve">Open the Logs tab.</w:t>
+      </w:r>
+    </w:p>
+    <w:p>
+      <w:pPr>
+        <w:spacing w:after="120"/>
+      </w:pPr>
+      <w:r>
+        <w:t xml:space="preserve">Expected log markers:</w:t>
+      </w:r>
+    </w:p>
+    <w:p>
+      <w:pPr>
+        <w:shd w:fill="F2F2F2" w:val="clear"/>
+        <w:spacing w:after="0" w:before="0"/>
+        <w:ind w:left="360"/>
+      </w:pPr>
+      <w:r>
+        <w:rPr>
+          <w:rFonts w:ascii="Consolas" w:cs="Consolas" w:eastAsia="Consolas" w:hAnsi="Consolas"/>
+          <w:sz w:val="18"/>
+          <w:szCs w:val="18"/>
+        </w:rPr>
+        <w:t xml:space="preserve">[SNAPSHOT-CLEANUP] [STARTUP]    [OK]      Adaptive Snapshot Cleanup -- Starting up</w:t>
+      </w:r>
+    </w:p>
+    <w:p>
+      <w:pPr>
+        <w:shd w:fill="F2F2F2" w:val="clear"/>
+        <w:spacing w:after="0" w:before="0"/>
+        <w:ind w:left="360"/>
+      </w:pPr>
+      <w:r>
+        <w:rPr>
+          <w:rFonts w:ascii="Consolas" w:cs="Consolas" w:eastAsia="Consolas" w:hAnsi="Consolas"/>
+          <w:sz w:val="18"/>
+          <w:szCs w:val="18"/>
+        </w:rPr>
+        <w:t xml:space="preserve">[SNAPSHOT-CLEANUP] [STARTUP]    [OK]      Desc ignore : 3 keyword(s): BACKUP-DO-NOT-DELETE, DR-HOLD, KEEP</w:t>
+      </w:r>
+    </w:p>
+    <w:p>
+      <w:pPr>
+        <w:shd w:fill="F2F2F2" w:val="clear"/>
+        <w:spacing w:after="0" w:before="0"/>
+        <w:ind w:left="360"/>
+      </w:pPr>
+      <w:r>
+        <w:rPr>
+          <w:rFonts w:ascii="Consolas" w:cs="Consolas" w:eastAsia="Consolas" w:hAnsi="Consolas"/>
+          <w:sz w:val="18"/>
+          <w:szCs w:val="18"/>
+        </w:rPr>
+        <w:t xml:space="preserve">[SNAPSHOT-CLEANUP] [STARTUP]    [OK]      Lock acquired</w:t>
+      </w:r>
+    </w:p>
+    <w:p>
+      <w:pPr>
+        <w:shd w:fill="F2F2F2" w:val="clear"/>
+        <w:spacing w:after="0" w:before="0"/>
+        <w:ind w:left="360"/>
+      </w:pPr>
+      <w:r>
+        <w:rPr>
+          <w:rFonts w:ascii="Consolas" w:cs="Consolas" w:eastAsia="Consolas" w:hAnsi="Consolas"/>
+          <w:sz w:val="18"/>
+          <w:szCs w:val="18"/>
+        </w:rPr>
+        <w:t xml:space="preserve">[SNAPSHOT-CLEANUP] [INVENTORY]  [OK]      Scan complete -- M eligible snapshot(s) found</w:t>
+      </w:r>
+    </w:p>
+    <w:p>
+      <w:pPr>
+        <w:shd w:fill="F2F2F2" w:val="clear"/>
+        <w:spacing w:after="0" w:before="0"/>
+        <w:ind w:left="360"/>
+      </w:pPr>
+      <w:r>
+        <w:rPr>
+          <w:rFonts w:ascii="Consolas" w:cs="Consolas" w:eastAsia="Consolas" w:hAnsi="Consolas"/>
+          <w:sz w:val="18"/>
+          <w:szCs w:val="18"/>
+        </w:rPr>
+        <w:t xml:space="preserve">[SNAPSHOT-CLEANUP] [PROCESSING] [DRY-RUN] Would delete: ...</w:t>
+      </w:r>
+    </w:p>
+    <w:p>
+      <w:pPr>
+        <w:shd w:fill="F2F2F2" w:val="clear"/>
+        <w:spacing w:after="0" w:before="0"/>
+        <w:ind w:left="360"/>
+      </w:pPr>
+      <w:r>
+        <w:rPr>
+          <w:rFonts w:ascii="Consolas" w:cs="Consolas" w:eastAsia="Consolas" w:hAnsi="Consolas"/>
+          <w:sz w:val="18"/>
+          <w:szCs w:val="18"/>
+        </w:rPr>
+        <w:t xml:space="preserve">[SNAPSHOT-CLEANUP] [FINALISE]   [RESULT]  Result : DRY RUN COMPLETE</w:t>
+      </w:r>
+    </w:p>
+    <w:p>
+      <w:pPr>
+        <w:pStyle w:val="Heading2"/>
+      </w:pPr>
+      <w:r>
+        <w:t xml:space="preserve">7.2 Verify lock release and log ingestion</w:t>
       </w:r>
     </w:p>
     <w:p>
@@ -7507,7 +7358,7 @@
         <w:spacing w:after="80"/>
       </w:pPr>
       <w:r>
-        <w:t xml:space="preserve">workflowOutcome (string) — bound to the workflowOutcome attribute.</w:t>
+        <w:t xml:space="preserve">Confirm runLock is empty in SnapshotCleanup/RuntimeState.</w:t>
       </w:r>
     </w:p>
     <w:p>
@@ -7520,23 +7371,15 @@
         <w:spacing w:after="80"/>
       </w:pPr>
       <w:r>
-        <w:t xml:space="preserve">runSummaryJson (string) — bound to the runSummaryJson attribute.</w:t>
-      </w:r>
-    </w:p>
-    <w:p>
-      <w:pPr>
-        <w:pStyle w:val="Heading2"/>
-      </w:pPr>
-      <w:r>
-        <w:t xml:space="preserve">5.5 Canvas layout</w:t>
-      </w:r>
-    </w:p>
-    <w:p>
-      <w:pPr>
-        <w:spacing w:after="120"/>
-      </w:pPr>
-      <w:r>
-        <w:t xml:space="preserve">Place the elements on the canvas in the following order. Connect the success output of each element to the next; connect every error output to the Exception Handler.</w:t>
+        <w:t xml:space="preserve">Search Aria Operations for Logs for [SNAPSHOT-CLEANUP] in the past hour.</w:t>
+      </w:r>
+    </w:p>
+    <w:p>
+      <w:pPr>
+        <w:pStyle w:val="Heading1"/>
+      </w:pPr>
+      <w:r>
+        <w:t xml:space="preserve">8. Going Live</w:t>
       </w:r>
     </w:p>
     <w:p>
@@ -7549,7 +7392,7 @@
         <w:spacing w:after="80"/>
       </w:pPr>
       <w:r>
-        <w:t xml:space="preserve">Scriptable Task: ST-01 Initialise Run</w:t>
+        <w:t xml:space="preserve">Manual dry run with production maxAgeMinutes (10080). Confirm no [FAIL] entries.</w:t>
       </w:r>
     </w:p>
     <w:p>
@@ -7562,7 +7405,7 @@
         <w:spacing w:after="80"/>
       </w:pPr>
       <w:r>
-        <w:t xml:space="preserve">Scriptable Task: ST-02 Mutex Check &amp; Acquire</w:t>
+        <w:t xml:space="preserve">Enable the schedule with dryRun = true. Observe for one week.</w:t>
       </w:r>
     </w:p>
     <w:p>
@@ -7575,7 +7418,7 @@
         <w:spacing w:after="80"/>
       </w:pPr>
       <w:r>
-        <w:t xml:space="preserve">Scriptable Task: ST-03 Enumerate vCenters</w:t>
+        <w:t xml:space="preserve">Review every result block. Investigate any deferrals or errors.</w:t>
       </w:r>
     </w:p>
     <w:p>
@@ -7588,7 +7431,7 @@
         <w:spacing w:after="80"/>
       </w:pPr>
       <w:r>
-        <w:t xml:space="preserve">Scriptable Task: ST-04 Candidates Check</w:t>
+        <w:t xml:space="preserve">Edit the schedule and set dryRun = false. Keep the workflow input default as true.</w:t>
       </w:r>
     </w:p>
     <w:p>
@@ -7601,673 +7444,7 @@
         <w:spacing w:after="80"/>
       </w:pPr>
       <w:r>
-        <w:t xml:space="preserve">Decision element bound to candidatesFound:  true → ST-05;  false → ST-09</w:t>
-      </w:r>
-    </w:p>
-    <w:p>
-      <w:pPr>
-        <w:pStyle w:val="ListParagraph"/>
-        <w:numPr>
-          <w:ilvl w:val="0"/>
-          <w:numId w:val="3"/>
-        </w:numPr>
-        <w:spacing w:after="80"/>
-      </w:pPr>
-      <w:r>
-        <w:t xml:space="preserve">Scriptable Task: ST-05 Sort &amp; Split Lanes</w:t>
-      </w:r>
-    </w:p>
-    <w:p>
-      <w:pPr>
-        <w:pStyle w:val="ListParagraph"/>
-        <w:numPr>
-          <w:ilvl w:val="0"/>
-          <w:numId w:val="3"/>
-        </w:numPr>
-        <w:spacing w:after="80"/>
-      </w:pPr>
-      <w:r>
-        <w:t xml:space="preserve">Scriptable Task: ST-06 Process Powered-On VMs</w:t>
-      </w:r>
-    </w:p>
-    <w:p>
-      <w:pPr>
-        <w:pStyle w:val="ListParagraph"/>
-        <w:numPr>
-          <w:ilvl w:val="0"/>
-          <w:numId w:val="3"/>
-        </w:numPr>
-        <w:spacing w:after="80"/>
-      </w:pPr>
-      <w:r>
-        <w:t xml:space="preserve">Scriptable Task: ST-07 Process Powered-Off VMs</w:t>
-      </w:r>
-    </w:p>
-    <w:p>
-      <w:pPr>
-        <w:pStyle w:val="ListParagraph"/>
-        <w:numPr>
-          <w:ilvl w:val="0"/>
-          <w:numId w:val="3"/>
-        </w:numPr>
-        <w:spacing w:after="80"/>
-      </w:pPr>
-      <w:r>
-        <w:t xml:space="preserve">Scriptable Task: ST-09 Release Mutex &amp; Finalise</w:t>
-      </w:r>
-    </w:p>
-    <w:p>
-      <w:pPr>
-        <w:pStyle w:val="ListParagraph"/>
-        <w:numPr>
-          <w:ilvl w:val="0"/>
-          <w:numId w:val="3"/>
-        </w:numPr>
-        <w:spacing w:after="80"/>
-      </w:pPr>
-      <w:r>
-        <w:t xml:space="preserve">End element</w:t>
-      </w:r>
-    </w:p>
-    <w:p>
-      <w:pPr>
-        <w:pStyle w:val="ListParagraph"/>
-        <w:numPr>
-          <w:ilvl w:val="0"/>
-          <w:numId w:val="3"/>
-        </w:numPr>
-        <w:spacing w:after="80"/>
-      </w:pPr>
-      <w:r>
-        <w:t xml:space="preserve">Exception Handler element (off to the side) running EH_ExceptionHandler.js. Connect every other element’s exception output to it. Its success output also connects to the End element.</w:t>
-      </w:r>
-    </w:p>
-    <w:tbl>
-      <w:tblPr>
-        <w:tblW w:type="dxa" w:w="9360"/>
-        <w:tblBorders>
-          <w:top w:val="single" w:color="auto" w:sz="4"/>
-          <w:left w:val="single" w:color="auto" w:sz="4"/>
-          <w:bottom w:val="single" w:color="auto" w:sz="4"/>
-          <w:right w:val="single" w:color="auto" w:sz="4"/>
-          <w:insideH w:val="single" w:color="auto" w:sz="4"/>
-          <w:insideV w:val="single" w:color="auto" w:sz="4"/>
-        </w:tblBorders>
-      </w:tblPr>
-      <w:tblGrid>
-        <w:gridCol w:w="120"/>
-        <w:gridCol w:w="9240"/>
-      </w:tblGrid>
-      <w:tr>
-        <w:tc>
-          <w:tcPr>
-            <w:tcW w:type="dxa" w:w="120"/>
-            <w:tcBorders>
-              <w:top w:val="none"/>
-              <w:left w:val="none"/>
-              <w:bottom w:val="none"/>
-              <w:right w:val="none"/>
-            </w:tcBorders>
-            <w:shd w:fill="BF8F00" w:val="clear"/>
-            <w:tcMar>
-              <w:top w:type="dxa" w:w="0"/>
-              <w:left w:type="dxa" w:w="0"/>
-              <w:bottom w:type="dxa" w:w="0"/>
-              <w:right w:type="dxa" w:w="0"/>
-            </w:tcMar>
-          </w:tcPr>
-          <w:p>
-            <w:pPr>
-              <w:spacing w:after="0"/>
-            </w:pPr>
-            <w:r>
-              <w:t xml:space="preserve"> </w:t>
-            </w:r>
-          </w:p>
-        </w:tc>
-        <w:tc>
-          <w:tcPr>
-            <w:tcW w:type="dxa" w:w="9240"/>
-            <w:tcBorders>
-              <w:top w:val="none"/>
-              <w:left w:val="none"/>
-              <w:bottom w:val="none"/>
-              <w:right w:val="none"/>
-            </w:tcBorders>
-            <w:shd w:fill="FFF2CC" w:val="clear"/>
-            <w:tcMar>
-              <w:top w:type="dxa" w:w="140"/>
-              <w:left w:type="dxa" w:w="200"/>
-              <w:bottom w:type="dxa" w:w="140"/>
-              <w:right w:type="dxa" w:w="200"/>
-            </w:tcMar>
-          </w:tcPr>
-          <w:p>
-            <w:pPr>
-              <w:spacing w:after="60"/>
-            </w:pPr>
-            <w:r>
-              <w:rPr>
-                <w:b/>
-                <w:bCs/>
-                <w:color w:val="1F1F1F"/>
-                <w:sz w:val="22"/>
-                <w:szCs w:val="22"/>
-              </w:rPr>
-              <w:t xml:space="preserve">Bind errorCode on the Exception Handler</w:t>
-            </w:r>
-          </w:p>
-          <w:p>
-            <w:pPr>
-              <w:spacing w:after="0"/>
-            </w:pPr>
-            <w:r>
-              <w:rPr>
-                <w:sz w:val="22"/>
-                <w:szCs w:val="22"/>
-              </w:rPr>
-              <w:t xml:space="preserve">The errorCode variable is a vRO built-in that captures the message from the thrown error. It must be bound on the Exception element’s own Input Bindings tab (separate from the standard binding UI). Without this binding the EH cannot classify MUTEX_ABORT vs CLEAN_EXIT vs ERROR.</w:t>
-            </w:r>
-          </w:p>
-        </w:tc>
-      </w:tr>
-    </w:tbl>
-    <w:p>
-      <w:pPr>
-        <w:pStyle w:val="Heading2"/>
-      </w:pPr>
-      <w:r>
-        <w:t xml:space="preserve">5.6 Per-task input/output bindings</w:t>
-      </w:r>
-    </w:p>
-    <w:p>
-      <w:pPr>
-        <w:spacing w:after="120"/>
-      </w:pPr>
-      <w:r>
-        <w:t xml:space="preserve">Each scriptable task header comment in the source files lists its INPUTS and OUTPUTS. Bind each one to the matching workflow attribute or input. For ST-01 specifically, the OUTPUTS section lists everything that must be bound back as a workflow attribute write.</w:t>
-      </w:r>
-    </w:p>
-    <w:p>
-      <w:pPr>
-        <w:pStyle w:val="Heading1"/>
-      </w:pPr>
-      <w:r>
-        <w:t xml:space="preserve">6. Step 4 — Configure the Schedule</w:t>
-      </w:r>
-    </w:p>
-    <w:p>
-      <w:pPr>
-        <w:spacing w:after="120"/>
-      </w:pPr>
-      <w:r>
-        <w:t xml:space="preserve">In the vRO Client → Inventory → your workflow → Schedule tab:</w:t>
-      </w:r>
-    </w:p>
-    <w:p>
-      <w:pPr>
-        <w:pStyle w:val="ListParagraph"/>
-        <w:numPr>
-          <w:ilvl w:val="0"/>
-          <w:numId w:val="3"/>
-        </w:numPr>
-        <w:spacing w:after="80"/>
-      </w:pPr>
-      <w:r>
-        <w:t xml:space="preserve">Click Schedule Workflow.</w:t>
-      </w:r>
-    </w:p>
-    <w:p>
-      <w:pPr>
-        <w:pStyle w:val="ListParagraph"/>
-        <w:numPr>
-          <w:ilvl w:val="0"/>
-          <w:numId w:val="3"/>
-        </w:numPr>
-        <w:spacing w:after="80"/>
-      </w:pPr>
-      <w:r>
-        <w:t xml:space="preserve">Set the recurrence (daily at a low-traffic hour is typical, e.g. 03:00 local time).</w:t>
-      </w:r>
-    </w:p>
-    <w:p>
-      <w:pPr>
-        <w:pStyle w:val="ListParagraph"/>
-        <w:numPr>
-          <w:ilvl w:val="0"/>
-          <w:numId w:val="3"/>
-        </w:numPr>
-        <w:spacing w:after="80"/>
-      </w:pPr>
-      <w:r>
-        <w:t xml:space="preserve">On the Inputs tab of the schedule, override any workflow input that should differ from the default for this schedule. The most common override is dryRun = false once you are past the observation period.</w:t>
-      </w:r>
-    </w:p>
-    <w:p>
-      <w:pPr>
-        <w:pStyle w:val="ListParagraph"/>
-        <w:numPr>
-          <w:ilvl w:val="0"/>
-          <w:numId w:val="3"/>
-        </w:numPr>
-        <w:spacing w:after="80"/>
-      </w:pPr>
-      <w:r>
-        <w:t xml:space="preserve">Save.</w:t>
-      </w:r>
-    </w:p>
-    <w:tbl>
-      <w:tblPr>
-        <w:tblW w:type="dxa" w:w="9360"/>
-        <w:tblBorders>
-          <w:top w:val="single" w:color="auto" w:sz="4"/>
-          <w:left w:val="single" w:color="auto" w:sz="4"/>
-          <w:bottom w:val="single" w:color="auto" w:sz="4"/>
-          <w:right w:val="single" w:color="auto" w:sz="4"/>
-          <w:insideH w:val="single" w:color="auto" w:sz="4"/>
-          <w:insideV w:val="single" w:color="auto" w:sz="4"/>
-        </w:tblBorders>
-      </w:tblPr>
-      <w:tblGrid>
-        <w:gridCol w:w="120"/>
-        <w:gridCol w:w="9240"/>
-      </w:tblGrid>
-      <w:tr>
-        <w:tc>
-          <w:tcPr>
-            <w:tcW w:type="dxa" w:w="120"/>
-            <w:tcBorders>
-              <w:top w:val="none"/>
-              <w:left w:val="none"/>
-              <w:bottom w:val="none"/>
-              <w:right w:val="none"/>
-            </w:tcBorders>
-            <w:shd w:fill="2E75B6" w:val="clear"/>
-            <w:tcMar>
-              <w:top w:type="dxa" w:w="0"/>
-              <w:left w:type="dxa" w:w="0"/>
-              <w:bottom w:type="dxa" w:w="0"/>
-              <w:right w:type="dxa" w:w="0"/>
-            </w:tcMar>
-          </w:tcPr>
-          <w:p>
-            <w:pPr>
-              <w:spacing w:after="0"/>
-            </w:pPr>
-            <w:r>
-              <w:t xml:space="preserve"> </w:t>
-            </w:r>
-          </w:p>
-        </w:tc>
-        <w:tc>
-          <w:tcPr>
-            <w:tcW w:type="dxa" w:w="9240"/>
-            <w:tcBorders>
-              <w:top w:val="none"/>
-              <w:left w:val="none"/>
-              <w:bottom w:val="none"/>
-              <w:right w:val="none"/>
-            </w:tcBorders>
-            <w:shd w:fill="D5E8F0" w:val="clear"/>
-            <w:tcMar>
-              <w:top w:type="dxa" w:w="140"/>
-              <w:left w:type="dxa" w:w="200"/>
-              <w:bottom w:type="dxa" w:w="140"/>
-              <w:right w:type="dxa" w:w="200"/>
-            </w:tcMar>
-          </w:tcPr>
-          <w:p>
-            <w:pPr>
-              <w:spacing w:after="60"/>
-            </w:pPr>
-            <w:r>
-              <w:rPr>
-                <w:b/>
-                <w:bCs/>
-                <w:color w:val="1F1F1F"/>
-                <w:sz w:val="22"/>
-                <w:szCs w:val="22"/>
-              </w:rPr>
-              <w:t xml:space="preserve">Stagger across environments</w:t>
-            </w:r>
-          </w:p>
-          <w:p>
-            <w:pPr>
-              <w:spacing w:after="0"/>
-            </w:pPr>
-            <w:r>
-              <w:rPr>
-                <w:sz w:val="22"/>
-                <w:szCs w:val="22"/>
-              </w:rPr>
-              <w:t xml:space="preserve">If you deploy this workflow to multiple vRO instances managing different vCenter sets, stagger their schedules. Although the mutex protects against concurrent runs of the same workflow, multiple workflows hitting overlapping storage at the same minute is what the governor is there to handle, not to compound.</w:t>
-            </w:r>
-          </w:p>
-        </w:tc>
-      </w:tr>
-    </w:tbl>
-    <w:p>
-      <w:pPr>
-        <w:pStyle w:val="Heading1"/>
-      </w:pPr>
-      <w:r>
-        <w:t xml:space="preserve">7. Step 5 — Smoke Test</w:t>
-      </w:r>
-    </w:p>
-    <w:p>
-      <w:pPr>
-        <w:spacing w:after="120"/>
-      </w:pPr>
-      <w:r>
-        <w:t xml:space="preserve">Before enabling the schedule, perform a manual dry run.</w:t>
-      </w:r>
-    </w:p>
-    <w:p>
-      <w:pPr>
-        <w:pStyle w:val="Heading2"/>
-      </w:pPr>
-      <w:r>
-        <w:t xml:space="preserve">7.1 Manual dry run</w:t>
-      </w:r>
-    </w:p>
-    <w:p>
-      <w:pPr>
-        <w:pStyle w:val="ListParagraph"/>
-        <w:numPr>
-          <w:ilvl w:val="0"/>
-          <w:numId w:val="3"/>
-        </w:numPr>
-        <w:spacing w:after="80"/>
-      </w:pPr>
-      <w:r>
-        <w:t xml:space="preserve">In the vRO Client, right-click the workflow and select Run.</w:t>
-      </w:r>
-    </w:p>
-    <w:p>
-      <w:pPr>
-        <w:pStyle w:val="ListParagraph"/>
-        <w:numPr>
-          <w:ilvl w:val="0"/>
-          <w:numId w:val="3"/>
-        </w:numPr>
-        <w:spacing w:after="80"/>
-      </w:pPr>
-      <w:r>
-        <w:t xml:space="preserve">Confirm dryRun is true and maxAgeMinutes is set to a small value (5–60) so you get some candidates.</w:t>
-      </w:r>
-    </w:p>
-    <w:p>
-      <w:pPr>
-        <w:pStyle w:val="ListParagraph"/>
-        <w:numPr>
-          <w:ilvl w:val="0"/>
-          <w:numId w:val="3"/>
-        </w:numPr>
-        <w:spacing w:after="80"/>
-      </w:pPr>
-      <w:r>
-        <w:t xml:space="preserve">Click Run.</w:t>
-      </w:r>
-    </w:p>
-    <w:p>
-      <w:pPr>
-        <w:pStyle w:val="ListParagraph"/>
-        <w:numPr>
-          <w:ilvl w:val="0"/>
-          <w:numId w:val="3"/>
-        </w:numPr>
-        <w:spacing w:after="80"/>
-      </w:pPr>
-      <w:r>
-        <w:t xml:space="preserve">Open the Logs tab on the running execution.</w:t>
-      </w:r>
-    </w:p>
-    <w:p>
-      <w:pPr>
-        <w:spacing w:after="120"/>
-      </w:pPr>
-      <w:r>
-        <w:t xml:space="preserve">Expected log markers, in order:</w:t>
-      </w:r>
-    </w:p>
-    <w:p>
-      <w:pPr>
-        <w:pStyle w:val="Code"/>
-        <w:shd w:fill="F2F2F2" w:val="clear"/>
-        <w:spacing w:after="0" w:before="0"/>
-      </w:pPr>
-      <w:r>
-        <w:rPr>
-          <w:rFonts w:ascii="Consolas" w:cs="Consolas" w:eastAsia="Consolas" w:hAnsi="Consolas"/>
-          <w:sz w:val="18"/>
-          <w:szCs w:val="18"/>
-        </w:rPr>
-        <w:t xml:space="preserve">[SNAPSHOT-CLEANUP] [STARTUP]    [OK]      Adaptive Snapshot Cleanup -- Starting up</w:t>
-      </w:r>
-    </w:p>
-    <w:p>
-      <w:pPr>
-        <w:pStyle w:val="Code"/>
-        <w:shd w:fill="F2F2F2" w:val="clear"/>
-        <w:spacing w:after="0" w:before="0"/>
-      </w:pPr>
-      <w:r>
-        <w:rPr>
-          <w:rFonts w:ascii="Consolas" w:cs="Consolas" w:eastAsia="Consolas" w:hAnsi="Consolas"/>
-          <w:sz w:val="18"/>
-          <w:szCs w:val="18"/>
-        </w:rPr>
-        <w:t xml:space="preserve">[SNAPSHOT-CLEANUP] [STARTUP]    [OK]      Lock acquired -- this is the only active cleanup run</w:t>
-      </w:r>
-    </w:p>
-    <w:p>
-      <w:pPr>
-        <w:pStyle w:val="Code"/>
-        <w:shd w:fill="F2F2F2" w:val="clear"/>
-        <w:spacing w:after="0" w:before="0"/>
-      </w:pPr>
-      <w:r>
-        <w:rPr>
-          <w:rFonts w:ascii="Consolas" w:cs="Consolas" w:eastAsia="Consolas" w:hAnsi="Consolas"/>
-          <w:sz w:val="18"/>
-          <w:szCs w:val="18"/>
-        </w:rPr>
-        <w:t xml:space="preserve">[SNAPSHOT-CLEANUP] [INVENTORY]  [OK]      Scanning N vCenter(s) for eligible snapshots...</w:t>
-      </w:r>
-    </w:p>
-    <w:p>
-      <w:pPr>
-        <w:pStyle w:val="Code"/>
-        <w:shd w:fill="F2F2F2" w:val="clear"/>
-        <w:spacing w:after="0" w:before="0"/>
-      </w:pPr>
-      <w:r>
-        <w:rPr>
-          <w:rFonts w:ascii="Consolas" w:cs="Consolas" w:eastAsia="Consolas" w:hAnsi="Consolas"/>
-          <w:sz w:val="18"/>
-          <w:szCs w:val="18"/>
-        </w:rPr>
-        <w:t xml:space="preserve">[SNAPSHOT-CLEANUP] [INVENTORY]  [OK]      Scan complete -- M eligible snapshot(s) found</w:t>
-      </w:r>
-    </w:p>
-    <w:p>
-      <w:pPr>
-        <w:pStyle w:val="Code"/>
-        <w:shd w:fill="F2F2F2" w:val="clear"/>
-        <w:spacing w:after="0" w:before="0"/>
-      </w:pPr>
-      <w:r>
-        <w:rPr>
-          <w:rFonts w:ascii="Consolas" w:cs="Consolas" w:eastAsia="Consolas" w:hAnsi="Consolas"/>
-          <w:sz w:val="18"/>
-          <w:szCs w:val="18"/>
-        </w:rPr>
-        <w:t xml:space="preserve">[SNAPSHOT-CLEANUP] [PROCESSING] [OK]      Snapshot queue ready:</w:t>
-      </w:r>
-    </w:p>
-    <w:p>
-      <w:pPr>
-        <w:pStyle w:val="Code"/>
-        <w:shd w:fill="F2F2F2" w:val="clear"/>
-        <w:spacing w:after="0" w:before="0"/>
-      </w:pPr>
-      <w:r>
-        <w:rPr>
-          <w:rFonts w:ascii="Consolas" w:cs="Consolas" w:eastAsia="Consolas" w:hAnsi="Consolas"/>
-          <w:sz w:val="18"/>
-          <w:szCs w:val="18"/>
-        </w:rPr>
-        <w:t xml:space="preserve">[SNAPSHOT-CLEANUP] [PROCESSING] [DRY-RUN] Would delete:  VM 'foo'  snapshot 'bar' ...</w:t>
-      </w:r>
-    </w:p>
-    <w:p>
-      <w:pPr>
-        <w:pStyle w:val="Code"/>
-        <w:shd w:fill="F2F2F2" w:val="clear"/>
-        <w:spacing w:after="0" w:before="0"/>
-      </w:pPr>
-      <w:r>
-        <w:rPr>
-          <w:rFonts w:ascii="Consolas" w:cs="Consolas" w:eastAsia="Consolas" w:hAnsi="Consolas"/>
-          <w:sz w:val="18"/>
-          <w:szCs w:val="18"/>
-        </w:rPr>
-        <w:t xml:space="preserve">[SNAPSHOT-CLEANUP] [FINALISE]   [RESULT]  ================================================</w:t>
-      </w:r>
-    </w:p>
-    <w:p>
-      <w:pPr>
-        <w:pStyle w:val="Code"/>
-        <w:shd w:fill="F2F2F2" w:val="clear"/>
-        <w:spacing w:after="0" w:before="0"/>
-      </w:pPr>
-      <w:r>
-        <w:rPr>
-          <w:rFonts w:ascii="Consolas" w:cs="Consolas" w:eastAsia="Consolas" w:hAnsi="Consolas"/>
-          <w:sz w:val="18"/>
-          <w:szCs w:val="18"/>
-        </w:rPr>
-        <w:t xml:space="preserve">[SNAPSHOT-CLEANUP] [FINALISE]   [RESULT]    SNAPSHOT CLEANUP COMPLETE</w:t>
-      </w:r>
-    </w:p>
-    <w:p>
-      <w:pPr>
-        <w:pStyle w:val="Code"/>
-        <w:shd w:fill="F2F2F2" w:val="clear"/>
-        <w:spacing w:after="0" w:before="0"/>
-      </w:pPr>
-      <w:r>
-        <w:rPr>
-          <w:rFonts w:ascii="Consolas" w:cs="Consolas" w:eastAsia="Consolas" w:hAnsi="Consolas"/>
-          <w:sz w:val="18"/>
-          <w:szCs w:val="18"/>
-        </w:rPr>
-        <w:t xml:space="preserve">[SNAPSHOT-CLEANUP] [FINALISE]   [RESULT]    Result : DRY RUN COMPLETE</w:t>
-      </w:r>
-    </w:p>
-    <w:p>
-      <w:pPr>
-        <w:pStyle w:val="Heading2"/>
-      </w:pPr>
-      <w:r>
-        <w:t xml:space="preserve">7.2 Verify the lock was released</w:t>
-      </w:r>
-    </w:p>
-    <w:p>
-      <w:pPr>
-        <w:spacing w:after="120"/>
-      </w:pPr>
-      <w:r>
-        <w:t xml:space="preserve">Open SnapshotCleanup/RuntimeState in the Configurations view. Confirm runLock is empty. If it is not, see User Documentation → Manual Lock Recovery.</w:t>
-      </w:r>
-    </w:p>
-    <w:p>
-      <w:pPr>
-        <w:pStyle w:val="Heading2"/>
-      </w:pPr>
-      <w:r>
-        <w:t xml:space="preserve">7.3 Verify Aria Operations for Logs ingestion</w:t>
-      </w:r>
-    </w:p>
-    <w:p>
-      <w:pPr>
-        <w:spacing w:after="120"/>
-      </w:pPr>
-      <w:r>
-        <w:t xml:space="preserve">In Aria Operations for Logs, search for [SNAPSHOT-CLEANUP] across the past hour. You should see every line that appeared in the workflow log. If not, check the vRO log forwarding configuration.</w:t>
-      </w:r>
-    </w:p>
-    <w:p>
-      <w:pPr>
-        <w:pStyle w:val="Heading1"/>
-      </w:pPr>
-      <w:r>
-        <w:t xml:space="preserve">8. Going Live</w:t>
-      </w:r>
-    </w:p>
-    <w:p>
-      <w:pPr>
-        <w:pStyle w:val="ListParagraph"/>
-        <w:numPr>
-          <w:ilvl w:val="0"/>
-          <w:numId w:val="3"/>
-        </w:numPr>
-        <w:spacing w:after="80"/>
-      </w:pPr>
-      <w:r>
-        <w:t xml:space="preserve">Run the workflow manually with dryRun = true and the production maxAgeMinutes (typically 10080). Confirm the candidate count is reasonable and no [FAIL] entries appear.</w:t>
-      </w:r>
-    </w:p>
-    <w:p>
-      <w:pPr>
-        <w:pStyle w:val="ListParagraph"/>
-        <w:numPr>
-          <w:ilvl w:val="0"/>
-          <w:numId w:val="3"/>
-        </w:numPr>
-        <w:spacing w:after="80"/>
-      </w:pPr>
-      <w:r>
-        <w:t xml:space="preserve">Enable the schedule with dryRun = true. Observe for at least one full week.</w:t>
-      </w:r>
-    </w:p>
-    <w:p>
-      <w:pPr>
-        <w:pStyle w:val="ListParagraph"/>
-        <w:numPr>
-          <w:ilvl w:val="0"/>
-          <w:numId w:val="3"/>
-        </w:numPr>
-        <w:spacing w:after="80"/>
-      </w:pPr>
-      <w:r>
-        <w:t xml:space="preserve">Review every run’s result block. Investigate any deferrals (governor max wait exceeded), errors, or unexpectedly large candidate counts.</w:t>
-      </w:r>
-    </w:p>
-    <w:p>
-      <w:pPr>
-        <w:pStyle w:val="ListParagraph"/>
-        <w:numPr>
-          <w:ilvl w:val="0"/>
-          <w:numId w:val="3"/>
-        </w:numPr>
-        <w:spacing w:after="80"/>
-      </w:pPr>
-      <w:r>
-        <w:t xml:space="preserve">Once confident, edit the schedule and set dryRun = false. Do not edit the workflow input default — keep it true so manual runs remain safe by default.</w:t>
-      </w:r>
-    </w:p>
-    <w:p>
-      <w:pPr>
-        <w:pStyle w:val="ListParagraph"/>
-        <w:numPr>
-          <w:ilvl w:val="0"/>
-          <w:numId w:val="3"/>
-        </w:numPr>
-        <w:spacing w:after="80"/>
-      </w:pPr>
-      <w:r>
-        <w:t xml:space="preserve">Continue daily review for a further week, then move to weekly review and exception-based monitoring.</w:t>
+        <w:t xml:space="preserve">Daily review for one further week, then move to weekly review.</w:t>
       </w:r>
     </w:p>
     <w:p>
@@ -8308,7 +7485,7 @@
               <w:bottom w:val="single" w:color="BFBFBF" w:sz="4"/>
               <w:right w:val="single" w:color="BFBFBF" w:sz="4"/>
             </w:tcBorders>
-            <w:shd w:fill="1F3864" w:val="clear"/>
+            <w:shd w:fill="0A1F3D" w:val="clear"/>
             <w:tcMar>
               <w:top w:type="dxa" w:w="100"/>
               <w:left w:type="dxa" w:w="140"/>
@@ -8322,11 +7499,12 @@
             </w:pPr>
             <w:r>
               <w:rPr>
+                <w:rFonts w:ascii="Arial" w:cs="Arial" w:eastAsia="Arial" w:hAnsi="Arial"/>
                 <w:b/>
                 <w:bCs/>
                 <w:color w:val="FFFFFF"/>
-                <w:sz w:val="22"/>
-                <w:szCs w:val="22"/>
+                <w:sz w:val="20"/>
+                <w:szCs w:val="20"/>
               </w:rPr>
               <w:t xml:space="preserve">#</w:t>
             </w:r>
@@ -8341,7 +7519,7 @@
               <w:bottom w:val="single" w:color="BFBFBF" w:sz="4"/>
               <w:right w:val="single" w:color="BFBFBF" w:sz="4"/>
             </w:tcBorders>
-            <w:shd w:fill="1F3864" w:val="clear"/>
+            <w:shd w:fill="0A1F3D" w:val="clear"/>
             <w:tcMar>
               <w:top w:type="dxa" w:w="100"/>
               <w:left w:type="dxa" w:w="140"/>
@@ -8355,11 +7533,12 @@
             </w:pPr>
             <w:r>
               <w:rPr>
+                <w:rFonts w:ascii="Arial" w:cs="Arial" w:eastAsia="Arial" w:hAnsi="Arial"/>
                 <w:b/>
                 <w:bCs/>
                 <w:color w:val="FFFFFF"/>
-                <w:sz w:val="22"/>
-                <w:szCs w:val="22"/>
+                <w:sz w:val="20"/>
+                <w:szCs w:val="20"/>
               </w:rPr>
               <w:t xml:space="preserve">Item</w:t>
             </w:r>
@@ -8374,7 +7553,7 @@
               <w:bottom w:val="single" w:color="BFBFBF" w:sz="4"/>
               <w:right w:val="single" w:color="BFBFBF" w:sz="4"/>
             </w:tcBorders>
-            <w:shd w:fill="1F3864" w:val="clear"/>
+            <w:shd w:fill="0A1F3D" w:val="clear"/>
             <w:tcMar>
               <w:top w:type="dxa" w:w="100"/>
               <w:left w:type="dxa" w:w="140"/>
@@ -8388,11 +7567,12 @@
             </w:pPr>
             <w:r>
               <w:rPr>
+                <w:rFonts w:ascii="Arial" w:cs="Arial" w:eastAsia="Arial" w:hAnsi="Arial"/>
                 <w:b/>
                 <w:bCs/>
                 <w:color w:val="FFFFFF"/>
-                <w:sz w:val="22"/>
-                <w:szCs w:val="22"/>
+                <w:sz w:val="20"/>
+                <w:szCs w:val="20"/>
               </w:rPr>
               <w:t xml:space="preserve">Verified?</w:t>
             </w:r>
@@ -8456,7 +7636,7 @@
                 <w:sz w:val="20"/>
                 <w:szCs w:val="20"/>
               </w:rPr>
-              <w:t xml:space="preserve">VCF version is 9.0.2 or later, embedded vRO is 8.17.x.</w:t>
+              <w:t xml:space="preserve">VCF version is 9.0.2+, embedded vRO is 8.17.x.</w:t>
             </w:r>
           </w:p>
         </w:tc>
@@ -8548,7 +7728,7 @@
                 <w:sz w:val="20"/>
                 <w:szCs w:val="20"/>
               </w:rPr>
-              <w:t xml:space="preserve">Every in-scope vCenter is registered with vRO and reachable from the appliance.</w:t>
+              <w:t xml:space="preserve">Every in-scope vCenter is registered with vRO.</w:t>
             </w:r>
           </w:p>
         </w:tc>
@@ -8640,7 +7820,7 @@
                 <w:sz w:val="20"/>
                 <w:szCs w:val="20"/>
               </w:rPr>
-              <w:t xml:space="preserve">vRO service account has Remove Snapshot privilege in every in-scope vCenter.</w:t>
+              <w:t xml:space="preserve">vRO service account has Remove Snapshot privilege.</w:t>
             </w:r>
           </w:p>
         </w:tc>
@@ -8732,7 +7912,7 @@
                 <w:sz w:val="20"/>
                 <w:szCs w:val="20"/>
               </w:rPr>
-              <w:t xml:space="preserve">Configuration element SnapshotCleanup/RuntimeState exists with runLock initialised to empty string.</w:t>
+              <w:t xml:space="preserve">SnapshotCleanup/RuntimeState exists with runLock = empty string.</w:t>
             </w:r>
           </w:p>
         </w:tc>
@@ -9008,7 +8188,7 @@
                 <w:sz w:val="20"/>
                 <w:szCs w:val="20"/>
               </w:rPr>
-              <w:t xml:space="preserve">ST-07 and adaptiveGovernorCheck no longer reference "com.company.snapshotcleanup".</w:t>
+              <w:t xml:space="preserve">ST-07 no longer references "com.company.snapshotcleanup".</w:t>
             </w:r>
           </w:p>
         </w:tc>
@@ -9100,7 +8280,7 @@
                 <w:sz w:val="20"/>
                 <w:szCs w:val="20"/>
               </w:rPr>
-              <w:t xml:space="preserve">Wrapper workflow for ST-06 async dispatch is created and bound to the wrapperWf attribute.</w:t>
+              <w:t xml:space="preserve">Wrapper workflow for ST-06 dispatch is created and bound.</w:t>
             </w:r>
           </w:p>
         </w:tc>
@@ -9192,7 +8372,7 @@
                 <w:sz w:val="20"/>
                 <w:szCs w:val="20"/>
               </w:rPr>
-              <w:t xml:space="preserve">Decision element after ST-04 routes false branch directly to ST-09.</w:t>
+              <w:t xml:space="preserve">descIgnoreStrings input is type Array/string (not string).</w:t>
             </w:r>
           </w:p>
         </w:tc>
@@ -9284,7 +8464,7 @@
                 <w:sz w:val="20"/>
                 <w:szCs w:val="20"/>
               </w:rPr>
-              <w:t xml:space="preserve">Every scriptable task’s exception output is connected to the Exception Handler.</w:t>
+              <w:t xml:space="preserve">Decision element after ST-04 routes false to ST-09.</w:t>
             </w:r>
           </w:p>
         </w:tc>
@@ -9376,7 +8556,7 @@
                 <w:sz w:val="20"/>
                 <w:szCs w:val="20"/>
               </w:rPr>
-              <w:t xml:space="preserve">Exception Handler’s errorCode is bound on its Input Bindings tab.</w:t>
+              <w:t xml:space="preserve">Every task’s exception output → Exception Handler.</w:t>
             </w:r>
           </w:p>
         </w:tc>
@@ -9468,7 +8648,7 @@
                 <w:sz w:val="20"/>
                 <w:szCs w:val="20"/>
               </w:rPr>
-              <w:t xml:space="preserve">Workflow input dryRun defaults to true.</w:t>
+              <w:t xml:space="preserve">EH errorCode bound on Input Bindings tab.</w:t>
             </w:r>
           </w:p>
         </w:tc>
@@ -9560,7 +8740,7 @@
                 <w:sz w:val="20"/>
                 <w:szCs w:val="20"/>
               </w:rPr>
-              <w:t xml:space="preserve">Manual dry run completed with the expected log markers and a clean result block.</w:t>
+              <w:t xml:space="preserve">dryRun defaults to true.</w:t>
             </w:r>
           </w:p>
         </w:tc>
@@ -9652,7 +8832,7 @@
                 <w:sz w:val="20"/>
                 <w:szCs w:val="20"/>
               </w:rPr>
-              <w:t xml:space="preserve">runLock attribute is empty after the dry run completes.</w:t>
+              <w:t xml:space="preserve">Manual dry run completed with expected markers.</w:t>
             </w:r>
           </w:p>
         </w:tc>
@@ -9744,7 +8924,7 @@
                 <w:sz w:val="20"/>
                 <w:szCs w:val="20"/>
               </w:rPr>
-              <w:t xml:space="preserve">Aria Operations for Logs is receiving [SNAPSHOT-CLEANUP] events.</w:t>
+              <w:t xml:space="preserve">runLock empty after dry run.</w:t>
             </w:r>
           </w:p>
         </w:tc>
@@ -9758,6 +8938,98 @@
               <w:right w:val="single" w:color="BFBFBF" w:sz="4"/>
             </w:tcBorders>
             <w:shd w:fill="FFFFFF" w:val="clear"/>
+            <w:tcMar>
+              <w:top w:type="dxa" w:w="80"/>
+              <w:left w:type="dxa" w:w="140"/>
+              <w:bottom w:type="dxa" w:w="80"/>
+              <w:right w:type="dxa" w:w="140"/>
+            </w:tcMar>
+          </w:tcPr>
+          <w:p>
+            <w:pPr>
+              <w:spacing w:after="40"/>
+            </w:pPr>
+            <w:r>
+              <w:rPr>
+                <w:sz w:val="20"/>
+                <w:szCs w:val="20"/>
+              </w:rPr>
+              <w:t xml:space="preserve"/>
+            </w:r>
+          </w:p>
+        </w:tc>
+      </w:tr>
+      <w:tr>
+        <w:tc>
+          <w:tcPr>
+            <w:tcW w:type="dxa" w:w="600"/>
+            <w:tcBorders>
+              <w:top w:val="single" w:color="BFBFBF" w:sz="4"/>
+              <w:left w:val="single" w:color="BFBFBF" w:sz="4"/>
+              <w:bottom w:val="single" w:color="BFBFBF" w:sz="4"/>
+              <w:right w:val="single" w:color="BFBFBF" w:sz="4"/>
+            </w:tcBorders>
+            <w:shd w:fill="F2F2F2" w:val="clear"/>
+            <w:tcMar>
+              <w:top w:type="dxa" w:w="80"/>
+              <w:left w:type="dxa" w:w="140"/>
+              <w:bottom w:type="dxa" w:w="80"/>
+              <w:right w:type="dxa" w:w="140"/>
+            </w:tcMar>
+          </w:tcPr>
+          <w:p>
+            <w:pPr>
+              <w:spacing w:after="40"/>
+            </w:pPr>
+            <w:r>
+              <w:rPr>
+                <w:sz w:val="20"/>
+                <w:szCs w:val="20"/>
+              </w:rPr>
+              <w:t xml:space="preserve">16</w:t>
+            </w:r>
+          </w:p>
+        </w:tc>
+        <w:tc>
+          <w:tcPr>
+            <w:tcW w:type="dxa" w:w="6760"/>
+            <w:tcBorders>
+              <w:top w:val="single" w:color="BFBFBF" w:sz="4"/>
+              <w:left w:val="single" w:color="BFBFBF" w:sz="4"/>
+              <w:bottom w:val="single" w:color="BFBFBF" w:sz="4"/>
+              <w:right w:val="single" w:color="BFBFBF" w:sz="4"/>
+            </w:tcBorders>
+            <w:shd w:fill="F2F2F2" w:val="clear"/>
+            <w:tcMar>
+              <w:top w:type="dxa" w:w="80"/>
+              <w:left w:type="dxa" w:w="140"/>
+              <w:bottom w:type="dxa" w:w="80"/>
+              <w:right w:type="dxa" w:w="140"/>
+            </w:tcMar>
+          </w:tcPr>
+          <w:p>
+            <w:pPr>
+              <w:spacing w:after="40"/>
+            </w:pPr>
+            <w:r>
+              <w:rPr>
+                <w:sz w:val="20"/>
+                <w:szCs w:val="20"/>
+              </w:rPr>
+              <w:t xml:space="preserve">Aria Operations for Logs receiving [SNAPSHOT-CLEANUP] events.</w:t>
+            </w:r>
+          </w:p>
+        </w:tc>
+        <w:tc>
+          <w:tcPr>
+            <w:tcW w:type="dxa" w:w="2000"/>
+            <w:tcBorders>
+              <w:top w:val="single" w:color="BFBFBF" w:sz="4"/>
+              <w:left w:val="single" w:color="BFBFBF" w:sz="4"/>
+              <w:bottom w:val="single" w:color="BFBFBF" w:sz="4"/>
+              <w:right w:val="single" w:color="BFBFBF" w:sz="4"/>
+            </w:tcBorders>
+            <w:shd w:fill="F2F2F2" w:val="clear"/>
             <w:tcMar>
               <w:top w:type="dxa" w:w="80"/>
               <w:left w:type="dxa" w:w="140"/>
@@ -9782,7 +9054,7 @@
     </w:tbl>
     <w:p>
       <w:pPr>
-        <w:spacing w:after="120"/>
+        <w:spacing w:after="60"/>
       </w:pPr>
       <w:r>
         <w:t xml:space="preserve"> </w:t>
@@ -9794,14 +9066,6 @@
       </w:pPr>
       <w:r>
         <w:t xml:space="preserve">10. Rollback</w:t>
-      </w:r>
-    </w:p>
-    <w:p>
-      <w:pPr>
-        <w:spacing w:after="120"/>
-      </w:pPr>
-      <w:r>
-        <w:t xml:space="preserve">To withdraw the solution from an environment:</w:t>
       </w:r>
     </w:p>
     <w:p>
@@ -9814,7 +9078,7 @@
         <w:spacing w:after="80"/>
       </w:pPr>
       <w:r>
-        <w:t xml:space="preserve">Disable the workflow schedule (Schedule tab → Suspend).</w:t>
+        <w:t xml:space="preserve">Disable the schedule (Schedule tab → Suspend).</w:t>
       </w:r>
     </w:p>
     <w:p>
@@ -9827,7 +9091,7 @@
         <w:spacing w:after="80"/>
       </w:pPr>
       <w:r>
-        <w:t xml:space="preserve">Verify no run is currently in progress (Runs tab).</w:t>
+        <w:t xml:space="preserve">Confirm no run is in progress (Runs tab).</w:t>
       </w:r>
     </w:p>
     <w:p>
@@ -9840,15 +9104,7 @@
         <w:spacing w:after="80"/>
       </w:pPr>
       <w:r>
-        <w:t xml:space="preserve">Optionally, delete the workflow, action modules, and configuration element. They have no external dependencies, so removal is non-destructive to the rest of vRO.</w:t>
-      </w:r>
-    </w:p>
-    <w:p>
-      <w:pPr>
-        <w:spacing w:after="120"/>
-      </w:pPr>
-      <w:r>
-        <w:t xml:space="preserve">Snapshots that have already been deleted by a live run cannot be restored from this workflow. They are removed via the standard vCenter consolidation path; recovery would require the relevant backup product.</w:t>
+        <w:t xml:space="preserve">Delete workflow, actions, and configuration element if desired. No external dependencies.</w:t>
       </w:r>
     </w:p>
     <w:sectPr>
@@ -9912,7 +9168,8 @@
     </w:pPr>
     <w:r>
       <w:rPr>
-        <w:color w:val="595959"/>
+        <w:rFonts w:ascii="Arial" w:cs="Arial" w:eastAsia="Arial" w:hAnsi="Arial"/>
+        <w:color w:val="404040"/>
         <w:sz w:val="18"/>
         <w:szCs w:val="18"/>
       </w:rPr>
@@ -9920,7 +9177,7 @@
     </w:r>
     <w:r>
       <w:rPr>
-        <w:color w:val="595959"/>
+        <w:color w:val="404040"/>
         <w:sz w:val="18"/>
         <w:szCs w:val="18"/>
       </w:rPr>
@@ -9931,7 +9188,8 @@
     </w:r>
     <w:r>
       <w:rPr>
-        <w:color w:val="595959"/>
+        <w:rFonts w:ascii="Arial" w:cs="Arial" w:eastAsia="Arial" w:hAnsi="Arial"/>
+        <w:color w:val="404040"/>
         <w:sz w:val="18"/>
         <w:szCs w:val="18"/>
       </w:rPr>
@@ -9939,7 +9197,7 @@
     </w:r>
     <w:r>
       <w:rPr>
-        <w:color w:val="595959"/>
+        <w:color w:val="404040"/>
         <w:sz w:val="18"/>
         <w:szCs w:val="18"/>
       </w:rPr>
@@ -9994,7 +9252,7 @@
   <w:p>
     <w:pPr>
       <w:pBdr>
-        <w:bottom w:val="single" w:color="2E75B6" w:sz="6" w:space="4"/>
+        <w:bottom w:val="single" w:color="BFBFBF" w:sz="4" w:space="4"/>
       </w:pBdr>
       <w:tabs>
         <w:tab w:val="right" w:pos="9026"/>
@@ -10002,7 +9260,8 @@
     </w:pPr>
     <w:r>
       <w:rPr>
-        <w:color w:val="595959"/>
+        <w:rFonts w:ascii="Arial" w:cs="Arial" w:eastAsia="Arial" w:hAnsi="Arial"/>
+        <w:color w:val="404040"/>
         <w:sz w:val="18"/>
         <w:szCs w:val="18"/>
       </w:rPr>
@@ -10010,9 +9269,10 @@
     </w:r>
     <w:r>
       <w:rPr>
+        <w:rFonts w:ascii="Arial" w:cs="Arial" w:eastAsia="Arial" w:hAnsi="Arial"/>
         <w:i/>
         <w:iCs/>
-        <w:color w:val="595959"/>
+        <w:color w:val="404040"/>
         <w:sz w:val="18"/>
         <w:szCs w:val="18"/>
       </w:rPr>
@@ -10167,7 +9427,8 @@
   <w:docDefaults>
     <w:rPrDefault>
       <w:rPr>
-        <w:rFonts w:ascii="Calibri" w:cs="Calibri" w:eastAsia="Calibri" w:hAnsi="Calibri"/>
+        <w:rFonts w:ascii="Arial" w:cs="Arial" w:eastAsia="Arial" w:hAnsi="Arial"/>
+        <w:color w:val="1F1F1F"/>
         <w:sz w:val="22"/>
         <w:szCs w:val="22"/>
       </w:rPr>
@@ -10345,39 +9606,6 @@
       <w:szCs w:val="20"/>
     </w:rPr>
   </w:style>
-  <w:style w:type="paragraph" w:styleId="Title">
-    <w:name w:val="Title"/>
-    <w:basedOn w:val="Normal"/>
-    <w:next w:val="Normal"/>
-    <w:qFormat/>
-    <w:pPr>
-      <w:spacing w:after="120" w:before="0"/>
-    </w:pPr>
-    <w:rPr>
-      <w:rFonts w:ascii="Calibri" w:cs="Calibri" w:eastAsia="Calibri" w:hAnsi="Calibri"/>
-      <w:b/>
-      <w:bCs/>
-      <w:color w:val="1F3864"/>
-      <w:sz w:val="56"/>
-      <w:szCs w:val="56"/>
-    </w:rPr>
-  </w:style>
-  <w:style w:type="paragraph" w:styleId="Subtitle">
-    <w:name w:val="Subtitle"/>
-    <w:basedOn w:val="Normal"/>
-    <w:next w:val="Normal"/>
-    <w:pPr>
-      <w:spacing w:after="480" w:before="0"/>
-    </w:pPr>
-    <w:rPr>
-      <w:rFonts w:ascii="Calibri" w:cs="Calibri" w:eastAsia="Calibri" w:hAnsi="Calibri"/>
-      <w:i/>
-      <w:iCs/>
-      <w:color w:val="595959"/>
-      <w:sz w:val="28"/>
-      <w:szCs w:val="28"/>
-    </w:rPr>
-  </w:style>
   <w:style w:type="paragraph" w:styleId="Heading1">
     <w:name w:val="Heading 1"/>
     <w:basedOn w:val="Normal"/>
@@ -10385,18 +9613,18 @@
     <w:qFormat/>
     <w:pPr>
       <w:pBdr>
-        <w:bottom w:val="single" w:color="2E75B6" w:sz="8" w:space="4"/>
+        <w:bottom w:val="single" w:color="1565C0" w:sz="6" w:space="4"/>
       </w:pBdr>
       <w:spacing w:after="180" w:before="360"/>
       <w:outlineLvl w:val="0"/>
     </w:pPr>
     <w:rPr>
-      <w:rFonts w:ascii="Calibri" w:cs="Calibri" w:eastAsia="Calibri" w:hAnsi="Calibri"/>
+      <w:rFonts w:ascii="Arial" w:cs="Arial" w:eastAsia="Arial" w:hAnsi="Arial"/>
       <w:b/>
       <w:bCs/>
-      <w:color w:val="1F3864"/>
-      <w:sz w:val="36"/>
-      <w:szCs w:val="36"/>
+      <w:color w:val="0A1F3D"/>
+      <w:sz w:val="32"/>
+      <w:szCs w:val="32"/>
     </w:rPr>
   </w:style>
   <w:style w:type="paragraph" w:styleId="Heading2">
@@ -10409,12 +9637,12 @@
       <w:outlineLvl w:val="1"/>
     </w:pPr>
     <w:rPr>
-      <w:rFonts w:ascii="Calibri" w:cs="Calibri" w:eastAsia="Calibri" w:hAnsi="Calibri"/>
+      <w:rFonts w:ascii="Arial" w:cs="Arial" w:eastAsia="Arial" w:hAnsi="Arial"/>
       <w:b/>
       <w:bCs/>
-      <w:color w:val="1F3864"/>
-      <w:sz w:val="28"/>
-      <w:szCs w:val="28"/>
+      <w:color w:val="0A1F3D"/>
+      <w:sz w:val="26"/>
+      <w:szCs w:val="26"/>
     </w:rPr>
   </w:style>
   <w:style w:type="paragraph" w:styleId="Heading3">
@@ -10427,26 +9655,12 @@
       <w:outlineLvl w:val="2"/>
     </w:pPr>
     <w:rPr>
-      <w:rFonts w:ascii="Calibri" w:cs="Calibri" w:eastAsia="Calibri" w:hAnsi="Calibri"/>
+      <w:rFonts w:ascii="Arial" w:cs="Arial" w:eastAsia="Arial" w:hAnsi="Arial"/>
       <w:b/>
       <w:bCs/>
-      <w:color w:val="2E75B6"/>
-      <w:sz w:val="24"/>
-      <w:szCs w:val="24"/>
-    </w:rPr>
-  </w:style>
-  <w:style w:type="paragraph" w:styleId="Code">
-    <w:name w:val="Code"/>
-    <w:basedOn w:val="Normal"/>
-    <w:next w:val="Normal"/>
-    <w:pPr>
-      <w:spacing w:after="80" w:before="80"/>
-    </w:pPr>
-    <w:rPr>
-      <w:rFonts w:ascii="Consolas" w:cs="Consolas" w:eastAsia="Consolas" w:hAnsi="Consolas"/>
-      <w:color w:val="1F1F1F"/>
-      <w:sz w:val="18"/>
-      <w:szCs w:val="18"/>
+      <w:color w:val="1565C0"/>
+      <w:sz w:val="22"/>
+      <w:szCs w:val="22"/>
     </w:rPr>
   </w:style>
 </w:styles>
